--- a/CÔNG TY TNHH XNK THỰC PHẨM SONG DƯƠNG/SongDuong_ThayDoiThanhVien/SongDuong_GiayDeNghi_Mau12.docx
+++ b/CÔNG TY TNHH XNK THỰC PHẨM SONG DƯƠNG/SongDuong_ThayDoiThanhVien/SongDuong_GiayDeNghi_Mau12.docx
@@ -468,7 +468,7 @@
                 <w:sz w:val="26"/>
                 <w:szCs w:val="26"/>
               </w:rPr>
-              <w:t xml:space="preserve">8 </w:t>
+              <w:t>8</w:t>
             </w:r>
             <w:r>
               <w:rPr>
@@ -5580,6 +5580,7 @@
           <w:sz w:val="28"/>
           <w:szCs w:val="28"/>
           <w:vertAlign w:val="superscript"/>
+          <w:lang w:val="fr-FR"/>
         </w:rPr>
       </w:pPr>
       <w:bookmarkStart w:id="5" w:name="_Hlk177941885"/>
@@ -5591,7 +5592,7 @@
           <w:kern w:val="28"/>
           <w:sz w:val="28"/>
           <w:szCs w:val="32"/>
-          <w:lang w:eastAsia="x-none"/>
+          <w:lang w:val="fr-FR" w:eastAsia="x-none"/>
         </w:rPr>
         <w:t xml:space="preserve">THÔNG BÁO </w:t>
       </w:r>
@@ -5600,6 +5601,7 @@
           <w:rFonts w:ascii="Times New Roman" w:eastAsia="Calibri" w:hAnsi="Times New Roman" w:cs="Times New Roman"/>
           <w:sz w:val="28"/>
           <w:szCs w:val="28"/>
+          <w:lang w:val="fr-FR"/>
         </w:rPr>
         <w:t xml:space="preserve">THAY ĐỔI </w:t>
       </w:r>
@@ -5609,6 +5611,7 @@
           <w:rFonts w:ascii="Times New Roman" w:eastAsia="Calibri" w:hAnsi="Times New Roman" w:cs="Times New Roman"/>
           <w:sz w:val="28"/>
           <w:szCs w:val="28"/>
+          <w:lang w:val="fr-FR"/>
         </w:rPr>
         <w:t>NGÀNH, NGHỀ KINH DOANH</w:t>
       </w:r>
@@ -5619,6 +5622,7 @@
           <w:sz w:val="28"/>
           <w:szCs w:val="28"/>
           <w:vertAlign w:val="superscript"/>
+          <w:lang w:val="fr-FR"/>
         </w:rPr>
         <w:footnoteReference w:customMarkFollows="1" w:id="2"/>
         <w:t>1</w:t>
@@ -5633,6 +5637,7 @@
           <w:rFonts w:ascii="Times New Roman" w:eastAsia="Calibri" w:hAnsi="Times New Roman" w:cs="Times New Roman"/>
           <w:sz w:val="28"/>
           <w:szCs w:val="28"/>
+          <w:lang w:val="fr-FR"/>
         </w:rPr>
       </w:pPr>
       <w:r>
@@ -5641,6 +5646,7 @@
           <w:b/>
           <w:sz w:val="28"/>
           <w:szCs w:val="28"/>
+          <w:lang w:val="fr-FR"/>
         </w:rPr>
         <w:t xml:space="preserve">1. </w:t>
       </w:r>
@@ -5651,6 +5657,7 @@
           <w:b/>
           <w:sz w:val="28"/>
           <w:szCs w:val="28"/>
+          <w:lang w:val="fr-FR"/>
         </w:rPr>
         <w:t>Bổ</w:t>
       </w:r>
@@ -5661,8 +5668,9 @@
           <w:b/>
           <w:sz w:val="28"/>
           <w:szCs w:val="28"/>
-        </w:rPr>
-        <w:t xml:space="preserve"> sung </w:t>
+          <w:lang w:val="fr-FR"/>
+        </w:rPr>
+        <w:t xml:space="preserve"> </w:t>
       </w:r>
       <w:proofErr w:type="spellStart"/>
       <w:r>
@@ -5671,6 +5679,29 @@
           <w:b/>
           <w:sz w:val="28"/>
           <w:szCs w:val="28"/>
+          <w:lang w:val="fr-FR"/>
+        </w:rPr>
+        <w:t>sung</w:t>
+      </w:r>
+      <w:proofErr w:type="spellEnd"/>
+      <w:r>
+        <w:rPr>
+          <w:rFonts w:ascii="Times New Roman" w:eastAsia="Calibri" w:hAnsi="Times New Roman" w:cs="Times New Roman"/>
+          <w:b/>
+          <w:sz w:val="28"/>
+          <w:szCs w:val="28"/>
+          <w:lang w:val="fr-FR"/>
+        </w:rPr>
+        <w:t xml:space="preserve"> </w:t>
+      </w:r>
+      <w:proofErr w:type="spellStart"/>
+      <w:r>
+        <w:rPr>
+          <w:rFonts w:ascii="Times New Roman" w:eastAsia="Calibri" w:hAnsi="Times New Roman" w:cs="Times New Roman"/>
+          <w:b/>
+          <w:sz w:val="28"/>
+          <w:szCs w:val="28"/>
+          <w:lang w:val="fr-FR"/>
         </w:rPr>
         <w:t>ngành</w:t>
       </w:r>
@@ -5681,6 +5712,7 @@
           <w:b/>
           <w:sz w:val="28"/>
           <w:szCs w:val="28"/>
+          <w:lang w:val="fr-FR"/>
         </w:rPr>
         <w:t xml:space="preserve">, </w:t>
       </w:r>
@@ -5691,6 +5723,7 @@
           <w:b/>
           <w:sz w:val="28"/>
           <w:szCs w:val="28"/>
+          <w:lang w:val="fr-FR"/>
         </w:rPr>
         <w:t>nghề</w:t>
       </w:r>
@@ -5701,6 +5734,7 @@
           <w:b/>
           <w:sz w:val="28"/>
           <w:szCs w:val="28"/>
+          <w:lang w:val="fr-FR"/>
         </w:rPr>
         <w:t xml:space="preserve"> </w:t>
       </w:r>
@@ -5711,6 +5745,7 @@
           <w:b/>
           <w:sz w:val="28"/>
           <w:szCs w:val="28"/>
+          <w:lang w:val="fr-FR"/>
         </w:rPr>
         <w:t>kinh</w:t>
       </w:r>
@@ -5721,6 +5756,7 @@
           <w:b/>
           <w:sz w:val="28"/>
           <w:szCs w:val="28"/>
+          <w:lang w:val="fr-FR"/>
         </w:rPr>
         <w:t xml:space="preserve"> </w:t>
       </w:r>
@@ -5731,6 +5767,7 @@
           <w:b/>
           <w:sz w:val="28"/>
           <w:szCs w:val="28"/>
+          <w:lang w:val="fr-FR"/>
         </w:rPr>
         <w:t>doanh</w:t>
       </w:r>
@@ -5741,6 +5778,7 @@
           <w:b/>
           <w:sz w:val="28"/>
           <w:szCs w:val="28"/>
+          <w:lang w:val="fr-FR"/>
         </w:rPr>
         <w:t xml:space="preserve"> </w:t>
       </w:r>
@@ -5751,6 +5789,7 @@
           <w:b/>
           <w:sz w:val="28"/>
           <w:szCs w:val="28"/>
+          <w:lang w:val="fr-FR"/>
         </w:rPr>
         <w:t>sau</w:t>
       </w:r>
@@ -5761,14 +5800,16 @@
           <w:b/>
           <w:sz w:val="28"/>
           <w:szCs w:val="28"/>
-        </w:rPr>
-        <w:t xml:space="preserve"> </w:t>
-      </w:r>
-      <w:r>
-        <w:rPr>
-          <w:rFonts w:ascii="Times New Roman" w:eastAsia="Calibri" w:hAnsi="Times New Roman" w:cs="Times New Roman"/>
-          <w:sz w:val="28"/>
-          <w:szCs w:val="28"/>
+          <w:lang w:val="fr-FR"/>
+        </w:rPr>
+        <w:t xml:space="preserve"> </w:t>
+      </w:r>
+      <w:r>
+        <w:rPr>
+          <w:rFonts w:ascii="Times New Roman" w:eastAsia="Calibri" w:hAnsi="Times New Roman" w:cs="Times New Roman"/>
+          <w:sz w:val="28"/>
+          <w:szCs w:val="28"/>
+          <w:lang w:val="fr-FR"/>
         </w:rPr>
         <w:t>(</w:t>
       </w:r>
@@ -5779,6 +5820,7 @@
           <w:i/>
           <w:sz w:val="28"/>
           <w:szCs w:val="28"/>
+          <w:lang w:val="fr-FR"/>
         </w:rPr>
         <w:t>kê</w:t>
       </w:r>
@@ -5789,16 +5831,18 @@
           <w:i/>
           <w:sz w:val="28"/>
           <w:szCs w:val="28"/>
-        </w:rPr>
-        <w:t xml:space="preserve"> </w:t>
-      </w:r>
-      <w:proofErr w:type="spellStart"/>
-      <w:r>
-        <w:rPr>
-          <w:rFonts w:ascii="Times New Roman" w:eastAsia="Calibri" w:hAnsi="Times New Roman" w:cs="Times New Roman"/>
-          <w:i/>
-          <w:sz w:val="28"/>
-          <w:szCs w:val="28"/>
+          <w:lang w:val="fr-FR"/>
+        </w:rPr>
+        <w:t xml:space="preserve"> </w:t>
+      </w:r>
+      <w:proofErr w:type="spellStart"/>
+      <w:r>
+        <w:rPr>
+          <w:rFonts w:ascii="Times New Roman" w:eastAsia="Calibri" w:hAnsi="Times New Roman" w:cs="Times New Roman"/>
+          <w:i/>
+          <w:sz w:val="28"/>
+          <w:szCs w:val="28"/>
+          <w:lang w:val="fr-FR"/>
         </w:rPr>
         <w:t>khai</w:t>
       </w:r>
@@ -5809,16 +5853,18 @@
           <w:i/>
           <w:sz w:val="28"/>
           <w:szCs w:val="28"/>
-        </w:rPr>
-        <w:t xml:space="preserve"> </w:t>
-      </w:r>
-      <w:proofErr w:type="spellStart"/>
-      <w:r>
-        <w:rPr>
-          <w:rFonts w:ascii="Times New Roman" w:eastAsia="Calibri" w:hAnsi="Times New Roman" w:cs="Times New Roman"/>
-          <w:i/>
-          <w:sz w:val="28"/>
-          <w:szCs w:val="28"/>
+          <w:lang w:val="fr-FR"/>
+        </w:rPr>
+        <w:t xml:space="preserve"> </w:t>
+      </w:r>
+      <w:proofErr w:type="spellStart"/>
+      <w:r>
+        <w:rPr>
+          <w:rFonts w:ascii="Times New Roman" w:eastAsia="Calibri" w:hAnsi="Times New Roman" w:cs="Times New Roman"/>
+          <w:i/>
+          <w:sz w:val="28"/>
+          <w:szCs w:val="28"/>
+          <w:lang w:val="fr-FR"/>
         </w:rPr>
         <w:t>trong</w:t>
       </w:r>
@@ -5829,16 +5875,18 @@
           <w:i/>
           <w:sz w:val="28"/>
           <w:szCs w:val="28"/>
-        </w:rPr>
-        <w:t xml:space="preserve"> </w:t>
-      </w:r>
-      <w:proofErr w:type="spellStart"/>
-      <w:r>
-        <w:rPr>
-          <w:rFonts w:ascii="Times New Roman" w:eastAsia="Calibri" w:hAnsi="Times New Roman" w:cs="Times New Roman"/>
-          <w:i/>
-          <w:sz w:val="28"/>
-          <w:szCs w:val="28"/>
+          <w:lang w:val="fr-FR"/>
+        </w:rPr>
+        <w:t xml:space="preserve"> </w:t>
+      </w:r>
+      <w:proofErr w:type="spellStart"/>
+      <w:r>
+        <w:rPr>
+          <w:rFonts w:ascii="Times New Roman" w:eastAsia="Calibri" w:hAnsi="Times New Roman" w:cs="Times New Roman"/>
+          <w:i/>
+          <w:sz w:val="28"/>
+          <w:szCs w:val="28"/>
+          <w:lang w:val="fr-FR"/>
         </w:rPr>
         <w:t>trường</w:t>
       </w:r>
@@ -5849,16 +5897,18 @@
           <w:i/>
           <w:sz w:val="28"/>
           <w:szCs w:val="28"/>
-        </w:rPr>
-        <w:t xml:space="preserve"> </w:t>
-      </w:r>
-      <w:proofErr w:type="spellStart"/>
-      <w:r>
-        <w:rPr>
-          <w:rFonts w:ascii="Times New Roman" w:eastAsia="Calibri" w:hAnsi="Times New Roman" w:cs="Times New Roman"/>
-          <w:i/>
-          <w:sz w:val="28"/>
-          <w:szCs w:val="28"/>
+          <w:lang w:val="fr-FR"/>
+        </w:rPr>
+        <w:t xml:space="preserve"> </w:t>
+      </w:r>
+      <w:proofErr w:type="spellStart"/>
+      <w:r>
+        <w:rPr>
+          <w:rFonts w:ascii="Times New Roman" w:eastAsia="Calibri" w:hAnsi="Times New Roman" w:cs="Times New Roman"/>
+          <w:i/>
+          <w:sz w:val="28"/>
+          <w:szCs w:val="28"/>
+          <w:lang w:val="fr-FR"/>
         </w:rPr>
         <w:t>hợp</w:t>
       </w:r>
@@ -5869,16 +5919,18 @@
           <w:i/>
           <w:sz w:val="28"/>
           <w:szCs w:val="28"/>
-        </w:rPr>
-        <w:t xml:space="preserve"> </w:t>
-      </w:r>
-      <w:proofErr w:type="spellStart"/>
-      <w:r>
-        <w:rPr>
-          <w:rFonts w:ascii="Times New Roman" w:eastAsia="Calibri" w:hAnsi="Times New Roman" w:cs="Times New Roman"/>
-          <w:i/>
-          <w:sz w:val="28"/>
-          <w:szCs w:val="28"/>
+          <w:lang w:val="fr-FR"/>
+        </w:rPr>
+        <w:t xml:space="preserve"> </w:t>
+      </w:r>
+      <w:proofErr w:type="spellStart"/>
+      <w:r>
+        <w:rPr>
+          <w:rFonts w:ascii="Times New Roman" w:eastAsia="Calibri" w:hAnsi="Times New Roman" w:cs="Times New Roman"/>
+          <w:i/>
+          <w:sz w:val="28"/>
+          <w:szCs w:val="28"/>
+          <w:lang w:val="fr-FR"/>
         </w:rPr>
         <w:t>doanh</w:t>
       </w:r>
@@ -5889,16 +5941,18 @@
           <w:i/>
           <w:sz w:val="28"/>
           <w:szCs w:val="28"/>
-        </w:rPr>
-        <w:t xml:space="preserve"> </w:t>
-      </w:r>
-      <w:proofErr w:type="spellStart"/>
-      <w:r>
-        <w:rPr>
-          <w:rFonts w:ascii="Times New Roman" w:eastAsia="Calibri" w:hAnsi="Times New Roman" w:cs="Times New Roman"/>
-          <w:i/>
-          <w:sz w:val="28"/>
-          <w:szCs w:val="28"/>
+          <w:lang w:val="fr-FR"/>
+        </w:rPr>
+        <w:t xml:space="preserve"> </w:t>
+      </w:r>
+      <w:proofErr w:type="spellStart"/>
+      <w:r>
+        <w:rPr>
+          <w:rFonts w:ascii="Times New Roman" w:eastAsia="Calibri" w:hAnsi="Times New Roman" w:cs="Times New Roman"/>
+          <w:i/>
+          <w:sz w:val="28"/>
+          <w:szCs w:val="28"/>
+          <w:lang w:val="fr-FR"/>
         </w:rPr>
         <w:t>nghiệp</w:t>
       </w:r>
@@ -5909,16 +5963,18 @@
           <w:i/>
           <w:sz w:val="28"/>
           <w:szCs w:val="28"/>
-        </w:rPr>
-        <w:t xml:space="preserve"> </w:t>
-      </w:r>
-      <w:proofErr w:type="spellStart"/>
-      <w:r>
-        <w:rPr>
-          <w:rFonts w:ascii="Times New Roman" w:eastAsia="Calibri" w:hAnsi="Times New Roman" w:cs="Times New Roman"/>
-          <w:i/>
-          <w:sz w:val="28"/>
-          <w:szCs w:val="28"/>
+          <w:lang w:val="fr-FR"/>
+        </w:rPr>
+        <w:t xml:space="preserve"> </w:t>
+      </w:r>
+      <w:proofErr w:type="spellStart"/>
+      <w:r>
+        <w:rPr>
+          <w:rFonts w:ascii="Times New Roman" w:eastAsia="Calibri" w:hAnsi="Times New Roman" w:cs="Times New Roman"/>
+          <w:i/>
+          <w:sz w:val="28"/>
+          <w:szCs w:val="28"/>
+          <w:lang w:val="fr-FR"/>
         </w:rPr>
         <w:t>thông</w:t>
       </w:r>
@@ -5929,16 +5985,18 @@
           <w:i/>
           <w:sz w:val="28"/>
           <w:szCs w:val="28"/>
-        </w:rPr>
-        <w:t xml:space="preserve"> </w:t>
-      </w:r>
-      <w:proofErr w:type="spellStart"/>
-      <w:r>
-        <w:rPr>
-          <w:rFonts w:ascii="Times New Roman" w:eastAsia="Calibri" w:hAnsi="Times New Roman" w:cs="Times New Roman"/>
-          <w:i/>
-          <w:sz w:val="28"/>
-          <w:szCs w:val="28"/>
+          <w:lang w:val="fr-FR"/>
+        </w:rPr>
+        <w:t xml:space="preserve"> </w:t>
+      </w:r>
+      <w:proofErr w:type="spellStart"/>
+      <w:r>
+        <w:rPr>
+          <w:rFonts w:ascii="Times New Roman" w:eastAsia="Calibri" w:hAnsi="Times New Roman" w:cs="Times New Roman"/>
+          <w:i/>
+          <w:sz w:val="28"/>
+          <w:szCs w:val="28"/>
+          <w:lang w:val="fr-FR"/>
         </w:rPr>
         <w:t>báo</w:t>
       </w:r>
@@ -5949,16 +6007,18 @@
           <w:i/>
           <w:sz w:val="28"/>
           <w:szCs w:val="28"/>
-        </w:rPr>
-        <w:t xml:space="preserve"> </w:t>
-      </w:r>
-      <w:proofErr w:type="spellStart"/>
-      <w:r>
-        <w:rPr>
-          <w:rFonts w:ascii="Times New Roman" w:eastAsia="Calibri" w:hAnsi="Times New Roman" w:cs="Times New Roman"/>
-          <w:i/>
-          <w:sz w:val="28"/>
-          <w:szCs w:val="28"/>
+          <w:lang w:val="fr-FR"/>
+        </w:rPr>
+        <w:t xml:space="preserve"> </w:t>
+      </w:r>
+      <w:proofErr w:type="spellStart"/>
+      <w:r>
+        <w:rPr>
+          <w:rFonts w:ascii="Times New Roman" w:eastAsia="Calibri" w:hAnsi="Times New Roman" w:cs="Times New Roman"/>
+          <w:i/>
+          <w:sz w:val="28"/>
+          <w:szCs w:val="28"/>
+          <w:lang w:val="fr-FR"/>
         </w:rPr>
         <w:t>bổ</w:t>
       </w:r>
@@ -5969,16 +6029,40 @@
           <w:i/>
           <w:sz w:val="28"/>
           <w:szCs w:val="28"/>
-        </w:rPr>
-        <w:t xml:space="preserve"> sung </w:t>
-      </w:r>
-      <w:proofErr w:type="spellStart"/>
-      <w:r>
-        <w:rPr>
-          <w:rFonts w:ascii="Times New Roman" w:eastAsia="Calibri" w:hAnsi="Times New Roman" w:cs="Times New Roman"/>
-          <w:i/>
-          <w:sz w:val="28"/>
-          <w:szCs w:val="28"/>
+          <w:lang w:val="fr-FR"/>
+        </w:rPr>
+        <w:t xml:space="preserve"> </w:t>
+      </w:r>
+      <w:proofErr w:type="spellStart"/>
+      <w:r>
+        <w:rPr>
+          <w:rFonts w:ascii="Times New Roman" w:eastAsia="Calibri" w:hAnsi="Times New Roman" w:cs="Times New Roman"/>
+          <w:i/>
+          <w:sz w:val="28"/>
+          <w:szCs w:val="28"/>
+          <w:lang w:val="fr-FR"/>
+        </w:rPr>
+        <w:t>sung</w:t>
+      </w:r>
+      <w:proofErr w:type="spellEnd"/>
+      <w:r>
+        <w:rPr>
+          <w:rFonts w:ascii="Times New Roman" w:eastAsia="Calibri" w:hAnsi="Times New Roman" w:cs="Times New Roman"/>
+          <w:i/>
+          <w:sz w:val="28"/>
+          <w:szCs w:val="28"/>
+          <w:lang w:val="fr-FR"/>
+        </w:rPr>
+        <w:t xml:space="preserve"> </w:t>
+      </w:r>
+      <w:proofErr w:type="spellStart"/>
+      <w:r>
+        <w:rPr>
+          <w:rFonts w:ascii="Times New Roman" w:eastAsia="Calibri" w:hAnsi="Times New Roman" w:cs="Times New Roman"/>
+          <w:i/>
+          <w:sz w:val="28"/>
+          <w:szCs w:val="28"/>
+          <w:lang w:val="fr-FR"/>
         </w:rPr>
         <w:t>ngành</w:t>
       </w:r>
@@ -5989,6 +6073,7 @@
           <w:i/>
           <w:sz w:val="28"/>
           <w:szCs w:val="28"/>
+          <w:lang w:val="fr-FR"/>
         </w:rPr>
         <w:t xml:space="preserve">, </w:t>
       </w:r>
@@ -5999,6 +6084,7 @@
           <w:i/>
           <w:sz w:val="28"/>
           <w:szCs w:val="28"/>
+          <w:lang w:val="fr-FR"/>
         </w:rPr>
         <w:t>nghề</w:t>
       </w:r>
@@ -6009,16 +6095,18 @@
           <w:i/>
           <w:sz w:val="28"/>
           <w:szCs w:val="28"/>
-        </w:rPr>
-        <w:t xml:space="preserve"> </w:t>
-      </w:r>
-      <w:proofErr w:type="spellStart"/>
-      <w:r>
-        <w:rPr>
-          <w:rFonts w:ascii="Times New Roman" w:eastAsia="Calibri" w:hAnsi="Times New Roman" w:cs="Times New Roman"/>
-          <w:i/>
-          <w:sz w:val="28"/>
-          <w:szCs w:val="28"/>
+          <w:lang w:val="fr-FR"/>
+        </w:rPr>
+        <w:t xml:space="preserve"> </w:t>
+      </w:r>
+      <w:proofErr w:type="spellStart"/>
+      <w:r>
+        <w:rPr>
+          <w:rFonts w:ascii="Times New Roman" w:eastAsia="Calibri" w:hAnsi="Times New Roman" w:cs="Times New Roman"/>
+          <w:i/>
+          <w:sz w:val="28"/>
+          <w:szCs w:val="28"/>
+          <w:lang w:val="fr-FR"/>
         </w:rPr>
         <w:t>kinh</w:t>
       </w:r>
@@ -6029,16 +6117,18 @@
           <w:i/>
           <w:sz w:val="28"/>
           <w:szCs w:val="28"/>
-        </w:rPr>
-        <w:t xml:space="preserve"> </w:t>
-      </w:r>
-      <w:proofErr w:type="spellStart"/>
-      <w:r>
-        <w:rPr>
-          <w:rFonts w:ascii="Times New Roman" w:eastAsia="Calibri" w:hAnsi="Times New Roman" w:cs="Times New Roman"/>
-          <w:i/>
-          <w:sz w:val="28"/>
-          <w:szCs w:val="28"/>
+          <w:lang w:val="fr-FR"/>
+        </w:rPr>
+        <w:t xml:space="preserve"> </w:t>
+      </w:r>
+      <w:proofErr w:type="spellStart"/>
+      <w:r>
+        <w:rPr>
+          <w:rFonts w:ascii="Times New Roman" w:eastAsia="Calibri" w:hAnsi="Times New Roman" w:cs="Times New Roman"/>
+          <w:i/>
+          <w:sz w:val="28"/>
+          <w:szCs w:val="28"/>
+          <w:lang w:val="fr-FR"/>
         </w:rPr>
         <w:t>doanh</w:t>
       </w:r>
@@ -6049,16 +6139,18 @@
           <w:i/>
           <w:sz w:val="28"/>
           <w:szCs w:val="28"/>
-        </w:rPr>
-        <w:t xml:space="preserve"> </w:t>
-      </w:r>
-      <w:proofErr w:type="spellStart"/>
-      <w:r>
-        <w:rPr>
-          <w:rFonts w:ascii="Times New Roman" w:eastAsia="Calibri" w:hAnsi="Times New Roman" w:cs="Times New Roman"/>
-          <w:i/>
-          <w:sz w:val="28"/>
-          <w:szCs w:val="28"/>
+          <w:lang w:val="fr-FR"/>
+        </w:rPr>
+        <w:t xml:space="preserve"> </w:t>
+      </w:r>
+      <w:proofErr w:type="spellStart"/>
+      <w:r>
+        <w:rPr>
+          <w:rFonts w:ascii="Times New Roman" w:eastAsia="Calibri" w:hAnsi="Times New Roman" w:cs="Times New Roman"/>
+          <w:i/>
+          <w:sz w:val="28"/>
+          <w:szCs w:val="28"/>
+          <w:lang w:val="fr-FR"/>
         </w:rPr>
         <w:t>vào</w:t>
       </w:r>
@@ -6069,16 +6161,18 @@
           <w:i/>
           <w:sz w:val="28"/>
           <w:szCs w:val="28"/>
-        </w:rPr>
-        <w:t xml:space="preserve"> </w:t>
-      </w:r>
-      <w:proofErr w:type="spellStart"/>
-      <w:r>
-        <w:rPr>
-          <w:rFonts w:ascii="Times New Roman" w:eastAsia="Calibri" w:hAnsi="Times New Roman" w:cs="Times New Roman"/>
-          <w:i/>
-          <w:sz w:val="28"/>
-          <w:szCs w:val="28"/>
+          <w:lang w:val="fr-FR"/>
+        </w:rPr>
+        <w:t xml:space="preserve"> </w:t>
+      </w:r>
+      <w:proofErr w:type="spellStart"/>
+      <w:r>
+        <w:rPr>
+          <w:rFonts w:ascii="Times New Roman" w:eastAsia="Calibri" w:hAnsi="Times New Roman" w:cs="Times New Roman"/>
+          <w:i/>
+          <w:sz w:val="28"/>
+          <w:szCs w:val="28"/>
+          <w:lang w:val="fr-FR"/>
         </w:rPr>
         <w:t>danh</w:t>
       </w:r>
@@ -6089,16 +6183,18 @@
           <w:i/>
           <w:sz w:val="28"/>
           <w:szCs w:val="28"/>
-        </w:rPr>
-        <w:t xml:space="preserve"> </w:t>
-      </w:r>
-      <w:proofErr w:type="spellStart"/>
-      <w:r>
-        <w:rPr>
-          <w:rFonts w:ascii="Times New Roman" w:eastAsia="Calibri" w:hAnsi="Times New Roman" w:cs="Times New Roman"/>
-          <w:i/>
-          <w:sz w:val="28"/>
-          <w:szCs w:val="28"/>
+          <w:lang w:val="fr-FR"/>
+        </w:rPr>
+        <w:t xml:space="preserve"> </w:t>
+      </w:r>
+      <w:proofErr w:type="spellStart"/>
+      <w:r>
+        <w:rPr>
+          <w:rFonts w:ascii="Times New Roman" w:eastAsia="Calibri" w:hAnsi="Times New Roman" w:cs="Times New Roman"/>
+          <w:i/>
+          <w:sz w:val="28"/>
+          <w:szCs w:val="28"/>
+          <w:lang w:val="fr-FR"/>
         </w:rPr>
         <w:t>sách</w:t>
       </w:r>
@@ -6109,16 +6205,18 @@
           <w:i/>
           <w:sz w:val="28"/>
           <w:szCs w:val="28"/>
-        </w:rPr>
-        <w:t xml:space="preserve"> </w:t>
-      </w:r>
-      <w:proofErr w:type="spellStart"/>
-      <w:r>
-        <w:rPr>
-          <w:rFonts w:ascii="Times New Roman" w:eastAsia="Calibri" w:hAnsi="Times New Roman" w:cs="Times New Roman"/>
-          <w:i/>
-          <w:sz w:val="28"/>
-          <w:szCs w:val="28"/>
+          <w:lang w:val="fr-FR"/>
+        </w:rPr>
+        <w:t xml:space="preserve"> </w:t>
+      </w:r>
+      <w:proofErr w:type="spellStart"/>
+      <w:r>
+        <w:rPr>
+          <w:rFonts w:ascii="Times New Roman" w:eastAsia="Calibri" w:hAnsi="Times New Roman" w:cs="Times New Roman"/>
+          <w:i/>
+          <w:sz w:val="28"/>
+          <w:szCs w:val="28"/>
+          <w:lang w:val="fr-FR"/>
         </w:rPr>
         <w:t>ngành</w:t>
       </w:r>
@@ -6129,6 +6227,7 @@
           <w:i/>
           <w:sz w:val="28"/>
           <w:szCs w:val="28"/>
+          <w:lang w:val="fr-FR"/>
         </w:rPr>
         <w:t xml:space="preserve">, </w:t>
       </w:r>
@@ -6139,6 +6238,7 @@
           <w:i/>
           <w:sz w:val="28"/>
           <w:szCs w:val="28"/>
+          <w:lang w:val="fr-FR"/>
         </w:rPr>
         <w:t>nghề</w:t>
       </w:r>
@@ -6149,16 +6249,18 @@
           <w:i/>
           <w:sz w:val="28"/>
           <w:szCs w:val="28"/>
-        </w:rPr>
-        <w:t xml:space="preserve"> </w:t>
-      </w:r>
-      <w:proofErr w:type="spellStart"/>
-      <w:r>
-        <w:rPr>
-          <w:rFonts w:ascii="Times New Roman" w:eastAsia="Calibri" w:hAnsi="Times New Roman" w:cs="Times New Roman"/>
-          <w:i/>
-          <w:sz w:val="28"/>
-          <w:szCs w:val="28"/>
+          <w:lang w:val="fr-FR"/>
+        </w:rPr>
+        <w:t xml:space="preserve"> </w:t>
+      </w:r>
+      <w:proofErr w:type="spellStart"/>
+      <w:r>
+        <w:rPr>
+          <w:rFonts w:ascii="Times New Roman" w:eastAsia="Calibri" w:hAnsi="Times New Roman" w:cs="Times New Roman"/>
+          <w:i/>
+          <w:sz w:val="28"/>
+          <w:szCs w:val="28"/>
+          <w:lang w:val="fr-FR"/>
         </w:rPr>
         <w:t>kinh</w:t>
       </w:r>
@@ -6169,16 +6271,18 @@
           <w:i/>
           <w:sz w:val="28"/>
           <w:szCs w:val="28"/>
-        </w:rPr>
-        <w:t xml:space="preserve"> </w:t>
-      </w:r>
-      <w:proofErr w:type="spellStart"/>
-      <w:r>
-        <w:rPr>
-          <w:rFonts w:ascii="Times New Roman" w:eastAsia="Calibri" w:hAnsi="Times New Roman" w:cs="Times New Roman"/>
-          <w:i/>
-          <w:sz w:val="28"/>
-          <w:szCs w:val="28"/>
+          <w:lang w:val="fr-FR"/>
+        </w:rPr>
+        <w:t xml:space="preserve"> </w:t>
+      </w:r>
+      <w:proofErr w:type="spellStart"/>
+      <w:r>
+        <w:rPr>
+          <w:rFonts w:ascii="Times New Roman" w:eastAsia="Calibri" w:hAnsi="Times New Roman" w:cs="Times New Roman"/>
+          <w:i/>
+          <w:sz w:val="28"/>
+          <w:szCs w:val="28"/>
+          <w:lang w:val="fr-FR"/>
         </w:rPr>
         <w:t>doanh</w:t>
       </w:r>
@@ -6189,16 +6293,18 @@
           <w:i/>
           <w:sz w:val="28"/>
           <w:szCs w:val="28"/>
-        </w:rPr>
-        <w:t xml:space="preserve"> </w:t>
-      </w:r>
-      <w:proofErr w:type="spellStart"/>
-      <w:r>
-        <w:rPr>
-          <w:rFonts w:ascii="Times New Roman" w:eastAsia="Calibri" w:hAnsi="Times New Roman" w:cs="Times New Roman"/>
-          <w:i/>
-          <w:sz w:val="28"/>
-          <w:szCs w:val="28"/>
+          <w:lang w:val="fr-FR"/>
+        </w:rPr>
+        <w:t xml:space="preserve"> </w:t>
+      </w:r>
+      <w:proofErr w:type="spellStart"/>
+      <w:r>
+        <w:rPr>
+          <w:rFonts w:ascii="Times New Roman" w:eastAsia="Calibri" w:hAnsi="Times New Roman" w:cs="Times New Roman"/>
+          <w:i/>
+          <w:sz w:val="28"/>
+          <w:szCs w:val="28"/>
+          <w:lang w:val="fr-FR"/>
         </w:rPr>
         <w:t>đã</w:t>
       </w:r>
@@ -6209,16 +6315,18 @@
           <w:i/>
           <w:sz w:val="28"/>
           <w:szCs w:val="28"/>
-        </w:rPr>
-        <w:t xml:space="preserve"> </w:t>
-      </w:r>
-      <w:proofErr w:type="spellStart"/>
-      <w:r>
-        <w:rPr>
-          <w:rFonts w:ascii="Times New Roman" w:eastAsia="Calibri" w:hAnsi="Times New Roman" w:cs="Times New Roman"/>
-          <w:i/>
-          <w:sz w:val="28"/>
-          <w:szCs w:val="28"/>
+          <w:lang w:val="fr-FR"/>
+        </w:rPr>
+        <w:t xml:space="preserve"> </w:t>
+      </w:r>
+      <w:proofErr w:type="spellStart"/>
+      <w:r>
+        <w:rPr>
+          <w:rFonts w:ascii="Times New Roman" w:eastAsia="Calibri" w:hAnsi="Times New Roman" w:cs="Times New Roman"/>
+          <w:i/>
+          <w:sz w:val="28"/>
+          <w:szCs w:val="28"/>
+          <w:lang w:val="fr-FR"/>
         </w:rPr>
         <w:t>đăng</w:t>
       </w:r>
@@ -6229,16 +6337,18 @@
           <w:i/>
           <w:sz w:val="28"/>
           <w:szCs w:val="28"/>
-        </w:rPr>
-        <w:t xml:space="preserve"> </w:t>
-      </w:r>
-      <w:proofErr w:type="spellStart"/>
-      <w:r>
-        <w:rPr>
-          <w:rFonts w:ascii="Times New Roman" w:eastAsia="Calibri" w:hAnsi="Times New Roman" w:cs="Times New Roman"/>
-          <w:i/>
-          <w:sz w:val="28"/>
-          <w:szCs w:val="28"/>
+          <w:lang w:val="fr-FR"/>
+        </w:rPr>
+        <w:t xml:space="preserve"> </w:t>
+      </w:r>
+      <w:proofErr w:type="spellStart"/>
+      <w:r>
+        <w:rPr>
+          <w:rFonts w:ascii="Times New Roman" w:eastAsia="Calibri" w:hAnsi="Times New Roman" w:cs="Times New Roman"/>
+          <w:i/>
+          <w:sz w:val="28"/>
+          <w:szCs w:val="28"/>
+          <w:lang w:val="fr-FR"/>
         </w:rPr>
         <w:t>ký</w:t>
       </w:r>
@@ -6249,16 +6359,18 @@
           <w:i/>
           <w:sz w:val="28"/>
           <w:szCs w:val="28"/>
-        </w:rPr>
-        <w:t xml:space="preserve"> </w:t>
-      </w:r>
-      <w:proofErr w:type="spellStart"/>
-      <w:r>
-        <w:rPr>
-          <w:rFonts w:ascii="Times New Roman" w:eastAsia="Calibri" w:hAnsi="Times New Roman" w:cs="Times New Roman"/>
-          <w:i/>
-          <w:sz w:val="28"/>
-          <w:szCs w:val="28"/>
+          <w:lang w:val="fr-FR"/>
+        </w:rPr>
+        <w:t xml:space="preserve"> </w:t>
+      </w:r>
+      <w:proofErr w:type="spellStart"/>
+      <w:r>
+        <w:rPr>
+          <w:rFonts w:ascii="Times New Roman" w:eastAsia="Calibri" w:hAnsi="Times New Roman" w:cs="Times New Roman"/>
+          <w:i/>
+          <w:sz w:val="28"/>
+          <w:szCs w:val="28"/>
+          <w:lang w:val="fr-FR"/>
         </w:rPr>
         <w:t>với</w:t>
       </w:r>
@@ -6269,16 +6381,18 @@
           <w:i/>
           <w:sz w:val="28"/>
           <w:szCs w:val="28"/>
-        </w:rPr>
-        <w:t xml:space="preserve"> </w:t>
-      </w:r>
-      <w:proofErr w:type="spellStart"/>
-      <w:r>
-        <w:rPr>
-          <w:rFonts w:ascii="Times New Roman" w:eastAsia="Calibri" w:hAnsi="Times New Roman" w:cs="Times New Roman"/>
-          <w:i/>
-          <w:sz w:val="28"/>
-          <w:szCs w:val="28"/>
+          <w:lang w:val="fr-FR"/>
+        </w:rPr>
+        <w:t xml:space="preserve"> </w:t>
+      </w:r>
+      <w:proofErr w:type="spellStart"/>
+      <w:r>
+        <w:rPr>
+          <w:rFonts w:ascii="Times New Roman" w:eastAsia="Calibri" w:hAnsi="Times New Roman" w:cs="Times New Roman"/>
+          <w:i/>
+          <w:sz w:val="28"/>
+          <w:szCs w:val="28"/>
+          <w:lang w:val="fr-FR"/>
         </w:rPr>
         <w:t>cơ</w:t>
       </w:r>
@@ -6289,16 +6403,18 @@
           <w:i/>
           <w:sz w:val="28"/>
           <w:szCs w:val="28"/>
-        </w:rPr>
-        <w:t xml:space="preserve"> </w:t>
-      </w:r>
-      <w:proofErr w:type="spellStart"/>
-      <w:r>
-        <w:rPr>
-          <w:rFonts w:ascii="Times New Roman" w:eastAsia="Calibri" w:hAnsi="Times New Roman" w:cs="Times New Roman"/>
-          <w:i/>
-          <w:sz w:val="28"/>
-          <w:szCs w:val="28"/>
+          <w:lang w:val="fr-FR"/>
+        </w:rPr>
+        <w:t xml:space="preserve"> </w:t>
+      </w:r>
+      <w:proofErr w:type="spellStart"/>
+      <w:r>
+        <w:rPr>
+          <w:rFonts w:ascii="Times New Roman" w:eastAsia="Calibri" w:hAnsi="Times New Roman" w:cs="Times New Roman"/>
+          <w:i/>
+          <w:sz w:val="28"/>
+          <w:szCs w:val="28"/>
+          <w:lang w:val="fr-FR"/>
         </w:rPr>
         <w:t>quan</w:t>
       </w:r>
@@ -6309,16 +6425,18 @@
           <w:i/>
           <w:sz w:val="28"/>
           <w:szCs w:val="28"/>
-        </w:rPr>
-        <w:t xml:space="preserve"> </w:t>
-      </w:r>
-      <w:proofErr w:type="spellStart"/>
-      <w:r>
-        <w:rPr>
-          <w:rFonts w:ascii="Times New Roman" w:eastAsia="Calibri" w:hAnsi="Times New Roman" w:cs="Times New Roman"/>
-          <w:i/>
-          <w:sz w:val="28"/>
-          <w:szCs w:val="28"/>
+          <w:lang w:val="fr-FR"/>
+        </w:rPr>
+        <w:t xml:space="preserve"> </w:t>
+      </w:r>
+      <w:proofErr w:type="spellStart"/>
+      <w:r>
+        <w:rPr>
+          <w:rFonts w:ascii="Times New Roman" w:eastAsia="Calibri" w:hAnsi="Times New Roman" w:cs="Times New Roman"/>
+          <w:i/>
+          <w:sz w:val="28"/>
+          <w:szCs w:val="28"/>
+          <w:lang w:val="fr-FR"/>
         </w:rPr>
         <w:t>đăng</w:t>
       </w:r>
@@ -6329,16 +6447,18 @@
           <w:i/>
           <w:sz w:val="28"/>
           <w:szCs w:val="28"/>
-        </w:rPr>
-        <w:t xml:space="preserve"> </w:t>
-      </w:r>
-      <w:proofErr w:type="spellStart"/>
-      <w:r>
-        <w:rPr>
-          <w:rFonts w:ascii="Times New Roman" w:eastAsia="Calibri" w:hAnsi="Times New Roman" w:cs="Times New Roman"/>
-          <w:i/>
-          <w:sz w:val="28"/>
-          <w:szCs w:val="28"/>
+          <w:lang w:val="fr-FR"/>
+        </w:rPr>
+        <w:t xml:space="preserve"> </w:t>
+      </w:r>
+      <w:proofErr w:type="spellStart"/>
+      <w:r>
+        <w:rPr>
+          <w:rFonts w:ascii="Times New Roman" w:eastAsia="Calibri" w:hAnsi="Times New Roman" w:cs="Times New Roman"/>
+          <w:i/>
+          <w:sz w:val="28"/>
+          <w:szCs w:val="28"/>
+          <w:lang w:val="fr-FR"/>
         </w:rPr>
         <w:t>ký</w:t>
       </w:r>
@@ -6349,16 +6469,18 @@
           <w:i/>
           <w:sz w:val="28"/>
           <w:szCs w:val="28"/>
-        </w:rPr>
-        <w:t xml:space="preserve"> </w:t>
-      </w:r>
-      <w:proofErr w:type="spellStart"/>
-      <w:r>
-        <w:rPr>
-          <w:rFonts w:ascii="Times New Roman" w:eastAsia="Calibri" w:hAnsi="Times New Roman" w:cs="Times New Roman"/>
-          <w:i/>
-          <w:sz w:val="28"/>
-          <w:szCs w:val="28"/>
+          <w:lang w:val="fr-FR"/>
+        </w:rPr>
+        <w:t xml:space="preserve"> </w:t>
+      </w:r>
+      <w:proofErr w:type="spellStart"/>
+      <w:r>
+        <w:rPr>
+          <w:rFonts w:ascii="Times New Roman" w:eastAsia="Calibri" w:hAnsi="Times New Roman" w:cs="Times New Roman"/>
+          <w:i/>
+          <w:sz w:val="28"/>
+          <w:szCs w:val="28"/>
+          <w:lang w:val="fr-FR"/>
         </w:rPr>
         <w:t>kinh</w:t>
       </w:r>
@@ -6369,16 +6491,18 @@
           <w:i/>
           <w:sz w:val="28"/>
           <w:szCs w:val="28"/>
-        </w:rPr>
-        <w:t xml:space="preserve"> </w:t>
-      </w:r>
-      <w:proofErr w:type="spellStart"/>
-      <w:r>
-        <w:rPr>
-          <w:rFonts w:ascii="Times New Roman" w:eastAsia="Calibri" w:hAnsi="Times New Roman" w:cs="Times New Roman"/>
-          <w:i/>
-          <w:sz w:val="28"/>
-          <w:szCs w:val="28"/>
+          <w:lang w:val="fr-FR"/>
+        </w:rPr>
+        <w:t xml:space="preserve"> </w:t>
+      </w:r>
+      <w:proofErr w:type="spellStart"/>
+      <w:r>
+        <w:rPr>
+          <w:rFonts w:ascii="Times New Roman" w:eastAsia="Calibri" w:hAnsi="Times New Roman" w:cs="Times New Roman"/>
+          <w:i/>
+          <w:sz w:val="28"/>
+          <w:szCs w:val="28"/>
+          <w:lang w:val="fr-FR"/>
         </w:rPr>
         <w:t>doanh</w:t>
       </w:r>
@@ -6388,39 +6512,44 @@
           <w:rFonts w:ascii="Times New Roman" w:eastAsia="Calibri" w:hAnsi="Times New Roman" w:cs="Times New Roman"/>
           <w:sz w:val="28"/>
           <w:szCs w:val="28"/>
+          <w:lang w:val="fr-FR"/>
         </w:rPr>
         <w:t>):</w:t>
       </w:r>
     </w:p>
     <w:tbl>
       <w:tblPr>
-        <w:tblStyle w:val="TableGrid1"/>
-        <w:tblW w:w="0" w:type="auto"/>
+        <w:tblStyle w:val="TableGrid"/>
+        <w:tblW w:w="5000" w:type="pct"/>
         <w:jc w:val="center"/>
         <w:tblLook w:val="04A0" w:firstRow="1" w:lastRow="0" w:firstColumn="1" w:lastColumn="0" w:noHBand="0" w:noVBand="1"/>
       </w:tblPr>
       <w:tblGrid>
-        <w:gridCol w:w="632"/>
-        <w:gridCol w:w="5016"/>
-        <w:gridCol w:w="1176"/>
-        <w:gridCol w:w="1421"/>
+        <w:gridCol w:w="576"/>
+        <w:gridCol w:w="748"/>
+        <w:gridCol w:w="6411"/>
+        <w:gridCol w:w="1327"/>
       </w:tblGrid>
       <w:tr>
         <w:trPr>
+          <w:tblHeader/>
           <w:jc w:val="center"/>
         </w:trPr>
         <w:tc>
           <w:tcPr>
-            <w:tcW w:w="0" w:type="auto"/>
+            <w:tcW w:w="277" w:type="pct"/>
             <w:shd w:val="clear" w:color="auto" w:fill="D9EAF7"/>
+            <w:tcMar>
+              <w:top w:w="80" w:type="dxa"/>
+              <w:left w:w="80" w:type="dxa"/>
+              <w:bottom w:w="80" w:type="dxa"/>
+              <w:right w:w="80" w:type="dxa"/>
+            </w:tcMar>
             <w:vAlign w:val="center"/>
           </w:tcPr>
           <w:p>
             <w:pPr>
               <w:jc w:val="center"/>
-              <w:rPr>
-                <w:rFonts w:ascii="Times New Roman" w:eastAsia="Times New Roman" w:hAnsi="Times New Roman"/>
-              </w:rPr>
             </w:pPr>
             <w:r>
               <w:rPr>
@@ -6433,16 +6562,19 @@
         </w:tc>
         <w:tc>
           <w:tcPr>
-            <w:tcW w:w="0" w:type="auto"/>
+            <w:tcW w:w="412" w:type="pct"/>
             <w:shd w:val="clear" w:color="auto" w:fill="D9EAF7"/>
+            <w:tcMar>
+              <w:top w:w="80" w:type="dxa"/>
+              <w:left w:w="80" w:type="dxa"/>
+              <w:bottom w:w="80" w:type="dxa"/>
+              <w:right w:w="80" w:type="dxa"/>
+            </w:tcMar>
             <w:vAlign w:val="center"/>
           </w:tcPr>
           <w:p>
             <w:pPr>
               <w:jc w:val="center"/>
-              <w:rPr>
-                <w:rFonts w:ascii="Times New Roman" w:eastAsia="Times New Roman" w:hAnsi="Times New Roman"/>
-              </w:rPr>
             </w:pPr>
             <w:proofErr w:type="spellStart"/>
             <w:r>
@@ -6450,7 +6582,7 @@
                 <w:rFonts w:ascii="Times New Roman" w:eastAsia="Times New Roman" w:hAnsi="Times New Roman"/>
                 <w:b/>
               </w:rPr>
-              <w:t>Tên</w:t>
+              <w:t>Mã</w:t>
             </w:r>
             <w:proofErr w:type="spellEnd"/>
             <w:r>
@@ -6473,16 +6605,19 @@
         </w:tc>
         <w:tc>
           <w:tcPr>
-            <w:tcW w:w="0" w:type="auto"/>
+            <w:tcW w:w="3558" w:type="pct"/>
             <w:shd w:val="clear" w:color="auto" w:fill="D9EAF7"/>
+            <w:tcMar>
+              <w:top w:w="80" w:type="dxa"/>
+              <w:left w:w="80" w:type="dxa"/>
+              <w:bottom w:w="80" w:type="dxa"/>
+              <w:right w:w="80" w:type="dxa"/>
+            </w:tcMar>
             <w:vAlign w:val="center"/>
           </w:tcPr>
           <w:p>
             <w:pPr>
               <w:jc w:val="center"/>
-              <w:rPr>
-                <w:rFonts w:ascii="Times New Roman" w:eastAsia="Times New Roman" w:hAnsi="Times New Roman"/>
-              </w:rPr>
             </w:pPr>
             <w:proofErr w:type="spellStart"/>
             <w:r>
@@ -6490,7 +6625,7 @@
                 <w:rFonts w:ascii="Times New Roman" w:eastAsia="Times New Roman" w:hAnsi="Times New Roman"/>
                 <w:b/>
               </w:rPr>
-              <w:t>Mã</w:t>
+              <w:t>Tên</w:t>
             </w:r>
             <w:proofErr w:type="spellEnd"/>
             <w:r>
@@ -6513,21 +6648,19 @@
         </w:tc>
         <w:tc>
           <w:tcPr>
-            <w:tcW w:w="0" w:type="auto"/>
+            <w:tcW w:w="753" w:type="pct"/>
             <w:shd w:val="clear" w:color="auto" w:fill="D9EAF7"/>
-            <w:vAlign w:val="center"/>
           </w:tcPr>
           <w:p>
             <w:pPr>
               <w:jc w:val="center"/>
               <w:rPr>
-                <w:rFonts w:ascii="Times New Roman" w:eastAsia="Times New Roman" w:hAnsi="Times New Roman"/>
+                <w:b/>
               </w:rPr>
             </w:pPr>
             <w:proofErr w:type="spellStart"/>
             <w:r>
               <w:rPr>
-                <w:rFonts w:ascii="Times New Roman" w:eastAsia="Times New Roman" w:hAnsi="Times New Roman"/>
                 <w:b/>
               </w:rPr>
               <w:t>Ngành</w:t>
@@ -6535,7 +6668,6 @@
             <w:proofErr w:type="spellEnd"/>
             <w:r>
               <w:rPr>
-                <w:rFonts w:ascii="Times New Roman" w:eastAsia="Times New Roman" w:hAnsi="Times New Roman"/>
                 <w:b/>
               </w:rPr>
               <w:t xml:space="preserve"> </w:t>
@@ -6543,7 +6675,6 @@
             <w:proofErr w:type="spellStart"/>
             <w:r>
               <w:rPr>
-                <w:rFonts w:ascii="Times New Roman" w:eastAsia="Times New Roman" w:hAnsi="Times New Roman"/>
                 <w:b/>
               </w:rPr>
               <w:t>chính</w:t>
@@ -6558,15 +6689,18 @@
         </w:trPr>
         <w:tc>
           <w:tcPr>
-            <w:tcW w:w="0" w:type="auto"/>
+            <w:tcW w:w="277" w:type="pct"/>
+            <w:tcMar>
+              <w:top w:w="80" w:type="dxa"/>
+              <w:left w:w="80" w:type="dxa"/>
+              <w:bottom w:w="80" w:type="dxa"/>
+              <w:right w:w="80" w:type="dxa"/>
+            </w:tcMar>
             <w:vAlign w:val="center"/>
           </w:tcPr>
           <w:p>
             <w:pPr>
               <w:jc w:val="center"/>
-              <w:rPr>
-                <w:rFonts w:ascii="Times New Roman" w:eastAsia="Times New Roman" w:hAnsi="Times New Roman"/>
-              </w:rPr>
             </w:pPr>
             <w:r>
               <w:rPr>
@@ -6579,26 +6713,61 @@
         </w:tc>
         <w:tc>
           <w:tcPr>
-            <w:tcW w:w="0" w:type="auto"/>
+            <w:tcW w:w="412" w:type="pct"/>
+            <w:tcMar>
+              <w:top w:w="80" w:type="dxa"/>
+              <w:left w:w="80" w:type="dxa"/>
+              <w:bottom w:w="80" w:type="dxa"/>
+              <w:right w:w="80" w:type="dxa"/>
+            </w:tcMar>
             <w:vAlign w:val="center"/>
           </w:tcPr>
           <w:p>
             <w:pPr>
-              <w:rPr>
-                <w:rFonts w:ascii="Times New Roman" w:eastAsia="Times New Roman" w:hAnsi="Times New Roman"/>
-              </w:rPr>
+              <w:jc w:val="center"/>
             </w:pPr>
+            <w:r>
+              <w:rPr>
+                <w:rFonts w:ascii="Times New Roman" w:eastAsia="Times New Roman" w:hAnsi="Times New Roman"/>
+                <w:b/>
+                <w:sz w:val="21"/>
+              </w:rPr>
+              <w:t>4620</w:t>
+            </w:r>
+          </w:p>
+        </w:tc>
+        <w:tc>
+          <w:tcPr>
+            <w:tcW w:w="3558" w:type="pct"/>
+            <w:tcMar>
+              <w:top w:w="80" w:type="dxa"/>
+              <w:left w:w="80" w:type="dxa"/>
+              <w:bottom w:w="80" w:type="dxa"/>
+              <w:right w:w="80" w:type="dxa"/>
+            </w:tcMar>
+            <w:vAlign w:val="center"/>
+          </w:tcPr>
+          <w:p>
+            <w:r>
+              <w:rPr>
+                <w:rFonts w:ascii="Times New Roman" w:eastAsia="Times New Roman" w:hAnsi="Times New Roman"/>
+                <w:sz w:val="21"/>
+              </w:rPr>
+              <w:t xml:space="preserve">Bán </w:t>
+            </w:r>
             <w:proofErr w:type="spellStart"/>
             <w:r>
               <w:rPr>
                 <w:rFonts w:ascii="Times New Roman" w:eastAsia="Times New Roman" w:hAnsi="Times New Roman"/>
-              </w:rPr>
-              <w:t>Sản</w:t>
+                <w:sz w:val="21"/>
+              </w:rPr>
+              <w:t>buôn</w:t>
             </w:r>
             <w:proofErr w:type="spellEnd"/>
             <w:r>
               <w:rPr>
                 <w:rFonts w:ascii="Times New Roman" w:eastAsia="Times New Roman" w:hAnsi="Times New Roman"/>
+                <w:sz w:val="21"/>
               </w:rPr>
               <w:t xml:space="preserve"> </w:t>
             </w:r>
@@ -6606,13 +6775,31 @@
             <w:r>
               <w:rPr>
                 <w:rFonts w:ascii="Times New Roman" w:eastAsia="Times New Roman" w:hAnsi="Times New Roman"/>
-              </w:rPr>
-              <w:t>xuất</w:t>
+                <w:sz w:val="21"/>
+              </w:rPr>
+              <w:t>nông</w:t>
             </w:r>
             <w:proofErr w:type="spellEnd"/>
             <w:r>
               <w:rPr>
                 <w:rFonts w:ascii="Times New Roman" w:eastAsia="Times New Roman" w:hAnsi="Times New Roman"/>
+                <w:sz w:val="21"/>
+              </w:rPr>
+              <w:t xml:space="preserve">, </w:t>
+            </w:r>
+            <w:proofErr w:type="spellStart"/>
+            <w:r>
+              <w:rPr>
+                <w:rFonts w:ascii="Times New Roman" w:eastAsia="Times New Roman" w:hAnsi="Times New Roman"/>
+                <w:sz w:val="21"/>
+              </w:rPr>
+              <w:t>lâm</w:t>
+            </w:r>
+            <w:proofErr w:type="spellEnd"/>
+            <w:r>
+              <w:rPr>
+                <w:rFonts w:ascii="Times New Roman" w:eastAsia="Times New Roman" w:hAnsi="Times New Roman"/>
+                <w:sz w:val="21"/>
               </w:rPr>
               <w:t xml:space="preserve"> </w:t>
             </w:r>
@@ -6620,13 +6807,79 @@
             <w:r>
               <w:rPr>
                 <w:rFonts w:ascii="Times New Roman" w:eastAsia="Times New Roman" w:hAnsi="Times New Roman"/>
-              </w:rPr>
-              <w:t>giường</w:t>
+                <w:sz w:val="21"/>
+              </w:rPr>
+              <w:t>sản</w:t>
             </w:r>
             <w:proofErr w:type="spellEnd"/>
             <w:r>
               <w:rPr>
                 <w:rFonts w:ascii="Times New Roman" w:eastAsia="Times New Roman" w:hAnsi="Times New Roman"/>
+                <w:sz w:val="21"/>
+              </w:rPr>
+              <w:t xml:space="preserve"> </w:t>
+            </w:r>
+            <w:proofErr w:type="spellStart"/>
+            <w:r>
+              <w:rPr>
+                <w:rFonts w:ascii="Times New Roman" w:eastAsia="Times New Roman" w:hAnsi="Times New Roman"/>
+                <w:sz w:val="21"/>
+              </w:rPr>
+              <w:t>nguyên</w:t>
+            </w:r>
+            <w:proofErr w:type="spellEnd"/>
+            <w:r>
+              <w:rPr>
+                <w:rFonts w:ascii="Times New Roman" w:eastAsia="Times New Roman" w:hAnsi="Times New Roman"/>
+                <w:sz w:val="21"/>
+              </w:rPr>
+              <w:t xml:space="preserve"> </w:t>
+            </w:r>
+            <w:proofErr w:type="spellStart"/>
+            <w:r>
+              <w:rPr>
+                <w:rFonts w:ascii="Times New Roman" w:eastAsia="Times New Roman" w:hAnsi="Times New Roman"/>
+                <w:sz w:val="21"/>
+              </w:rPr>
+              <w:t>liệu</w:t>
+            </w:r>
+            <w:proofErr w:type="spellEnd"/>
+            <w:r>
+              <w:rPr>
+                <w:rFonts w:ascii="Times New Roman" w:eastAsia="Times New Roman" w:hAnsi="Times New Roman"/>
+                <w:sz w:val="21"/>
+              </w:rPr>
+              <w:t xml:space="preserve"> (</w:t>
+            </w:r>
+            <w:proofErr w:type="spellStart"/>
+            <w:r>
+              <w:rPr>
+                <w:rFonts w:ascii="Times New Roman" w:eastAsia="Times New Roman" w:hAnsi="Times New Roman"/>
+                <w:sz w:val="21"/>
+              </w:rPr>
+              <w:t>trừ</w:t>
+            </w:r>
+            <w:proofErr w:type="spellEnd"/>
+            <w:r>
+              <w:rPr>
+                <w:rFonts w:ascii="Times New Roman" w:eastAsia="Times New Roman" w:hAnsi="Times New Roman"/>
+                <w:sz w:val="21"/>
+              </w:rPr>
+              <w:t xml:space="preserve"> </w:t>
+            </w:r>
+            <w:proofErr w:type="spellStart"/>
+            <w:r>
+              <w:rPr>
+                <w:rFonts w:ascii="Times New Roman" w:eastAsia="Times New Roman" w:hAnsi="Times New Roman"/>
+                <w:sz w:val="21"/>
+              </w:rPr>
+              <w:t>gỗ</w:t>
+            </w:r>
+            <w:proofErr w:type="spellEnd"/>
+            <w:r>
+              <w:rPr>
+                <w:rFonts w:ascii="Times New Roman" w:eastAsia="Times New Roman" w:hAnsi="Times New Roman"/>
+                <w:sz w:val="21"/>
               </w:rPr>
               <w:t xml:space="preserve">, </w:t>
             </w:r>
@@ -6634,13 +6887,15 @@
             <w:r>
               <w:rPr>
                 <w:rFonts w:ascii="Times New Roman" w:eastAsia="Times New Roman" w:hAnsi="Times New Roman"/>
-              </w:rPr>
-              <w:t>tủ</w:t>
+                <w:sz w:val="21"/>
+              </w:rPr>
+              <w:t>tre</w:t>
             </w:r>
             <w:proofErr w:type="spellEnd"/>
             <w:r>
               <w:rPr>
                 <w:rFonts w:ascii="Times New Roman" w:eastAsia="Times New Roman" w:hAnsi="Times New Roman"/>
+                <w:sz w:val="21"/>
               </w:rPr>
               <w:t xml:space="preserve">, </w:t>
             </w:r>
@@ -6648,27 +6903,31 @@
             <w:r>
               <w:rPr>
                 <w:rFonts w:ascii="Times New Roman" w:eastAsia="Times New Roman" w:hAnsi="Times New Roman"/>
-              </w:rPr>
-              <w:t>bàn</w:t>
+                <w:sz w:val="21"/>
+              </w:rPr>
+              <w:t>nứa</w:t>
             </w:r>
             <w:proofErr w:type="spellEnd"/>
             <w:r>
               <w:rPr>
                 <w:rFonts w:ascii="Times New Roman" w:eastAsia="Times New Roman" w:hAnsi="Times New Roman"/>
-              </w:rPr>
-              <w:t xml:space="preserve">, </w:t>
+                <w:sz w:val="21"/>
+              </w:rPr>
+              <w:t xml:space="preserve">) </w:t>
             </w:r>
             <w:proofErr w:type="spellStart"/>
             <w:r>
               <w:rPr>
                 <w:rFonts w:ascii="Times New Roman" w:eastAsia="Times New Roman" w:hAnsi="Times New Roman"/>
-              </w:rPr>
-              <w:t>ghế</w:t>
+                <w:sz w:val="21"/>
+              </w:rPr>
+              <w:t>và</w:t>
             </w:r>
             <w:proofErr w:type="spellEnd"/>
             <w:r>
               <w:rPr>
                 <w:rFonts w:ascii="Times New Roman" w:eastAsia="Times New Roman" w:hAnsi="Times New Roman"/>
+                <w:sz w:val="21"/>
               </w:rPr>
               <w:t xml:space="preserve"> </w:t>
             </w:r>
@@ -6676,13 +6935,15 @@
             <w:r>
               <w:rPr>
                 <w:rFonts w:ascii="Times New Roman" w:eastAsia="Times New Roman" w:hAnsi="Times New Roman"/>
-              </w:rPr>
-              <w:t>bằng</w:t>
+                <w:sz w:val="21"/>
+              </w:rPr>
+              <w:t>động</w:t>
             </w:r>
             <w:proofErr w:type="spellEnd"/>
             <w:r>
               <w:rPr>
                 <w:rFonts w:ascii="Times New Roman" w:eastAsia="Times New Roman" w:hAnsi="Times New Roman"/>
+                <w:sz w:val="21"/>
               </w:rPr>
               <w:t xml:space="preserve"> </w:t>
             </w:r>
@@ -6690,42 +6951,37 @@
             <w:r>
               <w:rPr>
                 <w:rFonts w:ascii="Times New Roman" w:eastAsia="Times New Roman" w:hAnsi="Times New Roman"/>
-              </w:rPr>
-              <w:t>gỗ</w:t>
+                <w:sz w:val="21"/>
+              </w:rPr>
+              <w:t>vật</w:t>
+            </w:r>
+            <w:proofErr w:type="spellEnd"/>
+            <w:r>
+              <w:rPr>
+                <w:rFonts w:ascii="Times New Roman" w:eastAsia="Times New Roman" w:hAnsi="Times New Roman"/>
+                <w:sz w:val="21"/>
+              </w:rPr>
+              <w:t xml:space="preserve"> </w:t>
+            </w:r>
+            <w:proofErr w:type="spellStart"/>
+            <w:r>
+              <w:rPr>
+                <w:rFonts w:ascii="Times New Roman" w:eastAsia="Times New Roman" w:hAnsi="Times New Roman"/>
+                <w:sz w:val="21"/>
+              </w:rPr>
+              <w:t>sống</w:t>
             </w:r>
             <w:proofErr w:type="spellEnd"/>
           </w:p>
         </w:tc>
         <w:tc>
           <w:tcPr>
-            <w:tcW w:w="0" w:type="auto"/>
-            <w:vAlign w:val="center"/>
+            <w:tcW w:w="753" w:type="pct"/>
           </w:tcPr>
           <w:p>
             <w:pPr>
-              <w:jc w:val="center"/>
-              <w:rPr>
-                <w:rFonts w:ascii="Times New Roman" w:eastAsia="Times New Roman" w:hAnsi="Times New Roman"/>
-              </w:rPr>
-            </w:pPr>
-            <w:r>
-              <w:rPr>
-                <w:rFonts w:ascii="Times New Roman" w:eastAsia="Times New Roman" w:hAnsi="Times New Roman"/>
-              </w:rPr>
-              <w:t>3101</w:t>
-            </w:r>
-          </w:p>
-        </w:tc>
-        <w:tc>
-          <w:tcPr>
-            <w:tcW w:w="0" w:type="auto"/>
-            <w:vAlign w:val="center"/>
-          </w:tcPr>
-          <w:p>
-            <w:pPr>
-              <w:jc w:val="center"/>
-              <w:rPr>
-                <w:rFonts w:ascii="Times New Roman" w:eastAsia="Times New Roman" w:hAnsi="Times New Roman"/>
+              <w:rPr>
+                <w:sz w:val="21"/>
               </w:rPr>
             </w:pPr>
           </w:p>
@@ -6737,16 +6993,18 @@
         </w:trPr>
         <w:tc>
           <w:tcPr>
-            <w:tcW w:w="0" w:type="auto"/>
+            <w:tcW w:w="277" w:type="pct"/>
+            <w:tcMar>
+              <w:top w:w="80" w:type="dxa"/>
+              <w:left w:w="80" w:type="dxa"/>
+              <w:bottom w:w="80" w:type="dxa"/>
+              <w:right w:w="80" w:type="dxa"/>
+            </w:tcMar>
             <w:vAlign w:val="center"/>
           </w:tcPr>
           <w:p>
             <w:pPr>
               <w:jc w:val="center"/>
-              <w:rPr>
-                <w:rFonts w:ascii="Times New Roman" w:eastAsia="Times New Roman" w:hAnsi="Times New Roman"/>
-                <w:sz w:val="21"/>
-              </w:rPr>
             </w:pPr>
             <w:r>
               <w:rPr>
@@ -6759,18 +7017,45 @@
         </w:tc>
         <w:tc>
           <w:tcPr>
-            <w:tcW w:w="0" w:type="auto"/>
+            <w:tcW w:w="412" w:type="pct"/>
+            <w:tcMar>
+              <w:top w:w="80" w:type="dxa"/>
+              <w:left w:w="80" w:type="dxa"/>
+              <w:bottom w:w="80" w:type="dxa"/>
+              <w:right w:w="80" w:type="dxa"/>
+            </w:tcMar>
             <w:vAlign w:val="center"/>
           </w:tcPr>
           <w:p>
             <w:pPr>
-              <w:rPr>
-                <w:rFonts w:ascii="Times New Roman" w:eastAsia="Times New Roman" w:hAnsi="Times New Roman"/>
-              </w:rPr>
+              <w:jc w:val="center"/>
             </w:pPr>
             <w:r>
               <w:rPr>
                 <w:rFonts w:ascii="Times New Roman" w:eastAsia="Times New Roman" w:hAnsi="Times New Roman"/>
+                <w:b/>
+                <w:sz w:val="21"/>
+              </w:rPr>
+              <w:t>4631</w:t>
+            </w:r>
+          </w:p>
+        </w:tc>
+        <w:tc>
+          <w:tcPr>
+            <w:tcW w:w="3558" w:type="pct"/>
+            <w:tcMar>
+              <w:top w:w="80" w:type="dxa"/>
+              <w:left w:w="80" w:type="dxa"/>
+              <w:bottom w:w="80" w:type="dxa"/>
+              <w:right w:w="80" w:type="dxa"/>
+            </w:tcMar>
+            <w:vAlign w:val="center"/>
+          </w:tcPr>
+          <w:p>
+            <w:r>
+              <w:rPr>
+                <w:rFonts w:ascii="Times New Roman" w:eastAsia="Times New Roman" w:hAnsi="Times New Roman"/>
+                <w:sz w:val="21"/>
               </w:rPr>
               <w:t xml:space="preserve">Bán </w:t>
             </w:r>
@@ -6778,6 +7063,7 @@
             <w:r>
               <w:rPr>
                 <w:rFonts w:ascii="Times New Roman" w:eastAsia="Times New Roman" w:hAnsi="Times New Roman"/>
+                <w:sz w:val="21"/>
               </w:rPr>
               <w:t>buôn</w:t>
             </w:r>
@@ -6785,6 +7071,7 @@
             <w:r>
               <w:rPr>
                 <w:rFonts w:ascii="Times New Roman" w:eastAsia="Times New Roman" w:hAnsi="Times New Roman"/>
+                <w:sz w:val="21"/>
               </w:rPr>
               <w:t xml:space="preserve"> </w:t>
             </w:r>
@@ -6792,13 +7079,31 @@
             <w:r>
               <w:rPr>
                 <w:rFonts w:ascii="Times New Roman" w:eastAsia="Times New Roman" w:hAnsi="Times New Roman"/>
-              </w:rPr>
-              <w:t>vật</w:t>
+                <w:sz w:val="21"/>
+              </w:rPr>
+              <w:t>gạo</w:t>
             </w:r>
             <w:proofErr w:type="spellEnd"/>
             <w:r>
               <w:rPr>
                 <w:rFonts w:ascii="Times New Roman" w:eastAsia="Times New Roman" w:hAnsi="Times New Roman"/>
+                <w:sz w:val="21"/>
+              </w:rPr>
+              <w:t xml:space="preserve">, </w:t>
+            </w:r>
+            <w:proofErr w:type="spellStart"/>
+            <w:r>
+              <w:rPr>
+                <w:rFonts w:ascii="Times New Roman" w:eastAsia="Times New Roman" w:hAnsi="Times New Roman"/>
+                <w:sz w:val="21"/>
+              </w:rPr>
+              <w:t>lúa</w:t>
+            </w:r>
+            <w:proofErr w:type="spellEnd"/>
+            <w:r>
+              <w:rPr>
+                <w:rFonts w:ascii="Times New Roman" w:eastAsia="Times New Roman" w:hAnsi="Times New Roman"/>
+                <w:sz w:val="21"/>
               </w:rPr>
               <w:t xml:space="preserve"> </w:t>
             </w:r>
@@ -6806,13 +7111,15 @@
             <w:r>
               <w:rPr>
                 <w:rFonts w:ascii="Times New Roman" w:eastAsia="Times New Roman" w:hAnsi="Times New Roman"/>
-              </w:rPr>
-              <w:t>liệu</w:t>
+                <w:sz w:val="21"/>
+              </w:rPr>
+              <w:t>mỳ</w:t>
             </w:r>
             <w:proofErr w:type="spellEnd"/>
             <w:r>
               <w:rPr>
                 <w:rFonts w:ascii="Times New Roman" w:eastAsia="Times New Roman" w:hAnsi="Times New Roman"/>
+                <w:sz w:val="21"/>
               </w:rPr>
               <w:t xml:space="preserve">, </w:t>
             </w:r>
@@ -6820,13 +7127,15 @@
             <w:r>
               <w:rPr>
                 <w:rFonts w:ascii="Times New Roman" w:eastAsia="Times New Roman" w:hAnsi="Times New Roman"/>
-              </w:rPr>
-              <w:t>thiết</w:t>
+                <w:sz w:val="21"/>
+              </w:rPr>
+              <w:t>sản</w:t>
             </w:r>
             <w:proofErr w:type="spellEnd"/>
             <w:r>
               <w:rPr>
                 <w:rFonts w:ascii="Times New Roman" w:eastAsia="Times New Roman" w:hAnsi="Times New Roman"/>
+                <w:sz w:val="21"/>
               </w:rPr>
               <w:t xml:space="preserve"> </w:t>
             </w:r>
@@ -6834,13 +7143,15 @@
             <w:r>
               <w:rPr>
                 <w:rFonts w:ascii="Times New Roman" w:eastAsia="Times New Roman" w:hAnsi="Times New Roman"/>
-              </w:rPr>
-              <w:t>bị</w:t>
+                <w:sz w:val="21"/>
+              </w:rPr>
+              <w:t>phẩm</w:t>
             </w:r>
             <w:proofErr w:type="spellEnd"/>
             <w:r>
               <w:rPr>
                 <w:rFonts w:ascii="Times New Roman" w:eastAsia="Times New Roman" w:hAnsi="Times New Roman"/>
+                <w:sz w:val="21"/>
               </w:rPr>
               <w:t xml:space="preserve"> </w:t>
             </w:r>
@@ -6848,13 +7159,15 @@
             <w:r>
               <w:rPr>
                 <w:rFonts w:ascii="Times New Roman" w:eastAsia="Times New Roman" w:hAnsi="Times New Roman"/>
-              </w:rPr>
-              <w:t>lắp</w:t>
+                <w:sz w:val="21"/>
+              </w:rPr>
+              <w:t>từ</w:t>
             </w:r>
             <w:proofErr w:type="spellEnd"/>
             <w:r>
               <w:rPr>
                 <w:rFonts w:ascii="Times New Roman" w:eastAsia="Times New Roman" w:hAnsi="Times New Roman"/>
+                <w:sz w:val="21"/>
               </w:rPr>
               <w:t xml:space="preserve"> </w:t>
             </w:r>
@@ -6862,13 +7175,15 @@
             <w:r>
               <w:rPr>
                 <w:rFonts w:ascii="Times New Roman" w:eastAsia="Times New Roman" w:hAnsi="Times New Roman"/>
-              </w:rPr>
-              <w:t>đặt</w:t>
+                <w:sz w:val="21"/>
+              </w:rPr>
+              <w:t>ngũ</w:t>
             </w:r>
             <w:proofErr w:type="spellEnd"/>
             <w:r>
               <w:rPr>
                 <w:rFonts w:ascii="Times New Roman" w:eastAsia="Times New Roman" w:hAnsi="Times New Roman"/>
+                <w:sz w:val="21"/>
               </w:rPr>
               <w:t xml:space="preserve"> </w:t>
             </w:r>
@@ -6876,6 +7191,23 @@
             <w:r>
               <w:rPr>
                 <w:rFonts w:ascii="Times New Roman" w:eastAsia="Times New Roman" w:hAnsi="Times New Roman"/>
+                <w:sz w:val="21"/>
+              </w:rPr>
+              <w:t>cốc</w:t>
+            </w:r>
+            <w:proofErr w:type="spellEnd"/>
+            <w:r>
+              <w:rPr>
+                <w:rFonts w:ascii="Times New Roman" w:eastAsia="Times New Roman" w:hAnsi="Times New Roman"/>
+                <w:sz w:val="21"/>
+              </w:rPr>
+              <w:t xml:space="preserve"> </w:t>
+            </w:r>
+            <w:proofErr w:type="spellStart"/>
+            <w:r>
+              <w:rPr>
+                <w:rFonts w:ascii="Times New Roman" w:eastAsia="Times New Roman" w:hAnsi="Times New Roman"/>
+                <w:sz w:val="21"/>
               </w:rPr>
               <w:t>khác</w:t>
             </w:r>
@@ -6883,6 +7215,23 @@
             <w:r>
               <w:rPr>
                 <w:rFonts w:ascii="Times New Roman" w:eastAsia="Times New Roman" w:hAnsi="Times New Roman"/>
+                <w:sz w:val="21"/>
+              </w:rPr>
+              <w:t xml:space="preserve">, </w:t>
+            </w:r>
+            <w:proofErr w:type="spellStart"/>
+            <w:r>
+              <w:rPr>
+                <w:rFonts w:ascii="Times New Roman" w:eastAsia="Times New Roman" w:hAnsi="Times New Roman"/>
+                <w:sz w:val="21"/>
+              </w:rPr>
+              <w:t>bột</w:t>
+            </w:r>
+            <w:proofErr w:type="spellEnd"/>
+            <w:r>
+              <w:rPr>
+                <w:rFonts w:ascii="Times New Roman" w:eastAsia="Times New Roman" w:hAnsi="Times New Roman"/>
+                <w:sz w:val="21"/>
               </w:rPr>
               <w:t xml:space="preserve"> </w:t>
             </w:r>
@@ -6890,70 +7239,3753 @@
             <w:r>
               <w:rPr>
                 <w:rFonts w:ascii="Times New Roman" w:eastAsia="Times New Roman" w:hAnsi="Times New Roman"/>
-              </w:rPr>
-              <w:t>trong</w:t>
-            </w:r>
-            <w:proofErr w:type="spellEnd"/>
-            <w:r>
-              <w:rPr>
-                <w:rFonts w:ascii="Times New Roman" w:eastAsia="Times New Roman" w:hAnsi="Times New Roman"/>
-              </w:rPr>
-              <w:t xml:space="preserve"> </w:t>
-            </w:r>
-            <w:proofErr w:type="spellStart"/>
-            <w:r>
-              <w:rPr>
-                <w:rFonts w:ascii="Times New Roman" w:eastAsia="Times New Roman" w:hAnsi="Times New Roman"/>
-              </w:rPr>
-              <w:t>xây</w:t>
-            </w:r>
-            <w:proofErr w:type="spellEnd"/>
-            <w:r>
-              <w:rPr>
-                <w:rFonts w:ascii="Times New Roman" w:eastAsia="Times New Roman" w:hAnsi="Times New Roman"/>
-              </w:rPr>
-              <w:t xml:space="preserve"> </w:t>
-            </w:r>
-            <w:proofErr w:type="spellStart"/>
-            <w:r>
-              <w:rPr>
-                <w:rFonts w:ascii="Times New Roman" w:eastAsia="Times New Roman" w:hAnsi="Times New Roman"/>
-              </w:rPr>
-              <w:t>dựng</w:t>
+                <w:sz w:val="21"/>
+              </w:rPr>
+              <w:t>mỳ</w:t>
             </w:r>
             <w:proofErr w:type="spellEnd"/>
           </w:p>
         </w:tc>
         <w:tc>
           <w:tcPr>
-            <w:tcW w:w="0" w:type="auto"/>
+            <w:tcW w:w="753" w:type="pct"/>
+          </w:tcPr>
+          <w:p>
+            <w:pPr>
+              <w:rPr>
+                <w:sz w:val="21"/>
+              </w:rPr>
+            </w:pPr>
+          </w:p>
+        </w:tc>
+      </w:tr>
+      <w:tr>
+        <w:trPr>
+          <w:jc w:val="center"/>
+        </w:trPr>
+        <w:tc>
+          <w:tcPr>
+            <w:tcW w:w="277" w:type="pct"/>
+            <w:tcMar>
+              <w:top w:w="80" w:type="dxa"/>
+              <w:left w:w="80" w:type="dxa"/>
+              <w:bottom w:w="80" w:type="dxa"/>
+              <w:right w:w="80" w:type="dxa"/>
+            </w:tcMar>
             <w:vAlign w:val="center"/>
           </w:tcPr>
           <w:p>
             <w:pPr>
               <w:jc w:val="center"/>
-              <w:rPr>
-                <w:rFonts w:ascii="Times New Roman" w:eastAsia="Times New Roman" w:hAnsi="Times New Roman"/>
-              </w:rPr>
             </w:pPr>
             <w:r>
               <w:rPr>
                 <w:rFonts w:ascii="Times New Roman" w:eastAsia="Times New Roman" w:hAnsi="Times New Roman"/>
-              </w:rPr>
-              <w:t>4673</w:t>
+                <w:sz w:val="21"/>
+              </w:rPr>
+              <w:t>3</w:t>
             </w:r>
           </w:p>
         </w:tc>
         <w:tc>
           <w:tcPr>
-            <w:tcW w:w="0" w:type="auto"/>
+            <w:tcW w:w="412" w:type="pct"/>
+            <w:tcMar>
+              <w:top w:w="80" w:type="dxa"/>
+              <w:left w:w="80" w:type="dxa"/>
+              <w:bottom w:w="80" w:type="dxa"/>
+              <w:right w:w="80" w:type="dxa"/>
+            </w:tcMar>
             <w:vAlign w:val="center"/>
           </w:tcPr>
           <w:p>
             <w:pPr>
               <w:jc w:val="center"/>
-              <w:rPr>
-                <w:rFonts w:ascii="Times New Roman" w:eastAsia="Times New Roman" w:hAnsi="Times New Roman"/>
+            </w:pPr>
+            <w:r>
+              <w:rPr>
+                <w:rFonts w:ascii="Times New Roman" w:eastAsia="Times New Roman" w:hAnsi="Times New Roman"/>
+                <w:b/>
+                <w:sz w:val="21"/>
+              </w:rPr>
+              <w:t>4641</w:t>
+            </w:r>
+          </w:p>
+        </w:tc>
+        <w:tc>
+          <w:tcPr>
+            <w:tcW w:w="3558" w:type="pct"/>
+            <w:tcMar>
+              <w:top w:w="80" w:type="dxa"/>
+              <w:left w:w="80" w:type="dxa"/>
+              <w:bottom w:w="80" w:type="dxa"/>
+              <w:right w:w="80" w:type="dxa"/>
+            </w:tcMar>
+            <w:vAlign w:val="center"/>
+          </w:tcPr>
+          <w:p>
+            <w:r>
+              <w:rPr>
+                <w:rFonts w:ascii="Times New Roman" w:eastAsia="Times New Roman" w:hAnsi="Times New Roman"/>
+                <w:sz w:val="21"/>
+              </w:rPr>
+              <w:t xml:space="preserve">Bán </w:t>
+            </w:r>
+            <w:proofErr w:type="spellStart"/>
+            <w:r>
+              <w:rPr>
+                <w:rFonts w:ascii="Times New Roman" w:eastAsia="Times New Roman" w:hAnsi="Times New Roman"/>
+                <w:sz w:val="21"/>
+              </w:rPr>
+              <w:t>buôn</w:t>
+            </w:r>
+            <w:proofErr w:type="spellEnd"/>
+            <w:r>
+              <w:rPr>
+                <w:rFonts w:ascii="Times New Roman" w:eastAsia="Times New Roman" w:hAnsi="Times New Roman"/>
+                <w:sz w:val="21"/>
+              </w:rPr>
+              <w:t xml:space="preserve"> </w:t>
+            </w:r>
+            <w:proofErr w:type="spellStart"/>
+            <w:r>
+              <w:rPr>
+                <w:rFonts w:ascii="Times New Roman" w:eastAsia="Times New Roman" w:hAnsi="Times New Roman"/>
+                <w:sz w:val="21"/>
+              </w:rPr>
+              <w:t>vải</w:t>
+            </w:r>
+            <w:proofErr w:type="spellEnd"/>
+            <w:r>
+              <w:rPr>
+                <w:rFonts w:ascii="Times New Roman" w:eastAsia="Times New Roman" w:hAnsi="Times New Roman"/>
+                <w:sz w:val="21"/>
+              </w:rPr>
+              <w:t xml:space="preserve">, </w:t>
+            </w:r>
+            <w:proofErr w:type="spellStart"/>
+            <w:r>
+              <w:rPr>
+                <w:rFonts w:ascii="Times New Roman" w:eastAsia="Times New Roman" w:hAnsi="Times New Roman"/>
+                <w:sz w:val="21"/>
+              </w:rPr>
+              <w:t>hàng</w:t>
+            </w:r>
+            <w:proofErr w:type="spellEnd"/>
+            <w:r>
+              <w:rPr>
+                <w:rFonts w:ascii="Times New Roman" w:eastAsia="Times New Roman" w:hAnsi="Times New Roman"/>
+                <w:sz w:val="21"/>
+              </w:rPr>
+              <w:t xml:space="preserve"> may </w:t>
+            </w:r>
+            <w:proofErr w:type="spellStart"/>
+            <w:r>
+              <w:rPr>
+                <w:rFonts w:ascii="Times New Roman" w:eastAsia="Times New Roman" w:hAnsi="Times New Roman"/>
+                <w:sz w:val="21"/>
+              </w:rPr>
+              <w:t>mặc</w:t>
+            </w:r>
+            <w:proofErr w:type="spellEnd"/>
+            <w:r>
+              <w:rPr>
+                <w:rFonts w:ascii="Times New Roman" w:eastAsia="Times New Roman" w:hAnsi="Times New Roman"/>
+                <w:sz w:val="21"/>
+              </w:rPr>
+              <w:t xml:space="preserve">, </w:t>
+            </w:r>
+            <w:proofErr w:type="spellStart"/>
+            <w:r>
+              <w:rPr>
+                <w:rFonts w:ascii="Times New Roman" w:eastAsia="Times New Roman" w:hAnsi="Times New Roman"/>
+                <w:sz w:val="21"/>
+              </w:rPr>
+              <w:t>giày</w:t>
+            </w:r>
+            <w:proofErr w:type="spellEnd"/>
+            <w:r>
+              <w:rPr>
+                <w:rFonts w:ascii="Times New Roman" w:eastAsia="Times New Roman" w:hAnsi="Times New Roman"/>
+                <w:sz w:val="21"/>
+              </w:rPr>
+              <w:t xml:space="preserve"> </w:t>
+            </w:r>
+            <w:proofErr w:type="spellStart"/>
+            <w:r>
+              <w:rPr>
+                <w:rFonts w:ascii="Times New Roman" w:eastAsia="Times New Roman" w:hAnsi="Times New Roman"/>
+                <w:sz w:val="21"/>
+              </w:rPr>
+              <w:t>dép</w:t>
+            </w:r>
+            <w:proofErr w:type="spellEnd"/>
+          </w:p>
+        </w:tc>
+        <w:tc>
+          <w:tcPr>
+            <w:tcW w:w="753" w:type="pct"/>
+          </w:tcPr>
+          <w:p>
+            <w:pPr>
+              <w:rPr>
+                <w:sz w:val="21"/>
+              </w:rPr>
+            </w:pPr>
+          </w:p>
+        </w:tc>
+      </w:tr>
+      <w:tr>
+        <w:trPr>
+          <w:jc w:val="center"/>
+        </w:trPr>
+        <w:tc>
+          <w:tcPr>
+            <w:tcW w:w="277" w:type="pct"/>
+            <w:tcMar>
+              <w:top w:w="80" w:type="dxa"/>
+              <w:left w:w="80" w:type="dxa"/>
+              <w:bottom w:w="80" w:type="dxa"/>
+              <w:right w:w="80" w:type="dxa"/>
+            </w:tcMar>
+            <w:vAlign w:val="center"/>
+          </w:tcPr>
+          <w:p>
+            <w:pPr>
+              <w:jc w:val="center"/>
+            </w:pPr>
+            <w:r>
+              <w:rPr>
+                <w:rFonts w:ascii="Times New Roman" w:eastAsia="Times New Roman" w:hAnsi="Times New Roman"/>
+                <w:sz w:val="21"/>
+              </w:rPr>
+              <w:t>4</w:t>
+            </w:r>
+          </w:p>
+        </w:tc>
+        <w:tc>
+          <w:tcPr>
+            <w:tcW w:w="412" w:type="pct"/>
+            <w:tcMar>
+              <w:top w:w="80" w:type="dxa"/>
+              <w:left w:w="80" w:type="dxa"/>
+              <w:bottom w:w="80" w:type="dxa"/>
+              <w:right w:w="80" w:type="dxa"/>
+            </w:tcMar>
+            <w:vAlign w:val="center"/>
+          </w:tcPr>
+          <w:p>
+            <w:pPr>
+              <w:jc w:val="center"/>
+            </w:pPr>
+            <w:r>
+              <w:rPr>
+                <w:rFonts w:ascii="Times New Roman" w:eastAsia="Times New Roman" w:hAnsi="Times New Roman"/>
+                <w:b/>
+                <w:sz w:val="21"/>
+              </w:rPr>
+              <w:t>4679</w:t>
+            </w:r>
+          </w:p>
+        </w:tc>
+        <w:tc>
+          <w:tcPr>
+            <w:tcW w:w="3558" w:type="pct"/>
+            <w:tcMar>
+              <w:top w:w="80" w:type="dxa"/>
+              <w:left w:w="80" w:type="dxa"/>
+              <w:bottom w:w="80" w:type="dxa"/>
+              <w:right w:w="80" w:type="dxa"/>
+            </w:tcMar>
+            <w:vAlign w:val="center"/>
+          </w:tcPr>
+          <w:p>
+            <w:r>
+              <w:rPr>
+                <w:rFonts w:ascii="Times New Roman" w:eastAsia="Times New Roman" w:hAnsi="Times New Roman"/>
+                <w:sz w:val="21"/>
+              </w:rPr>
+              <w:t xml:space="preserve">Bán </w:t>
+            </w:r>
+            <w:proofErr w:type="spellStart"/>
+            <w:r>
+              <w:rPr>
+                <w:rFonts w:ascii="Times New Roman" w:eastAsia="Times New Roman" w:hAnsi="Times New Roman"/>
+                <w:sz w:val="21"/>
+              </w:rPr>
+              <w:t>buôn</w:t>
+            </w:r>
+            <w:proofErr w:type="spellEnd"/>
+            <w:r>
+              <w:rPr>
+                <w:rFonts w:ascii="Times New Roman" w:eastAsia="Times New Roman" w:hAnsi="Times New Roman"/>
+                <w:sz w:val="21"/>
+              </w:rPr>
+              <w:t xml:space="preserve"> </w:t>
+            </w:r>
+            <w:proofErr w:type="spellStart"/>
+            <w:r>
+              <w:rPr>
+                <w:rFonts w:ascii="Times New Roman" w:eastAsia="Times New Roman" w:hAnsi="Times New Roman"/>
+                <w:sz w:val="21"/>
+              </w:rPr>
+              <w:t>chuyên</w:t>
+            </w:r>
+            <w:proofErr w:type="spellEnd"/>
+            <w:r>
+              <w:rPr>
+                <w:rFonts w:ascii="Times New Roman" w:eastAsia="Times New Roman" w:hAnsi="Times New Roman"/>
+                <w:sz w:val="21"/>
+              </w:rPr>
+              <w:t xml:space="preserve"> </w:t>
+            </w:r>
+            <w:proofErr w:type="spellStart"/>
+            <w:r>
+              <w:rPr>
+                <w:rFonts w:ascii="Times New Roman" w:eastAsia="Times New Roman" w:hAnsi="Times New Roman"/>
+                <w:sz w:val="21"/>
+              </w:rPr>
+              <w:t>doanh</w:t>
+            </w:r>
+            <w:proofErr w:type="spellEnd"/>
+            <w:r>
+              <w:rPr>
+                <w:rFonts w:ascii="Times New Roman" w:eastAsia="Times New Roman" w:hAnsi="Times New Roman"/>
+                <w:sz w:val="21"/>
+              </w:rPr>
+              <w:t xml:space="preserve"> </w:t>
+            </w:r>
+            <w:proofErr w:type="spellStart"/>
+            <w:r>
+              <w:rPr>
+                <w:rFonts w:ascii="Times New Roman" w:eastAsia="Times New Roman" w:hAnsi="Times New Roman"/>
+                <w:sz w:val="21"/>
+              </w:rPr>
+              <w:t>khác</w:t>
+            </w:r>
+            <w:proofErr w:type="spellEnd"/>
+            <w:r>
+              <w:rPr>
+                <w:rFonts w:ascii="Times New Roman" w:eastAsia="Times New Roman" w:hAnsi="Times New Roman"/>
+                <w:sz w:val="21"/>
+              </w:rPr>
+              <w:t xml:space="preserve"> </w:t>
+            </w:r>
+            <w:proofErr w:type="spellStart"/>
+            <w:r>
+              <w:rPr>
+                <w:rFonts w:ascii="Times New Roman" w:eastAsia="Times New Roman" w:hAnsi="Times New Roman"/>
+                <w:sz w:val="21"/>
+              </w:rPr>
+              <w:t>chưa</w:t>
+            </w:r>
+            <w:proofErr w:type="spellEnd"/>
+            <w:r>
+              <w:rPr>
+                <w:rFonts w:ascii="Times New Roman" w:eastAsia="Times New Roman" w:hAnsi="Times New Roman"/>
+                <w:sz w:val="21"/>
+              </w:rPr>
+              <w:t xml:space="preserve"> </w:t>
+            </w:r>
+            <w:proofErr w:type="spellStart"/>
+            <w:r>
+              <w:rPr>
+                <w:rFonts w:ascii="Times New Roman" w:eastAsia="Times New Roman" w:hAnsi="Times New Roman"/>
+                <w:sz w:val="21"/>
+              </w:rPr>
+              <w:t>được</w:t>
+            </w:r>
+            <w:proofErr w:type="spellEnd"/>
+            <w:r>
+              <w:rPr>
+                <w:rFonts w:ascii="Times New Roman" w:eastAsia="Times New Roman" w:hAnsi="Times New Roman"/>
+                <w:sz w:val="21"/>
+              </w:rPr>
+              <w:t xml:space="preserve"> </w:t>
+            </w:r>
+            <w:proofErr w:type="spellStart"/>
+            <w:r>
+              <w:rPr>
+                <w:rFonts w:ascii="Times New Roman" w:eastAsia="Times New Roman" w:hAnsi="Times New Roman"/>
+                <w:sz w:val="21"/>
+              </w:rPr>
+              <w:t>phân</w:t>
+            </w:r>
+            <w:proofErr w:type="spellEnd"/>
+            <w:r>
+              <w:rPr>
+                <w:rFonts w:ascii="Times New Roman" w:eastAsia="Times New Roman" w:hAnsi="Times New Roman"/>
+                <w:sz w:val="21"/>
+              </w:rPr>
+              <w:t xml:space="preserve"> </w:t>
+            </w:r>
+            <w:proofErr w:type="spellStart"/>
+            <w:r>
+              <w:rPr>
+                <w:rFonts w:ascii="Times New Roman" w:eastAsia="Times New Roman" w:hAnsi="Times New Roman"/>
+                <w:sz w:val="21"/>
+              </w:rPr>
+              <w:t>vào</w:t>
+            </w:r>
+            <w:proofErr w:type="spellEnd"/>
+            <w:r>
+              <w:rPr>
+                <w:rFonts w:ascii="Times New Roman" w:eastAsia="Times New Roman" w:hAnsi="Times New Roman"/>
+                <w:sz w:val="21"/>
+              </w:rPr>
+              <w:t xml:space="preserve"> </w:t>
+            </w:r>
+            <w:proofErr w:type="spellStart"/>
+            <w:r>
+              <w:rPr>
+                <w:rFonts w:ascii="Times New Roman" w:eastAsia="Times New Roman" w:hAnsi="Times New Roman"/>
+                <w:sz w:val="21"/>
+              </w:rPr>
+              <w:t>đâu</w:t>
+            </w:r>
+            <w:proofErr w:type="spellEnd"/>
+          </w:p>
+        </w:tc>
+        <w:tc>
+          <w:tcPr>
+            <w:tcW w:w="753" w:type="pct"/>
+          </w:tcPr>
+          <w:p>
+            <w:pPr>
+              <w:rPr>
+                <w:sz w:val="21"/>
+              </w:rPr>
+            </w:pPr>
+          </w:p>
+        </w:tc>
+      </w:tr>
+      <w:tr>
+        <w:trPr>
+          <w:jc w:val="center"/>
+        </w:trPr>
+        <w:tc>
+          <w:tcPr>
+            <w:tcW w:w="277" w:type="pct"/>
+            <w:tcMar>
+              <w:top w:w="80" w:type="dxa"/>
+              <w:left w:w="80" w:type="dxa"/>
+              <w:bottom w:w="80" w:type="dxa"/>
+              <w:right w:w="80" w:type="dxa"/>
+            </w:tcMar>
+            <w:vAlign w:val="center"/>
+          </w:tcPr>
+          <w:p>
+            <w:pPr>
+              <w:jc w:val="center"/>
+            </w:pPr>
+            <w:r>
+              <w:rPr>
+                <w:rFonts w:ascii="Times New Roman" w:eastAsia="Times New Roman" w:hAnsi="Times New Roman"/>
+                <w:sz w:val="21"/>
+              </w:rPr>
+              <w:t>5</w:t>
+            </w:r>
+          </w:p>
+        </w:tc>
+        <w:tc>
+          <w:tcPr>
+            <w:tcW w:w="412" w:type="pct"/>
+            <w:tcMar>
+              <w:top w:w="80" w:type="dxa"/>
+              <w:left w:w="80" w:type="dxa"/>
+              <w:bottom w:w="80" w:type="dxa"/>
+              <w:right w:w="80" w:type="dxa"/>
+            </w:tcMar>
+            <w:vAlign w:val="center"/>
+          </w:tcPr>
+          <w:p>
+            <w:pPr>
+              <w:jc w:val="center"/>
+            </w:pPr>
+            <w:r>
+              <w:rPr>
+                <w:rFonts w:ascii="Times New Roman" w:eastAsia="Times New Roman" w:hAnsi="Times New Roman"/>
+                <w:b/>
+                <w:sz w:val="21"/>
+              </w:rPr>
+              <w:t>4690</w:t>
+            </w:r>
+          </w:p>
+        </w:tc>
+        <w:tc>
+          <w:tcPr>
+            <w:tcW w:w="3558" w:type="pct"/>
+            <w:tcMar>
+              <w:top w:w="80" w:type="dxa"/>
+              <w:left w:w="80" w:type="dxa"/>
+              <w:bottom w:w="80" w:type="dxa"/>
+              <w:right w:w="80" w:type="dxa"/>
+            </w:tcMar>
+            <w:vAlign w:val="center"/>
+          </w:tcPr>
+          <w:p>
+            <w:r>
+              <w:rPr>
+                <w:rFonts w:ascii="Times New Roman" w:eastAsia="Times New Roman" w:hAnsi="Times New Roman"/>
+                <w:sz w:val="21"/>
+              </w:rPr>
+              <w:t xml:space="preserve">Bán </w:t>
+            </w:r>
+            <w:proofErr w:type="spellStart"/>
+            <w:r>
+              <w:rPr>
+                <w:rFonts w:ascii="Times New Roman" w:eastAsia="Times New Roman" w:hAnsi="Times New Roman"/>
+                <w:sz w:val="21"/>
+              </w:rPr>
+              <w:t>buôn</w:t>
+            </w:r>
+            <w:proofErr w:type="spellEnd"/>
+            <w:r>
+              <w:rPr>
+                <w:rFonts w:ascii="Times New Roman" w:eastAsia="Times New Roman" w:hAnsi="Times New Roman"/>
+                <w:sz w:val="21"/>
+              </w:rPr>
+              <w:t xml:space="preserve"> </w:t>
+            </w:r>
+            <w:proofErr w:type="spellStart"/>
+            <w:r>
+              <w:rPr>
+                <w:rFonts w:ascii="Times New Roman" w:eastAsia="Times New Roman" w:hAnsi="Times New Roman"/>
+                <w:sz w:val="21"/>
+              </w:rPr>
+              <w:t>tổng</w:t>
+            </w:r>
+            <w:proofErr w:type="spellEnd"/>
+            <w:r>
+              <w:rPr>
+                <w:rFonts w:ascii="Times New Roman" w:eastAsia="Times New Roman" w:hAnsi="Times New Roman"/>
+                <w:sz w:val="21"/>
+              </w:rPr>
+              <w:t xml:space="preserve"> </w:t>
+            </w:r>
+            <w:proofErr w:type="spellStart"/>
+            <w:r>
+              <w:rPr>
+                <w:rFonts w:ascii="Times New Roman" w:eastAsia="Times New Roman" w:hAnsi="Times New Roman"/>
+                <w:sz w:val="21"/>
+              </w:rPr>
+              <w:t>hợp</w:t>
+            </w:r>
+            <w:proofErr w:type="spellEnd"/>
+          </w:p>
+        </w:tc>
+        <w:tc>
+          <w:tcPr>
+            <w:tcW w:w="753" w:type="pct"/>
+          </w:tcPr>
+          <w:p>
+            <w:pPr>
+              <w:rPr>
+                <w:sz w:val="21"/>
+              </w:rPr>
+            </w:pPr>
+          </w:p>
+        </w:tc>
+      </w:tr>
+      <w:tr>
+        <w:trPr>
+          <w:jc w:val="center"/>
+        </w:trPr>
+        <w:tc>
+          <w:tcPr>
+            <w:tcW w:w="277" w:type="pct"/>
+            <w:tcMar>
+              <w:top w:w="80" w:type="dxa"/>
+              <w:left w:w="80" w:type="dxa"/>
+              <w:bottom w:w="80" w:type="dxa"/>
+              <w:right w:w="80" w:type="dxa"/>
+            </w:tcMar>
+            <w:vAlign w:val="center"/>
+          </w:tcPr>
+          <w:p>
+            <w:pPr>
+              <w:jc w:val="center"/>
+            </w:pPr>
+            <w:r>
+              <w:rPr>
+                <w:rFonts w:ascii="Times New Roman" w:eastAsia="Times New Roman" w:hAnsi="Times New Roman"/>
+                <w:sz w:val="21"/>
+              </w:rPr>
+              <w:t>6</w:t>
+            </w:r>
+          </w:p>
+        </w:tc>
+        <w:tc>
+          <w:tcPr>
+            <w:tcW w:w="412" w:type="pct"/>
+            <w:tcMar>
+              <w:top w:w="80" w:type="dxa"/>
+              <w:left w:w="80" w:type="dxa"/>
+              <w:bottom w:w="80" w:type="dxa"/>
+              <w:right w:w="80" w:type="dxa"/>
+            </w:tcMar>
+            <w:vAlign w:val="center"/>
+          </w:tcPr>
+          <w:p>
+            <w:pPr>
+              <w:jc w:val="center"/>
+            </w:pPr>
+            <w:r>
+              <w:rPr>
+                <w:rFonts w:ascii="Times New Roman" w:eastAsia="Times New Roman" w:hAnsi="Times New Roman"/>
+                <w:b/>
+                <w:sz w:val="21"/>
+              </w:rPr>
+              <w:t>4653</w:t>
+            </w:r>
+          </w:p>
+        </w:tc>
+        <w:tc>
+          <w:tcPr>
+            <w:tcW w:w="3558" w:type="pct"/>
+            <w:tcMar>
+              <w:top w:w="80" w:type="dxa"/>
+              <w:left w:w="80" w:type="dxa"/>
+              <w:bottom w:w="80" w:type="dxa"/>
+              <w:right w:w="80" w:type="dxa"/>
+            </w:tcMar>
+            <w:vAlign w:val="center"/>
+          </w:tcPr>
+          <w:p>
+            <w:r>
+              <w:rPr>
+                <w:rFonts w:ascii="Times New Roman" w:eastAsia="Times New Roman" w:hAnsi="Times New Roman"/>
+                <w:sz w:val="21"/>
+              </w:rPr>
+              <w:t xml:space="preserve">Bán </w:t>
+            </w:r>
+            <w:proofErr w:type="spellStart"/>
+            <w:r>
+              <w:rPr>
+                <w:rFonts w:ascii="Times New Roman" w:eastAsia="Times New Roman" w:hAnsi="Times New Roman"/>
+                <w:sz w:val="21"/>
+              </w:rPr>
+              <w:t>buôn</w:t>
+            </w:r>
+            <w:proofErr w:type="spellEnd"/>
+            <w:r>
+              <w:rPr>
+                <w:rFonts w:ascii="Times New Roman" w:eastAsia="Times New Roman" w:hAnsi="Times New Roman"/>
+                <w:sz w:val="21"/>
+              </w:rPr>
+              <w:t xml:space="preserve"> </w:t>
+            </w:r>
+            <w:proofErr w:type="spellStart"/>
+            <w:r>
+              <w:rPr>
+                <w:rFonts w:ascii="Times New Roman" w:eastAsia="Times New Roman" w:hAnsi="Times New Roman"/>
+                <w:sz w:val="21"/>
+              </w:rPr>
+              <w:t>máy</w:t>
+            </w:r>
+            <w:proofErr w:type="spellEnd"/>
+            <w:r>
+              <w:rPr>
+                <w:rFonts w:ascii="Times New Roman" w:eastAsia="Times New Roman" w:hAnsi="Times New Roman"/>
+                <w:sz w:val="21"/>
+              </w:rPr>
+              <w:t xml:space="preserve"> </w:t>
+            </w:r>
+            <w:proofErr w:type="spellStart"/>
+            <w:r>
+              <w:rPr>
+                <w:rFonts w:ascii="Times New Roman" w:eastAsia="Times New Roman" w:hAnsi="Times New Roman"/>
+                <w:sz w:val="21"/>
+              </w:rPr>
+              <w:t>móc</w:t>
+            </w:r>
+            <w:proofErr w:type="spellEnd"/>
+            <w:r>
+              <w:rPr>
+                <w:rFonts w:ascii="Times New Roman" w:eastAsia="Times New Roman" w:hAnsi="Times New Roman"/>
+                <w:sz w:val="21"/>
+              </w:rPr>
+              <w:t xml:space="preserve">, </w:t>
+            </w:r>
+            <w:proofErr w:type="spellStart"/>
+            <w:r>
+              <w:rPr>
+                <w:rFonts w:ascii="Times New Roman" w:eastAsia="Times New Roman" w:hAnsi="Times New Roman"/>
+                <w:sz w:val="21"/>
+              </w:rPr>
+              <w:t>thiết</w:t>
+            </w:r>
+            <w:proofErr w:type="spellEnd"/>
+            <w:r>
+              <w:rPr>
+                <w:rFonts w:ascii="Times New Roman" w:eastAsia="Times New Roman" w:hAnsi="Times New Roman"/>
+                <w:sz w:val="21"/>
+              </w:rPr>
+              <w:t xml:space="preserve"> </w:t>
+            </w:r>
+            <w:proofErr w:type="spellStart"/>
+            <w:r>
+              <w:rPr>
+                <w:rFonts w:ascii="Times New Roman" w:eastAsia="Times New Roman" w:hAnsi="Times New Roman"/>
+                <w:sz w:val="21"/>
+              </w:rPr>
+              <w:t>bị</w:t>
+            </w:r>
+            <w:proofErr w:type="spellEnd"/>
+            <w:r>
+              <w:rPr>
+                <w:rFonts w:ascii="Times New Roman" w:eastAsia="Times New Roman" w:hAnsi="Times New Roman"/>
+                <w:sz w:val="21"/>
+              </w:rPr>
+              <w:t xml:space="preserve"> </w:t>
+            </w:r>
+            <w:proofErr w:type="spellStart"/>
+            <w:r>
+              <w:rPr>
+                <w:rFonts w:ascii="Times New Roman" w:eastAsia="Times New Roman" w:hAnsi="Times New Roman"/>
+                <w:sz w:val="21"/>
+              </w:rPr>
+              <w:t>và</w:t>
+            </w:r>
+            <w:proofErr w:type="spellEnd"/>
+            <w:r>
+              <w:rPr>
+                <w:rFonts w:ascii="Times New Roman" w:eastAsia="Times New Roman" w:hAnsi="Times New Roman"/>
+                <w:sz w:val="21"/>
+              </w:rPr>
+              <w:t xml:space="preserve"> </w:t>
+            </w:r>
+            <w:proofErr w:type="spellStart"/>
+            <w:r>
+              <w:rPr>
+                <w:rFonts w:ascii="Times New Roman" w:eastAsia="Times New Roman" w:hAnsi="Times New Roman"/>
+                <w:sz w:val="21"/>
+              </w:rPr>
+              <w:t>phụ</w:t>
+            </w:r>
+            <w:proofErr w:type="spellEnd"/>
+            <w:r>
+              <w:rPr>
+                <w:rFonts w:ascii="Times New Roman" w:eastAsia="Times New Roman" w:hAnsi="Times New Roman"/>
+                <w:sz w:val="21"/>
+              </w:rPr>
+              <w:t xml:space="preserve"> </w:t>
+            </w:r>
+            <w:proofErr w:type="spellStart"/>
+            <w:r>
+              <w:rPr>
+                <w:rFonts w:ascii="Times New Roman" w:eastAsia="Times New Roman" w:hAnsi="Times New Roman"/>
+                <w:sz w:val="21"/>
+              </w:rPr>
+              <w:t>tùng</w:t>
+            </w:r>
+            <w:proofErr w:type="spellEnd"/>
+            <w:r>
+              <w:rPr>
+                <w:rFonts w:ascii="Times New Roman" w:eastAsia="Times New Roman" w:hAnsi="Times New Roman"/>
+                <w:sz w:val="21"/>
+              </w:rPr>
+              <w:t xml:space="preserve"> </w:t>
+            </w:r>
+            <w:proofErr w:type="spellStart"/>
+            <w:r>
+              <w:rPr>
+                <w:rFonts w:ascii="Times New Roman" w:eastAsia="Times New Roman" w:hAnsi="Times New Roman"/>
+                <w:sz w:val="21"/>
+              </w:rPr>
+              <w:t>máy</w:t>
+            </w:r>
+            <w:proofErr w:type="spellEnd"/>
+            <w:r>
+              <w:rPr>
+                <w:rFonts w:ascii="Times New Roman" w:eastAsia="Times New Roman" w:hAnsi="Times New Roman"/>
+                <w:sz w:val="21"/>
+              </w:rPr>
+              <w:t xml:space="preserve"> </w:t>
+            </w:r>
+            <w:proofErr w:type="spellStart"/>
+            <w:r>
+              <w:rPr>
+                <w:rFonts w:ascii="Times New Roman" w:eastAsia="Times New Roman" w:hAnsi="Times New Roman"/>
+                <w:sz w:val="21"/>
+              </w:rPr>
+              <w:t>nông</w:t>
+            </w:r>
+            <w:proofErr w:type="spellEnd"/>
+            <w:r>
+              <w:rPr>
+                <w:rFonts w:ascii="Times New Roman" w:eastAsia="Times New Roman" w:hAnsi="Times New Roman"/>
+                <w:sz w:val="21"/>
+              </w:rPr>
+              <w:t xml:space="preserve"> </w:t>
+            </w:r>
+            <w:proofErr w:type="spellStart"/>
+            <w:r>
+              <w:rPr>
+                <w:rFonts w:ascii="Times New Roman" w:eastAsia="Times New Roman" w:hAnsi="Times New Roman"/>
+                <w:sz w:val="21"/>
+              </w:rPr>
+              <w:t>nghiệp</w:t>
+            </w:r>
+            <w:proofErr w:type="spellEnd"/>
+          </w:p>
+        </w:tc>
+        <w:tc>
+          <w:tcPr>
+            <w:tcW w:w="753" w:type="pct"/>
+          </w:tcPr>
+          <w:p>
+            <w:pPr>
+              <w:rPr>
+                <w:sz w:val="21"/>
+              </w:rPr>
+            </w:pPr>
+          </w:p>
+        </w:tc>
+      </w:tr>
+      <w:tr>
+        <w:trPr>
+          <w:jc w:val="center"/>
+        </w:trPr>
+        <w:tc>
+          <w:tcPr>
+            <w:tcW w:w="277" w:type="pct"/>
+            <w:tcMar>
+              <w:top w:w="80" w:type="dxa"/>
+              <w:left w:w="80" w:type="dxa"/>
+              <w:bottom w:w="80" w:type="dxa"/>
+              <w:right w:w="80" w:type="dxa"/>
+            </w:tcMar>
+            <w:vAlign w:val="center"/>
+          </w:tcPr>
+          <w:p>
+            <w:pPr>
+              <w:jc w:val="center"/>
+            </w:pPr>
+            <w:r>
+              <w:rPr>
+                <w:rFonts w:ascii="Times New Roman" w:eastAsia="Times New Roman" w:hAnsi="Times New Roman"/>
+                <w:sz w:val="21"/>
+              </w:rPr>
+              <w:t>7</w:t>
+            </w:r>
+          </w:p>
+        </w:tc>
+        <w:tc>
+          <w:tcPr>
+            <w:tcW w:w="412" w:type="pct"/>
+            <w:tcMar>
+              <w:top w:w="80" w:type="dxa"/>
+              <w:left w:w="80" w:type="dxa"/>
+              <w:bottom w:w="80" w:type="dxa"/>
+              <w:right w:w="80" w:type="dxa"/>
+            </w:tcMar>
+            <w:vAlign w:val="center"/>
+          </w:tcPr>
+          <w:p>
+            <w:pPr>
+              <w:jc w:val="center"/>
+            </w:pPr>
+            <w:r>
+              <w:rPr>
+                <w:rFonts w:ascii="Times New Roman" w:eastAsia="Times New Roman" w:hAnsi="Times New Roman"/>
+                <w:b/>
+                <w:sz w:val="21"/>
+              </w:rPr>
+              <w:t>0141</w:t>
+            </w:r>
+          </w:p>
+        </w:tc>
+        <w:tc>
+          <w:tcPr>
+            <w:tcW w:w="3558" w:type="pct"/>
+            <w:tcMar>
+              <w:top w:w="80" w:type="dxa"/>
+              <w:left w:w="80" w:type="dxa"/>
+              <w:bottom w:w="80" w:type="dxa"/>
+              <w:right w:w="80" w:type="dxa"/>
+            </w:tcMar>
+            <w:vAlign w:val="center"/>
+          </w:tcPr>
+          <w:p>
+            <w:proofErr w:type="spellStart"/>
+            <w:r>
+              <w:rPr>
+                <w:rFonts w:ascii="Times New Roman" w:eastAsia="Times New Roman" w:hAnsi="Times New Roman"/>
+                <w:sz w:val="21"/>
+              </w:rPr>
+              <w:t>Chăn</w:t>
+            </w:r>
+            <w:proofErr w:type="spellEnd"/>
+            <w:r>
+              <w:rPr>
+                <w:rFonts w:ascii="Times New Roman" w:eastAsia="Times New Roman" w:hAnsi="Times New Roman"/>
+                <w:sz w:val="21"/>
+              </w:rPr>
+              <w:t xml:space="preserve"> </w:t>
+            </w:r>
+            <w:proofErr w:type="spellStart"/>
+            <w:r>
+              <w:rPr>
+                <w:rFonts w:ascii="Times New Roman" w:eastAsia="Times New Roman" w:hAnsi="Times New Roman"/>
+                <w:sz w:val="21"/>
+              </w:rPr>
+              <w:t>nuôi</w:t>
+            </w:r>
+            <w:proofErr w:type="spellEnd"/>
+            <w:r>
+              <w:rPr>
+                <w:rFonts w:ascii="Times New Roman" w:eastAsia="Times New Roman" w:hAnsi="Times New Roman"/>
+                <w:sz w:val="21"/>
+              </w:rPr>
+              <w:t xml:space="preserve"> </w:t>
+            </w:r>
+            <w:proofErr w:type="spellStart"/>
+            <w:r>
+              <w:rPr>
+                <w:rFonts w:ascii="Times New Roman" w:eastAsia="Times New Roman" w:hAnsi="Times New Roman"/>
+                <w:sz w:val="21"/>
+              </w:rPr>
+              <w:t>trâu</w:t>
+            </w:r>
+            <w:proofErr w:type="spellEnd"/>
+            <w:r>
+              <w:rPr>
+                <w:rFonts w:ascii="Times New Roman" w:eastAsia="Times New Roman" w:hAnsi="Times New Roman"/>
+                <w:sz w:val="21"/>
+              </w:rPr>
+              <w:t xml:space="preserve">, </w:t>
+            </w:r>
+            <w:proofErr w:type="spellStart"/>
+            <w:r>
+              <w:rPr>
+                <w:rFonts w:ascii="Times New Roman" w:eastAsia="Times New Roman" w:hAnsi="Times New Roman"/>
+                <w:sz w:val="21"/>
+              </w:rPr>
+              <w:t>bò</w:t>
+            </w:r>
+            <w:proofErr w:type="spellEnd"/>
+            <w:r>
+              <w:rPr>
+                <w:rFonts w:ascii="Times New Roman" w:eastAsia="Times New Roman" w:hAnsi="Times New Roman"/>
+                <w:sz w:val="21"/>
+              </w:rPr>
+              <w:t xml:space="preserve"> </w:t>
+            </w:r>
+            <w:proofErr w:type="spellStart"/>
+            <w:r>
+              <w:rPr>
+                <w:rFonts w:ascii="Times New Roman" w:eastAsia="Times New Roman" w:hAnsi="Times New Roman"/>
+                <w:sz w:val="21"/>
+              </w:rPr>
+              <w:t>và</w:t>
+            </w:r>
+            <w:proofErr w:type="spellEnd"/>
+            <w:r>
+              <w:rPr>
+                <w:rFonts w:ascii="Times New Roman" w:eastAsia="Times New Roman" w:hAnsi="Times New Roman"/>
+                <w:sz w:val="21"/>
+              </w:rPr>
+              <w:t xml:space="preserve"> </w:t>
+            </w:r>
+            <w:proofErr w:type="spellStart"/>
+            <w:r>
+              <w:rPr>
+                <w:rFonts w:ascii="Times New Roman" w:eastAsia="Times New Roman" w:hAnsi="Times New Roman"/>
+                <w:sz w:val="21"/>
+              </w:rPr>
+              <w:t>sản</w:t>
+            </w:r>
+            <w:proofErr w:type="spellEnd"/>
+            <w:r>
+              <w:rPr>
+                <w:rFonts w:ascii="Times New Roman" w:eastAsia="Times New Roman" w:hAnsi="Times New Roman"/>
+                <w:sz w:val="21"/>
+              </w:rPr>
+              <w:t xml:space="preserve"> </w:t>
+            </w:r>
+            <w:proofErr w:type="spellStart"/>
+            <w:r>
+              <w:rPr>
+                <w:rFonts w:ascii="Times New Roman" w:eastAsia="Times New Roman" w:hAnsi="Times New Roman"/>
+                <w:sz w:val="21"/>
+              </w:rPr>
+              <w:t>xuất</w:t>
+            </w:r>
+            <w:proofErr w:type="spellEnd"/>
+            <w:r>
+              <w:rPr>
+                <w:rFonts w:ascii="Times New Roman" w:eastAsia="Times New Roman" w:hAnsi="Times New Roman"/>
+                <w:sz w:val="21"/>
+              </w:rPr>
+              <w:t xml:space="preserve"> </w:t>
+            </w:r>
+            <w:proofErr w:type="spellStart"/>
+            <w:r>
+              <w:rPr>
+                <w:rFonts w:ascii="Times New Roman" w:eastAsia="Times New Roman" w:hAnsi="Times New Roman"/>
+                <w:sz w:val="21"/>
+              </w:rPr>
+              <w:t>giống</w:t>
+            </w:r>
+            <w:proofErr w:type="spellEnd"/>
+            <w:r>
+              <w:rPr>
+                <w:rFonts w:ascii="Times New Roman" w:eastAsia="Times New Roman" w:hAnsi="Times New Roman"/>
+                <w:sz w:val="21"/>
+              </w:rPr>
+              <w:t xml:space="preserve"> </w:t>
+            </w:r>
+            <w:proofErr w:type="spellStart"/>
+            <w:r>
+              <w:rPr>
+                <w:rFonts w:ascii="Times New Roman" w:eastAsia="Times New Roman" w:hAnsi="Times New Roman"/>
+                <w:sz w:val="21"/>
+              </w:rPr>
+              <w:t>trâu</w:t>
+            </w:r>
+            <w:proofErr w:type="spellEnd"/>
+            <w:r>
+              <w:rPr>
+                <w:rFonts w:ascii="Times New Roman" w:eastAsia="Times New Roman" w:hAnsi="Times New Roman"/>
+                <w:sz w:val="21"/>
+              </w:rPr>
+              <w:t xml:space="preserve">, </w:t>
+            </w:r>
+            <w:proofErr w:type="spellStart"/>
+            <w:r>
+              <w:rPr>
+                <w:rFonts w:ascii="Times New Roman" w:eastAsia="Times New Roman" w:hAnsi="Times New Roman"/>
+                <w:sz w:val="21"/>
+              </w:rPr>
+              <w:t>bò</w:t>
+            </w:r>
+            <w:proofErr w:type="spellEnd"/>
+          </w:p>
+        </w:tc>
+        <w:tc>
+          <w:tcPr>
+            <w:tcW w:w="753" w:type="pct"/>
+          </w:tcPr>
+          <w:p>
+            <w:pPr>
+              <w:rPr>
+                <w:sz w:val="21"/>
+              </w:rPr>
+            </w:pPr>
+          </w:p>
+        </w:tc>
+      </w:tr>
+      <w:tr>
+        <w:trPr>
+          <w:jc w:val="center"/>
+        </w:trPr>
+        <w:tc>
+          <w:tcPr>
+            <w:tcW w:w="277" w:type="pct"/>
+            <w:tcMar>
+              <w:top w:w="80" w:type="dxa"/>
+              <w:left w:w="80" w:type="dxa"/>
+              <w:bottom w:w="80" w:type="dxa"/>
+              <w:right w:w="80" w:type="dxa"/>
+            </w:tcMar>
+            <w:vAlign w:val="center"/>
+          </w:tcPr>
+          <w:p>
+            <w:pPr>
+              <w:jc w:val="center"/>
+            </w:pPr>
+            <w:r>
+              <w:rPr>
+                <w:rFonts w:ascii="Times New Roman" w:eastAsia="Times New Roman" w:hAnsi="Times New Roman"/>
+                <w:sz w:val="21"/>
+              </w:rPr>
+              <w:t>8</w:t>
+            </w:r>
+          </w:p>
+        </w:tc>
+        <w:tc>
+          <w:tcPr>
+            <w:tcW w:w="412" w:type="pct"/>
+            <w:tcMar>
+              <w:top w:w="80" w:type="dxa"/>
+              <w:left w:w="80" w:type="dxa"/>
+              <w:bottom w:w="80" w:type="dxa"/>
+              <w:right w:w="80" w:type="dxa"/>
+            </w:tcMar>
+            <w:vAlign w:val="center"/>
+          </w:tcPr>
+          <w:p>
+            <w:pPr>
+              <w:jc w:val="center"/>
+            </w:pPr>
+            <w:r>
+              <w:rPr>
+                <w:rFonts w:ascii="Times New Roman" w:eastAsia="Times New Roman" w:hAnsi="Times New Roman"/>
+                <w:b/>
+                <w:sz w:val="21"/>
+              </w:rPr>
+              <w:t>0142</w:t>
+            </w:r>
+          </w:p>
+        </w:tc>
+        <w:tc>
+          <w:tcPr>
+            <w:tcW w:w="3558" w:type="pct"/>
+            <w:tcMar>
+              <w:top w:w="80" w:type="dxa"/>
+              <w:left w:w="80" w:type="dxa"/>
+              <w:bottom w:w="80" w:type="dxa"/>
+              <w:right w:w="80" w:type="dxa"/>
+            </w:tcMar>
+            <w:vAlign w:val="center"/>
+          </w:tcPr>
+          <w:p>
+            <w:proofErr w:type="spellStart"/>
+            <w:r>
+              <w:rPr>
+                <w:rFonts w:ascii="Times New Roman" w:eastAsia="Times New Roman" w:hAnsi="Times New Roman"/>
+                <w:sz w:val="21"/>
+              </w:rPr>
+              <w:t>Chăn</w:t>
+            </w:r>
+            <w:proofErr w:type="spellEnd"/>
+            <w:r>
+              <w:rPr>
+                <w:rFonts w:ascii="Times New Roman" w:eastAsia="Times New Roman" w:hAnsi="Times New Roman"/>
+                <w:sz w:val="21"/>
+              </w:rPr>
+              <w:t xml:space="preserve"> </w:t>
+            </w:r>
+            <w:proofErr w:type="spellStart"/>
+            <w:r>
+              <w:rPr>
+                <w:rFonts w:ascii="Times New Roman" w:eastAsia="Times New Roman" w:hAnsi="Times New Roman"/>
+                <w:sz w:val="21"/>
+              </w:rPr>
+              <w:t>nuôi</w:t>
+            </w:r>
+            <w:proofErr w:type="spellEnd"/>
+            <w:r>
+              <w:rPr>
+                <w:rFonts w:ascii="Times New Roman" w:eastAsia="Times New Roman" w:hAnsi="Times New Roman"/>
+                <w:sz w:val="21"/>
+              </w:rPr>
+              <w:t xml:space="preserve"> </w:t>
+            </w:r>
+            <w:proofErr w:type="spellStart"/>
+            <w:r>
+              <w:rPr>
+                <w:rFonts w:ascii="Times New Roman" w:eastAsia="Times New Roman" w:hAnsi="Times New Roman"/>
+                <w:sz w:val="21"/>
+              </w:rPr>
+              <w:t>ngựa</w:t>
+            </w:r>
+            <w:proofErr w:type="spellEnd"/>
+            <w:r>
+              <w:rPr>
+                <w:rFonts w:ascii="Times New Roman" w:eastAsia="Times New Roman" w:hAnsi="Times New Roman"/>
+                <w:sz w:val="21"/>
+              </w:rPr>
+              <w:t xml:space="preserve">, </w:t>
+            </w:r>
+            <w:proofErr w:type="spellStart"/>
+            <w:r>
+              <w:rPr>
+                <w:rFonts w:ascii="Times New Roman" w:eastAsia="Times New Roman" w:hAnsi="Times New Roman"/>
+                <w:sz w:val="21"/>
+              </w:rPr>
+              <w:t>lừa</w:t>
+            </w:r>
+            <w:proofErr w:type="spellEnd"/>
+            <w:r>
+              <w:rPr>
+                <w:rFonts w:ascii="Times New Roman" w:eastAsia="Times New Roman" w:hAnsi="Times New Roman"/>
+                <w:sz w:val="21"/>
+              </w:rPr>
+              <w:t xml:space="preserve">, la </w:t>
+            </w:r>
+            <w:proofErr w:type="spellStart"/>
+            <w:r>
+              <w:rPr>
+                <w:rFonts w:ascii="Times New Roman" w:eastAsia="Times New Roman" w:hAnsi="Times New Roman"/>
+                <w:sz w:val="21"/>
+              </w:rPr>
+              <w:t>và</w:t>
+            </w:r>
+            <w:proofErr w:type="spellEnd"/>
+            <w:r>
+              <w:rPr>
+                <w:rFonts w:ascii="Times New Roman" w:eastAsia="Times New Roman" w:hAnsi="Times New Roman"/>
+                <w:sz w:val="21"/>
+              </w:rPr>
+              <w:t xml:space="preserve"> </w:t>
+            </w:r>
+            <w:proofErr w:type="spellStart"/>
+            <w:r>
+              <w:rPr>
+                <w:rFonts w:ascii="Times New Roman" w:eastAsia="Times New Roman" w:hAnsi="Times New Roman"/>
+                <w:sz w:val="21"/>
+              </w:rPr>
+              <w:t>sản</w:t>
+            </w:r>
+            <w:proofErr w:type="spellEnd"/>
+            <w:r>
+              <w:rPr>
+                <w:rFonts w:ascii="Times New Roman" w:eastAsia="Times New Roman" w:hAnsi="Times New Roman"/>
+                <w:sz w:val="21"/>
+              </w:rPr>
+              <w:t xml:space="preserve"> </w:t>
+            </w:r>
+            <w:proofErr w:type="spellStart"/>
+            <w:r>
+              <w:rPr>
+                <w:rFonts w:ascii="Times New Roman" w:eastAsia="Times New Roman" w:hAnsi="Times New Roman"/>
+                <w:sz w:val="21"/>
+              </w:rPr>
+              <w:t>xuất</w:t>
+            </w:r>
+            <w:proofErr w:type="spellEnd"/>
+            <w:r>
+              <w:rPr>
+                <w:rFonts w:ascii="Times New Roman" w:eastAsia="Times New Roman" w:hAnsi="Times New Roman"/>
+                <w:sz w:val="21"/>
+              </w:rPr>
+              <w:t xml:space="preserve"> </w:t>
+            </w:r>
+            <w:proofErr w:type="spellStart"/>
+            <w:r>
+              <w:rPr>
+                <w:rFonts w:ascii="Times New Roman" w:eastAsia="Times New Roman" w:hAnsi="Times New Roman"/>
+                <w:sz w:val="21"/>
+              </w:rPr>
+              <w:t>giống</w:t>
+            </w:r>
+            <w:proofErr w:type="spellEnd"/>
+            <w:r>
+              <w:rPr>
+                <w:rFonts w:ascii="Times New Roman" w:eastAsia="Times New Roman" w:hAnsi="Times New Roman"/>
+                <w:sz w:val="21"/>
+              </w:rPr>
+              <w:t xml:space="preserve"> </w:t>
+            </w:r>
+            <w:proofErr w:type="spellStart"/>
+            <w:r>
+              <w:rPr>
+                <w:rFonts w:ascii="Times New Roman" w:eastAsia="Times New Roman" w:hAnsi="Times New Roman"/>
+                <w:sz w:val="21"/>
+              </w:rPr>
+              <w:t>ngựa</w:t>
+            </w:r>
+            <w:proofErr w:type="spellEnd"/>
+            <w:r>
+              <w:rPr>
+                <w:rFonts w:ascii="Times New Roman" w:eastAsia="Times New Roman" w:hAnsi="Times New Roman"/>
+                <w:sz w:val="21"/>
+              </w:rPr>
+              <w:t xml:space="preserve">, </w:t>
+            </w:r>
+            <w:proofErr w:type="spellStart"/>
+            <w:r>
+              <w:rPr>
+                <w:rFonts w:ascii="Times New Roman" w:eastAsia="Times New Roman" w:hAnsi="Times New Roman"/>
+                <w:sz w:val="21"/>
+              </w:rPr>
+              <w:t>lừa</w:t>
+            </w:r>
+            <w:proofErr w:type="spellEnd"/>
+          </w:p>
+        </w:tc>
+        <w:tc>
+          <w:tcPr>
+            <w:tcW w:w="753" w:type="pct"/>
+          </w:tcPr>
+          <w:p>
+            <w:pPr>
+              <w:rPr>
+                <w:sz w:val="21"/>
+              </w:rPr>
+            </w:pPr>
+          </w:p>
+        </w:tc>
+      </w:tr>
+      <w:tr>
+        <w:trPr>
+          <w:jc w:val="center"/>
+        </w:trPr>
+        <w:tc>
+          <w:tcPr>
+            <w:tcW w:w="277" w:type="pct"/>
+            <w:tcMar>
+              <w:top w:w="80" w:type="dxa"/>
+              <w:left w:w="80" w:type="dxa"/>
+              <w:bottom w:w="80" w:type="dxa"/>
+              <w:right w:w="80" w:type="dxa"/>
+            </w:tcMar>
+            <w:vAlign w:val="center"/>
+          </w:tcPr>
+          <w:p>
+            <w:pPr>
+              <w:jc w:val="center"/>
+            </w:pPr>
+            <w:r>
+              <w:rPr>
+                <w:rFonts w:ascii="Times New Roman" w:eastAsia="Times New Roman" w:hAnsi="Times New Roman"/>
+                <w:sz w:val="21"/>
+              </w:rPr>
+              <w:t>9</w:t>
+            </w:r>
+          </w:p>
+        </w:tc>
+        <w:tc>
+          <w:tcPr>
+            <w:tcW w:w="412" w:type="pct"/>
+            <w:tcMar>
+              <w:top w:w="80" w:type="dxa"/>
+              <w:left w:w="80" w:type="dxa"/>
+              <w:bottom w:w="80" w:type="dxa"/>
+              <w:right w:w="80" w:type="dxa"/>
+            </w:tcMar>
+            <w:vAlign w:val="center"/>
+          </w:tcPr>
+          <w:p>
+            <w:pPr>
+              <w:jc w:val="center"/>
+            </w:pPr>
+            <w:r>
+              <w:rPr>
+                <w:rFonts w:ascii="Times New Roman" w:eastAsia="Times New Roman" w:hAnsi="Times New Roman"/>
+                <w:b/>
+                <w:sz w:val="21"/>
+              </w:rPr>
+              <w:t>0144</w:t>
+            </w:r>
+          </w:p>
+        </w:tc>
+        <w:tc>
+          <w:tcPr>
+            <w:tcW w:w="3558" w:type="pct"/>
+            <w:tcMar>
+              <w:top w:w="80" w:type="dxa"/>
+              <w:left w:w="80" w:type="dxa"/>
+              <w:bottom w:w="80" w:type="dxa"/>
+              <w:right w:w="80" w:type="dxa"/>
+            </w:tcMar>
+            <w:vAlign w:val="center"/>
+          </w:tcPr>
+          <w:p>
+            <w:proofErr w:type="spellStart"/>
+            <w:r>
+              <w:rPr>
+                <w:rFonts w:ascii="Times New Roman" w:eastAsia="Times New Roman" w:hAnsi="Times New Roman"/>
+                <w:sz w:val="21"/>
+              </w:rPr>
+              <w:t>Chăn</w:t>
+            </w:r>
+            <w:proofErr w:type="spellEnd"/>
+            <w:r>
+              <w:rPr>
+                <w:rFonts w:ascii="Times New Roman" w:eastAsia="Times New Roman" w:hAnsi="Times New Roman"/>
+                <w:sz w:val="21"/>
+              </w:rPr>
+              <w:t xml:space="preserve"> </w:t>
+            </w:r>
+            <w:proofErr w:type="spellStart"/>
+            <w:r>
+              <w:rPr>
+                <w:rFonts w:ascii="Times New Roman" w:eastAsia="Times New Roman" w:hAnsi="Times New Roman"/>
+                <w:sz w:val="21"/>
+              </w:rPr>
+              <w:t>nuôi</w:t>
+            </w:r>
+            <w:proofErr w:type="spellEnd"/>
+            <w:r>
+              <w:rPr>
+                <w:rFonts w:ascii="Times New Roman" w:eastAsia="Times New Roman" w:hAnsi="Times New Roman"/>
+                <w:sz w:val="21"/>
+              </w:rPr>
+              <w:t xml:space="preserve"> </w:t>
+            </w:r>
+            <w:proofErr w:type="spellStart"/>
+            <w:r>
+              <w:rPr>
+                <w:rFonts w:ascii="Times New Roman" w:eastAsia="Times New Roman" w:hAnsi="Times New Roman"/>
+                <w:sz w:val="21"/>
+              </w:rPr>
+              <w:t>dê</w:t>
+            </w:r>
+            <w:proofErr w:type="spellEnd"/>
+            <w:r>
+              <w:rPr>
+                <w:rFonts w:ascii="Times New Roman" w:eastAsia="Times New Roman" w:hAnsi="Times New Roman"/>
+                <w:sz w:val="21"/>
+              </w:rPr>
+              <w:t xml:space="preserve">, </w:t>
+            </w:r>
+            <w:proofErr w:type="spellStart"/>
+            <w:r>
+              <w:rPr>
+                <w:rFonts w:ascii="Times New Roman" w:eastAsia="Times New Roman" w:hAnsi="Times New Roman"/>
+                <w:sz w:val="21"/>
+              </w:rPr>
+              <w:t>cừu</w:t>
+            </w:r>
+            <w:proofErr w:type="spellEnd"/>
+            <w:r>
+              <w:rPr>
+                <w:rFonts w:ascii="Times New Roman" w:eastAsia="Times New Roman" w:hAnsi="Times New Roman"/>
+                <w:sz w:val="21"/>
+              </w:rPr>
+              <w:t xml:space="preserve">, </w:t>
+            </w:r>
+            <w:proofErr w:type="spellStart"/>
+            <w:r>
+              <w:rPr>
+                <w:rFonts w:ascii="Times New Roman" w:eastAsia="Times New Roman" w:hAnsi="Times New Roman"/>
+                <w:sz w:val="21"/>
+              </w:rPr>
+              <w:t>hươu</w:t>
+            </w:r>
+            <w:proofErr w:type="spellEnd"/>
+            <w:r>
+              <w:rPr>
+                <w:rFonts w:ascii="Times New Roman" w:eastAsia="Times New Roman" w:hAnsi="Times New Roman"/>
+                <w:sz w:val="21"/>
+              </w:rPr>
+              <w:t xml:space="preserve">, </w:t>
+            </w:r>
+            <w:proofErr w:type="spellStart"/>
+            <w:r>
+              <w:rPr>
+                <w:rFonts w:ascii="Times New Roman" w:eastAsia="Times New Roman" w:hAnsi="Times New Roman"/>
+                <w:sz w:val="21"/>
+              </w:rPr>
+              <w:t>nai</w:t>
+            </w:r>
+            <w:proofErr w:type="spellEnd"/>
+            <w:r>
+              <w:rPr>
+                <w:rFonts w:ascii="Times New Roman" w:eastAsia="Times New Roman" w:hAnsi="Times New Roman"/>
+                <w:sz w:val="21"/>
+              </w:rPr>
+              <w:t xml:space="preserve"> </w:t>
+            </w:r>
+            <w:proofErr w:type="spellStart"/>
+            <w:r>
+              <w:rPr>
+                <w:rFonts w:ascii="Times New Roman" w:eastAsia="Times New Roman" w:hAnsi="Times New Roman"/>
+                <w:sz w:val="21"/>
+              </w:rPr>
+              <w:t>và</w:t>
+            </w:r>
+            <w:proofErr w:type="spellEnd"/>
+            <w:r>
+              <w:rPr>
+                <w:rFonts w:ascii="Times New Roman" w:eastAsia="Times New Roman" w:hAnsi="Times New Roman"/>
+                <w:sz w:val="21"/>
+              </w:rPr>
+              <w:t xml:space="preserve"> </w:t>
+            </w:r>
+            <w:proofErr w:type="spellStart"/>
+            <w:r>
+              <w:rPr>
+                <w:rFonts w:ascii="Times New Roman" w:eastAsia="Times New Roman" w:hAnsi="Times New Roman"/>
+                <w:sz w:val="21"/>
+              </w:rPr>
+              <w:t>sản</w:t>
+            </w:r>
+            <w:proofErr w:type="spellEnd"/>
+            <w:r>
+              <w:rPr>
+                <w:rFonts w:ascii="Times New Roman" w:eastAsia="Times New Roman" w:hAnsi="Times New Roman"/>
+                <w:sz w:val="21"/>
+              </w:rPr>
+              <w:t xml:space="preserve"> </w:t>
+            </w:r>
+            <w:proofErr w:type="spellStart"/>
+            <w:r>
+              <w:rPr>
+                <w:rFonts w:ascii="Times New Roman" w:eastAsia="Times New Roman" w:hAnsi="Times New Roman"/>
+                <w:sz w:val="21"/>
+              </w:rPr>
+              <w:t>xuất</w:t>
+            </w:r>
+            <w:proofErr w:type="spellEnd"/>
+            <w:r>
+              <w:rPr>
+                <w:rFonts w:ascii="Times New Roman" w:eastAsia="Times New Roman" w:hAnsi="Times New Roman"/>
+                <w:sz w:val="21"/>
+              </w:rPr>
+              <w:t xml:space="preserve"> </w:t>
+            </w:r>
+            <w:proofErr w:type="spellStart"/>
+            <w:r>
+              <w:rPr>
+                <w:rFonts w:ascii="Times New Roman" w:eastAsia="Times New Roman" w:hAnsi="Times New Roman"/>
+                <w:sz w:val="21"/>
+              </w:rPr>
+              <w:t>giống</w:t>
+            </w:r>
+            <w:proofErr w:type="spellEnd"/>
+            <w:r>
+              <w:rPr>
+                <w:rFonts w:ascii="Times New Roman" w:eastAsia="Times New Roman" w:hAnsi="Times New Roman"/>
+                <w:sz w:val="21"/>
+              </w:rPr>
+              <w:t xml:space="preserve"> </w:t>
+            </w:r>
+            <w:proofErr w:type="spellStart"/>
+            <w:r>
+              <w:rPr>
+                <w:rFonts w:ascii="Times New Roman" w:eastAsia="Times New Roman" w:hAnsi="Times New Roman"/>
+                <w:sz w:val="21"/>
+              </w:rPr>
+              <w:t>dê</w:t>
+            </w:r>
+            <w:proofErr w:type="spellEnd"/>
+            <w:r>
+              <w:rPr>
+                <w:rFonts w:ascii="Times New Roman" w:eastAsia="Times New Roman" w:hAnsi="Times New Roman"/>
+                <w:sz w:val="21"/>
+              </w:rPr>
+              <w:t xml:space="preserve">, </w:t>
+            </w:r>
+            <w:proofErr w:type="spellStart"/>
+            <w:r>
+              <w:rPr>
+                <w:rFonts w:ascii="Times New Roman" w:eastAsia="Times New Roman" w:hAnsi="Times New Roman"/>
+                <w:sz w:val="21"/>
+              </w:rPr>
+              <w:t>cừu</w:t>
+            </w:r>
+            <w:proofErr w:type="spellEnd"/>
+            <w:r>
+              <w:rPr>
+                <w:rFonts w:ascii="Times New Roman" w:eastAsia="Times New Roman" w:hAnsi="Times New Roman"/>
+                <w:sz w:val="21"/>
+              </w:rPr>
+              <w:t xml:space="preserve">, </w:t>
+            </w:r>
+            <w:proofErr w:type="spellStart"/>
+            <w:r>
+              <w:rPr>
+                <w:rFonts w:ascii="Times New Roman" w:eastAsia="Times New Roman" w:hAnsi="Times New Roman"/>
+                <w:sz w:val="21"/>
+              </w:rPr>
+              <w:t>hươu</w:t>
+            </w:r>
+            <w:proofErr w:type="spellEnd"/>
+            <w:r>
+              <w:rPr>
+                <w:rFonts w:ascii="Times New Roman" w:eastAsia="Times New Roman" w:hAnsi="Times New Roman"/>
+                <w:sz w:val="21"/>
+              </w:rPr>
+              <w:t xml:space="preserve">, </w:t>
+            </w:r>
+            <w:proofErr w:type="spellStart"/>
+            <w:r>
+              <w:rPr>
+                <w:rFonts w:ascii="Times New Roman" w:eastAsia="Times New Roman" w:hAnsi="Times New Roman"/>
+                <w:sz w:val="21"/>
+              </w:rPr>
+              <w:t>nai</w:t>
+            </w:r>
+            <w:proofErr w:type="spellEnd"/>
+          </w:p>
+        </w:tc>
+        <w:tc>
+          <w:tcPr>
+            <w:tcW w:w="753" w:type="pct"/>
+          </w:tcPr>
+          <w:p>
+            <w:pPr>
+              <w:rPr>
+                <w:sz w:val="21"/>
+              </w:rPr>
+            </w:pPr>
+          </w:p>
+        </w:tc>
+      </w:tr>
+      <w:tr>
+        <w:trPr>
+          <w:jc w:val="center"/>
+        </w:trPr>
+        <w:tc>
+          <w:tcPr>
+            <w:tcW w:w="277" w:type="pct"/>
+            <w:tcMar>
+              <w:top w:w="80" w:type="dxa"/>
+              <w:left w:w="80" w:type="dxa"/>
+              <w:bottom w:w="80" w:type="dxa"/>
+              <w:right w:w="80" w:type="dxa"/>
+            </w:tcMar>
+            <w:vAlign w:val="center"/>
+          </w:tcPr>
+          <w:p>
+            <w:pPr>
+              <w:jc w:val="center"/>
+            </w:pPr>
+            <w:r>
+              <w:rPr>
+                <w:rFonts w:ascii="Times New Roman" w:eastAsia="Times New Roman" w:hAnsi="Times New Roman"/>
+                <w:sz w:val="21"/>
+              </w:rPr>
+              <w:t>10</w:t>
+            </w:r>
+          </w:p>
+        </w:tc>
+        <w:tc>
+          <w:tcPr>
+            <w:tcW w:w="412" w:type="pct"/>
+            <w:tcMar>
+              <w:top w:w="80" w:type="dxa"/>
+              <w:left w:w="80" w:type="dxa"/>
+              <w:bottom w:w="80" w:type="dxa"/>
+              <w:right w:w="80" w:type="dxa"/>
+            </w:tcMar>
+            <w:vAlign w:val="center"/>
+          </w:tcPr>
+          <w:p>
+            <w:pPr>
+              <w:jc w:val="center"/>
+            </w:pPr>
+            <w:r>
+              <w:rPr>
+                <w:rFonts w:ascii="Times New Roman" w:eastAsia="Times New Roman" w:hAnsi="Times New Roman"/>
+                <w:b/>
+                <w:sz w:val="21"/>
+              </w:rPr>
+              <w:t>0145</w:t>
+            </w:r>
+          </w:p>
+        </w:tc>
+        <w:tc>
+          <w:tcPr>
+            <w:tcW w:w="3558" w:type="pct"/>
+            <w:tcMar>
+              <w:top w:w="80" w:type="dxa"/>
+              <w:left w:w="80" w:type="dxa"/>
+              <w:bottom w:w="80" w:type="dxa"/>
+              <w:right w:w="80" w:type="dxa"/>
+            </w:tcMar>
+            <w:vAlign w:val="center"/>
+          </w:tcPr>
+          <w:p>
+            <w:proofErr w:type="spellStart"/>
+            <w:r>
+              <w:rPr>
+                <w:rFonts w:ascii="Times New Roman" w:eastAsia="Times New Roman" w:hAnsi="Times New Roman"/>
+                <w:sz w:val="21"/>
+              </w:rPr>
+              <w:t>Chăn</w:t>
+            </w:r>
+            <w:proofErr w:type="spellEnd"/>
+            <w:r>
+              <w:rPr>
+                <w:rFonts w:ascii="Times New Roman" w:eastAsia="Times New Roman" w:hAnsi="Times New Roman"/>
+                <w:sz w:val="21"/>
+              </w:rPr>
+              <w:t xml:space="preserve"> </w:t>
+            </w:r>
+            <w:proofErr w:type="spellStart"/>
+            <w:r>
+              <w:rPr>
+                <w:rFonts w:ascii="Times New Roman" w:eastAsia="Times New Roman" w:hAnsi="Times New Roman"/>
+                <w:sz w:val="21"/>
+              </w:rPr>
+              <w:t>nuôi</w:t>
+            </w:r>
+            <w:proofErr w:type="spellEnd"/>
+            <w:r>
+              <w:rPr>
+                <w:rFonts w:ascii="Times New Roman" w:eastAsia="Times New Roman" w:hAnsi="Times New Roman"/>
+                <w:sz w:val="21"/>
+              </w:rPr>
+              <w:t xml:space="preserve"> </w:t>
+            </w:r>
+            <w:proofErr w:type="spellStart"/>
+            <w:r>
+              <w:rPr>
+                <w:rFonts w:ascii="Times New Roman" w:eastAsia="Times New Roman" w:hAnsi="Times New Roman"/>
+                <w:sz w:val="21"/>
+              </w:rPr>
+              <w:t>lợn</w:t>
+            </w:r>
+            <w:proofErr w:type="spellEnd"/>
+            <w:r>
+              <w:rPr>
+                <w:rFonts w:ascii="Times New Roman" w:eastAsia="Times New Roman" w:hAnsi="Times New Roman"/>
+                <w:sz w:val="21"/>
+              </w:rPr>
+              <w:t xml:space="preserve"> </w:t>
+            </w:r>
+            <w:proofErr w:type="spellStart"/>
+            <w:r>
+              <w:rPr>
+                <w:rFonts w:ascii="Times New Roman" w:eastAsia="Times New Roman" w:hAnsi="Times New Roman"/>
+                <w:sz w:val="21"/>
+              </w:rPr>
+              <w:t>và</w:t>
+            </w:r>
+            <w:proofErr w:type="spellEnd"/>
+            <w:r>
+              <w:rPr>
+                <w:rFonts w:ascii="Times New Roman" w:eastAsia="Times New Roman" w:hAnsi="Times New Roman"/>
+                <w:sz w:val="21"/>
+              </w:rPr>
+              <w:t xml:space="preserve"> </w:t>
+            </w:r>
+            <w:proofErr w:type="spellStart"/>
+            <w:r>
+              <w:rPr>
+                <w:rFonts w:ascii="Times New Roman" w:eastAsia="Times New Roman" w:hAnsi="Times New Roman"/>
+                <w:sz w:val="21"/>
+              </w:rPr>
+              <w:t>sản</w:t>
+            </w:r>
+            <w:proofErr w:type="spellEnd"/>
+            <w:r>
+              <w:rPr>
+                <w:rFonts w:ascii="Times New Roman" w:eastAsia="Times New Roman" w:hAnsi="Times New Roman"/>
+                <w:sz w:val="21"/>
+              </w:rPr>
+              <w:t xml:space="preserve"> </w:t>
+            </w:r>
+            <w:proofErr w:type="spellStart"/>
+            <w:r>
+              <w:rPr>
+                <w:rFonts w:ascii="Times New Roman" w:eastAsia="Times New Roman" w:hAnsi="Times New Roman"/>
+                <w:sz w:val="21"/>
+              </w:rPr>
+              <w:t>xuất</w:t>
+            </w:r>
+            <w:proofErr w:type="spellEnd"/>
+            <w:r>
+              <w:rPr>
+                <w:rFonts w:ascii="Times New Roman" w:eastAsia="Times New Roman" w:hAnsi="Times New Roman"/>
+                <w:sz w:val="21"/>
+              </w:rPr>
+              <w:t xml:space="preserve"> </w:t>
+            </w:r>
+            <w:proofErr w:type="spellStart"/>
+            <w:r>
+              <w:rPr>
+                <w:rFonts w:ascii="Times New Roman" w:eastAsia="Times New Roman" w:hAnsi="Times New Roman"/>
+                <w:sz w:val="21"/>
+              </w:rPr>
+              <w:t>giống</w:t>
+            </w:r>
+            <w:proofErr w:type="spellEnd"/>
+            <w:r>
+              <w:rPr>
+                <w:rFonts w:ascii="Times New Roman" w:eastAsia="Times New Roman" w:hAnsi="Times New Roman"/>
+                <w:sz w:val="21"/>
+              </w:rPr>
+              <w:t xml:space="preserve"> </w:t>
+            </w:r>
+            <w:proofErr w:type="spellStart"/>
+            <w:r>
+              <w:rPr>
+                <w:rFonts w:ascii="Times New Roman" w:eastAsia="Times New Roman" w:hAnsi="Times New Roman"/>
+                <w:sz w:val="21"/>
+              </w:rPr>
+              <w:t>lợn</w:t>
+            </w:r>
+            <w:proofErr w:type="spellEnd"/>
+          </w:p>
+        </w:tc>
+        <w:tc>
+          <w:tcPr>
+            <w:tcW w:w="753" w:type="pct"/>
+          </w:tcPr>
+          <w:p>
+            <w:pPr>
+              <w:rPr>
+                <w:sz w:val="21"/>
+              </w:rPr>
+            </w:pPr>
+          </w:p>
+        </w:tc>
+      </w:tr>
+      <w:tr>
+        <w:trPr>
+          <w:jc w:val="center"/>
+        </w:trPr>
+        <w:tc>
+          <w:tcPr>
+            <w:tcW w:w="277" w:type="pct"/>
+            <w:tcMar>
+              <w:top w:w="80" w:type="dxa"/>
+              <w:left w:w="80" w:type="dxa"/>
+              <w:bottom w:w="80" w:type="dxa"/>
+              <w:right w:w="80" w:type="dxa"/>
+            </w:tcMar>
+            <w:vAlign w:val="center"/>
+          </w:tcPr>
+          <w:p>
+            <w:pPr>
+              <w:jc w:val="center"/>
+            </w:pPr>
+            <w:r>
+              <w:rPr>
+                <w:rFonts w:ascii="Times New Roman" w:eastAsia="Times New Roman" w:hAnsi="Times New Roman"/>
+                <w:sz w:val="21"/>
+              </w:rPr>
+              <w:t>11</w:t>
+            </w:r>
+          </w:p>
+        </w:tc>
+        <w:tc>
+          <w:tcPr>
+            <w:tcW w:w="412" w:type="pct"/>
+            <w:tcMar>
+              <w:top w:w="80" w:type="dxa"/>
+              <w:left w:w="80" w:type="dxa"/>
+              <w:bottom w:w="80" w:type="dxa"/>
+              <w:right w:w="80" w:type="dxa"/>
+            </w:tcMar>
+            <w:vAlign w:val="center"/>
+          </w:tcPr>
+          <w:p>
+            <w:pPr>
+              <w:jc w:val="center"/>
+            </w:pPr>
+            <w:r>
+              <w:rPr>
+                <w:rFonts w:ascii="Times New Roman" w:eastAsia="Times New Roman" w:hAnsi="Times New Roman"/>
+                <w:b/>
+                <w:sz w:val="21"/>
+              </w:rPr>
+              <w:t>0146</w:t>
+            </w:r>
+          </w:p>
+        </w:tc>
+        <w:tc>
+          <w:tcPr>
+            <w:tcW w:w="3558" w:type="pct"/>
+            <w:tcMar>
+              <w:top w:w="80" w:type="dxa"/>
+              <w:left w:w="80" w:type="dxa"/>
+              <w:bottom w:w="80" w:type="dxa"/>
+              <w:right w:w="80" w:type="dxa"/>
+            </w:tcMar>
+            <w:vAlign w:val="center"/>
+          </w:tcPr>
+          <w:p>
+            <w:proofErr w:type="spellStart"/>
+            <w:r>
+              <w:rPr>
+                <w:rFonts w:ascii="Times New Roman" w:eastAsia="Times New Roman" w:hAnsi="Times New Roman"/>
+                <w:sz w:val="21"/>
+              </w:rPr>
+              <w:t>Chăn</w:t>
+            </w:r>
+            <w:proofErr w:type="spellEnd"/>
+            <w:r>
+              <w:rPr>
+                <w:rFonts w:ascii="Times New Roman" w:eastAsia="Times New Roman" w:hAnsi="Times New Roman"/>
+                <w:sz w:val="21"/>
+              </w:rPr>
+              <w:t xml:space="preserve"> </w:t>
+            </w:r>
+            <w:proofErr w:type="spellStart"/>
+            <w:r>
+              <w:rPr>
+                <w:rFonts w:ascii="Times New Roman" w:eastAsia="Times New Roman" w:hAnsi="Times New Roman"/>
+                <w:sz w:val="21"/>
+              </w:rPr>
+              <w:t>nuôi</w:t>
+            </w:r>
+            <w:proofErr w:type="spellEnd"/>
+            <w:r>
+              <w:rPr>
+                <w:rFonts w:ascii="Times New Roman" w:eastAsia="Times New Roman" w:hAnsi="Times New Roman"/>
+                <w:sz w:val="21"/>
+              </w:rPr>
+              <w:t xml:space="preserve"> </w:t>
+            </w:r>
+            <w:proofErr w:type="spellStart"/>
+            <w:r>
+              <w:rPr>
+                <w:rFonts w:ascii="Times New Roman" w:eastAsia="Times New Roman" w:hAnsi="Times New Roman"/>
+                <w:sz w:val="21"/>
+              </w:rPr>
+              <w:t>gia</w:t>
+            </w:r>
+            <w:proofErr w:type="spellEnd"/>
+            <w:r>
+              <w:rPr>
+                <w:rFonts w:ascii="Times New Roman" w:eastAsia="Times New Roman" w:hAnsi="Times New Roman"/>
+                <w:sz w:val="21"/>
+              </w:rPr>
+              <w:t xml:space="preserve"> </w:t>
+            </w:r>
+            <w:proofErr w:type="spellStart"/>
+            <w:r>
+              <w:rPr>
+                <w:rFonts w:ascii="Times New Roman" w:eastAsia="Times New Roman" w:hAnsi="Times New Roman"/>
+                <w:sz w:val="21"/>
+              </w:rPr>
+              <w:t>cầm</w:t>
+            </w:r>
+            <w:proofErr w:type="spellEnd"/>
+          </w:p>
+        </w:tc>
+        <w:tc>
+          <w:tcPr>
+            <w:tcW w:w="753" w:type="pct"/>
+          </w:tcPr>
+          <w:p>
+            <w:pPr>
+              <w:rPr>
+                <w:sz w:val="21"/>
+              </w:rPr>
+            </w:pPr>
+          </w:p>
+        </w:tc>
+      </w:tr>
+      <w:tr>
+        <w:trPr>
+          <w:jc w:val="center"/>
+        </w:trPr>
+        <w:tc>
+          <w:tcPr>
+            <w:tcW w:w="277" w:type="pct"/>
+            <w:tcMar>
+              <w:top w:w="80" w:type="dxa"/>
+              <w:left w:w="80" w:type="dxa"/>
+              <w:bottom w:w="80" w:type="dxa"/>
+              <w:right w:w="80" w:type="dxa"/>
+            </w:tcMar>
+            <w:vAlign w:val="center"/>
+          </w:tcPr>
+          <w:p>
+            <w:pPr>
+              <w:jc w:val="center"/>
+            </w:pPr>
+            <w:r>
+              <w:rPr>
+                <w:rFonts w:ascii="Times New Roman" w:eastAsia="Times New Roman" w:hAnsi="Times New Roman"/>
+                <w:sz w:val="21"/>
+              </w:rPr>
+              <w:t>12</w:t>
+            </w:r>
+          </w:p>
+        </w:tc>
+        <w:tc>
+          <w:tcPr>
+            <w:tcW w:w="412" w:type="pct"/>
+            <w:tcMar>
+              <w:top w:w="80" w:type="dxa"/>
+              <w:left w:w="80" w:type="dxa"/>
+              <w:bottom w:w="80" w:type="dxa"/>
+              <w:right w:w="80" w:type="dxa"/>
+            </w:tcMar>
+            <w:vAlign w:val="center"/>
+          </w:tcPr>
+          <w:p>
+            <w:pPr>
+              <w:jc w:val="center"/>
+            </w:pPr>
+            <w:r>
+              <w:rPr>
+                <w:rFonts w:ascii="Times New Roman" w:eastAsia="Times New Roman" w:hAnsi="Times New Roman"/>
+                <w:b/>
+                <w:sz w:val="21"/>
+              </w:rPr>
+              <w:t>0149</w:t>
+            </w:r>
+          </w:p>
+        </w:tc>
+        <w:tc>
+          <w:tcPr>
+            <w:tcW w:w="3558" w:type="pct"/>
+            <w:tcMar>
+              <w:top w:w="80" w:type="dxa"/>
+              <w:left w:w="80" w:type="dxa"/>
+              <w:bottom w:w="80" w:type="dxa"/>
+              <w:right w:w="80" w:type="dxa"/>
+            </w:tcMar>
+            <w:vAlign w:val="center"/>
+          </w:tcPr>
+          <w:p>
+            <w:proofErr w:type="spellStart"/>
+            <w:r>
+              <w:rPr>
+                <w:rFonts w:ascii="Times New Roman" w:eastAsia="Times New Roman" w:hAnsi="Times New Roman"/>
+                <w:sz w:val="21"/>
+              </w:rPr>
+              <w:t>Chăn</w:t>
+            </w:r>
+            <w:proofErr w:type="spellEnd"/>
+            <w:r>
+              <w:rPr>
+                <w:rFonts w:ascii="Times New Roman" w:eastAsia="Times New Roman" w:hAnsi="Times New Roman"/>
+                <w:sz w:val="21"/>
+              </w:rPr>
+              <w:t xml:space="preserve"> </w:t>
+            </w:r>
+            <w:proofErr w:type="spellStart"/>
+            <w:r>
+              <w:rPr>
+                <w:rFonts w:ascii="Times New Roman" w:eastAsia="Times New Roman" w:hAnsi="Times New Roman"/>
+                <w:sz w:val="21"/>
+              </w:rPr>
+              <w:t>nuôi</w:t>
+            </w:r>
+            <w:proofErr w:type="spellEnd"/>
+            <w:r>
+              <w:rPr>
+                <w:rFonts w:ascii="Times New Roman" w:eastAsia="Times New Roman" w:hAnsi="Times New Roman"/>
+                <w:sz w:val="21"/>
+              </w:rPr>
+              <w:t xml:space="preserve"> </w:t>
+            </w:r>
+            <w:proofErr w:type="spellStart"/>
+            <w:r>
+              <w:rPr>
+                <w:rFonts w:ascii="Times New Roman" w:eastAsia="Times New Roman" w:hAnsi="Times New Roman"/>
+                <w:sz w:val="21"/>
+              </w:rPr>
+              <w:t>khác</w:t>
+            </w:r>
+            <w:proofErr w:type="spellEnd"/>
+          </w:p>
+        </w:tc>
+        <w:tc>
+          <w:tcPr>
+            <w:tcW w:w="753" w:type="pct"/>
+          </w:tcPr>
+          <w:p>
+            <w:pPr>
+              <w:rPr>
+                <w:sz w:val="21"/>
+              </w:rPr>
+            </w:pPr>
+          </w:p>
+        </w:tc>
+      </w:tr>
+      <w:tr>
+        <w:trPr>
+          <w:jc w:val="center"/>
+        </w:trPr>
+        <w:tc>
+          <w:tcPr>
+            <w:tcW w:w="277" w:type="pct"/>
+            <w:tcMar>
+              <w:top w:w="80" w:type="dxa"/>
+              <w:left w:w="80" w:type="dxa"/>
+              <w:bottom w:w="80" w:type="dxa"/>
+              <w:right w:w="80" w:type="dxa"/>
+            </w:tcMar>
+            <w:vAlign w:val="center"/>
+          </w:tcPr>
+          <w:p>
+            <w:pPr>
+              <w:jc w:val="center"/>
+            </w:pPr>
+            <w:r>
+              <w:rPr>
+                <w:rFonts w:ascii="Times New Roman" w:eastAsia="Times New Roman" w:hAnsi="Times New Roman"/>
+                <w:sz w:val="21"/>
+              </w:rPr>
+              <w:t>13</w:t>
+            </w:r>
+          </w:p>
+        </w:tc>
+        <w:tc>
+          <w:tcPr>
+            <w:tcW w:w="412" w:type="pct"/>
+            <w:tcMar>
+              <w:top w:w="80" w:type="dxa"/>
+              <w:left w:w="80" w:type="dxa"/>
+              <w:bottom w:w="80" w:type="dxa"/>
+              <w:right w:w="80" w:type="dxa"/>
+            </w:tcMar>
+            <w:vAlign w:val="center"/>
+          </w:tcPr>
+          <w:p>
+            <w:pPr>
+              <w:jc w:val="center"/>
+            </w:pPr>
+            <w:r>
+              <w:rPr>
+                <w:rFonts w:ascii="Times New Roman" w:eastAsia="Times New Roman" w:hAnsi="Times New Roman"/>
+                <w:b/>
+                <w:sz w:val="21"/>
+              </w:rPr>
+              <w:t>0150</w:t>
+            </w:r>
+          </w:p>
+        </w:tc>
+        <w:tc>
+          <w:tcPr>
+            <w:tcW w:w="3558" w:type="pct"/>
+            <w:tcMar>
+              <w:top w:w="80" w:type="dxa"/>
+              <w:left w:w="80" w:type="dxa"/>
+              <w:bottom w:w="80" w:type="dxa"/>
+              <w:right w:w="80" w:type="dxa"/>
+            </w:tcMar>
+            <w:vAlign w:val="center"/>
+          </w:tcPr>
+          <w:p>
+            <w:proofErr w:type="spellStart"/>
+            <w:r>
+              <w:rPr>
+                <w:rFonts w:ascii="Times New Roman" w:eastAsia="Times New Roman" w:hAnsi="Times New Roman"/>
+                <w:sz w:val="21"/>
+              </w:rPr>
+              <w:t>Trồng</w:t>
+            </w:r>
+            <w:proofErr w:type="spellEnd"/>
+            <w:r>
+              <w:rPr>
+                <w:rFonts w:ascii="Times New Roman" w:eastAsia="Times New Roman" w:hAnsi="Times New Roman"/>
+                <w:sz w:val="21"/>
+              </w:rPr>
+              <w:t xml:space="preserve"> </w:t>
+            </w:r>
+            <w:proofErr w:type="spellStart"/>
+            <w:r>
+              <w:rPr>
+                <w:rFonts w:ascii="Times New Roman" w:eastAsia="Times New Roman" w:hAnsi="Times New Roman"/>
+                <w:sz w:val="21"/>
+              </w:rPr>
+              <w:t>trọt</w:t>
+            </w:r>
+            <w:proofErr w:type="spellEnd"/>
+            <w:r>
+              <w:rPr>
+                <w:rFonts w:ascii="Times New Roman" w:eastAsia="Times New Roman" w:hAnsi="Times New Roman"/>
+                <w:sz w:val="21"/>
+              </w:rPr>
+              <w:t xml:space="preserve">, </w:t>
+            </w:r>
+            <w:proofErr w:type="spellStart"/>
+            <w:r>
+              <w:rPr>
+                <w:rFonts w:ascii="Times New Roman" w:eastAsia="Times New Roman" w:hAnsi="Times New Roman"/>
+                <w:sz w:val="21"/>
+              </w:rPr>
+              <w:t>chăn</w:t>
+            </w:r>
+            <w:proofErr w:type="spellEnd"/>
+            <w:r>
+              <w:rPr>
+                <w:rFonts w:ascii="Times New Roman" w:eastAsia="Times New Roman" w:hAnsi="Times New Roman"/>
+                <w:sz w:val="21"/>
+              </w:rPr>
+              <w:t xml:space="preserve"> </w:t>
+            </w:r>
+            <w:proofErr w:type="spellStart"/>
+            <w:r>
+              <w:rPr>
+                <w:rFonts w:ascii="Times New Roman" w:eastAsia="Times New Roman" w:hAnsi="Times New Roman"/>
+                <w:sz w:val="21"/>
+              </w:rPr>
+              <w:t>nuôi</w:t>
+            </w:r>
+            <w:proofErr w:type="spellEnd"/>
+            <w:r>
+              <w:rPr>
+                <w:rFonts w:ascii="Times New Roman" w:eastAsia="Times New Roman" w:hAnsi="Times New Roman"/>
+                <w:sz w:val="21"/>
+              </w:rPr>
+              <w:t xml:space="preserve"> </w:t>
+            </w:r>
+            <w:proofErr w:type="spellStart"/>
+            <w:r>
+              <w:rPr>
+                <w:rFonts w:ascii="Times New Roman" w:eastAsia="Times New Roman" w:hAnsi="Times New Roman"/>
+                <w:sz w:val="21"/>
+              </w:rPr>
+              <w:t>hỗn</w:t>
+            </w:r>
+            <w:proofErr w:type="spellEnd"/>
+            <w:r>
+              <w:rPr>
+                <w:rFonts w:ascii="Times New Roman" w:eastAsia="Times New Roman" w:hAnsi="Times New Roman"/>
+                <w:sz w:val="21"/>
+              </w:rPr>
+              <w:t xml:space="preserve"> </w:t>
+            </w:r>
+            <w:proofErr w:type="spellStart"/>
+            <w:r>
+              <w:rPr>
+                <w:rFonts w:ascii="Times New Roman" w:eastAsia="Times New Roman" w:hAnsi="Times New Roman"/>
+                <w:sz w:val="21"/>
+              </w:rPr>
+              <w:t>hợp</w:t>
+            </w:r>
+            <w:proofErr w:type="spellEnd"/>
+          </w:p>
+        </w:tc>
+        <w:tc>
+          <w:tcPr>
+            <w:tcW w:w="753" w:type="pct"/>
+          </w:tcPr>
+          <w:p>
+            <w:pPr>
+              <w:rPr>
+                <w:sz w:val="21"/>
+              </w:rPr>
+            </w:pPr>
+          </w:p>
+        </w:tc>
+      </w:tr>
+      <w:tr>
+        <w:trPr>
+          <w:jc w:val="center"/>
+        </w:trPr>
+        <w:tc>
+          <w:tcPr>
+            <w:tcW w:w="277" w:type="pct"/>
+            <w:tcMar>
+              <w:top w:w="80" w:type="dxa"/>
+              <w:left w:w="80" w:type="dxa"/>
+              <w:bottom w:w="80" w:type="dxa"/>
+              <w:right w:w="80" w:type="dxa"/>
+            </w:tcMar>
+            <w:vAlign w:val="center"/>
+          </w:tcPr>
+          <w:p>
+            <w:pPr>
+              <w:jc w:val="center"/>
+            </w:pPr>
+            <w:r>
+              <w:rPr>
+                <w:rFonts w:ascii="Times New Roman" w:eastAsia="Times New Roman" w:hAnsi="Times New Roman"/>
+                <w:sz w:val="21"/>
+              </w:rPr>
+              <w:t>14</w:t>
+            </w:r>
+          </w:p>
+        </w:tc>
+        <w:tc>
+          <w:tcPr>
+            <w:tcW w:w="412" w:type="pct"/>
+            <w:tcMar>
+              <w:top w:w="80" w:type="dxa"/>
+              <w:left w:w="80" w:type="dxa"/>
+              <w:bottom w:w="80" w:type="dxa"/>
+              <w:right w:w="80" w:type="dxa"/>
+            </w:tcMar>
+            <w:vAlign w:val="center"/>
+          </w:tcPr>
+          <w:p>
+            <w:pPr>
+              <w:jc w:val="center"/>
+            </w:pPr>
+            <w:r>
+              <w:rPr>
+                <w:rFonts w:ascii="Times New Roman" w:eastAsia="Times New Roman" w:hAnsi="Times New Roman"/>
+                <w:b/>
+                <w:sz w:val="21"/>
+              </w:rPr>
+              <w:t>0162</w:t>
+            </w:r>
+          </w:p>
+        </w:tc>
+        <w:tc>
+          <w:tcPr>
+            <w:tcW w:w="3558" w:type="pct"/>
+            <w:tcMar>
+              <w:top w:w="80" w:type="dxa"/>
+              <w:left w:w="80" w:type="dxa"/>
+              <w:bottom w:w="80" w:type="dxa"/>
+              <w:right w:w="80" w:type="dxa"/>
+            </w:tcMar>
+            <w:vAlign w:val="center"/>
+          </w:tcPr>
+          <w:p>
+            <w:proofErr w:type="spellStart"/>
+            <w:r>
+              <w:rPr>
+                <w:rFonts w:ascii="Times New Roman" w:eastAsia="Times New Roman" w:hAnsi="Times New Roman"/>
+                <w:sz w:val="21"/>
+              </w:rPr>
+              <w:t>Hoạt</w:t>
+            </w:r>
+            <w:proofErr w:type="spellEnd"/>
+            <w:r>
+              <w:rPr>
+                <w:rFonts w:ascii="Times New Roman" w:eastAsia="Times New Roman" w:hAnsi="Times New Roman"/>
+                <w:sz w:val="21"/>
+              </w:rPr>
+              <w:t xml:space="preserve"> </w:t>
+            </w:r>
+            <w:proofErr w:type="spellStart"/>
+            <w:r>
+              <w:rPr>
+                <w:rFonts w:ascii="Times New Roman" w:eastAsia="Times New Roman" w:hAnsi="Times New Roman"/>
+                <w:sz w:val="21"/>
+              </w:rPr>
+              <w:t>động</w:t>
+            </w:r>
+            <w:proofErr w:type="spellEnd"/>
+            <w:r>
+              <w:rPr>
+                <w:rFonts w:ascii="Times New Roman" w:eastAsia="Times New Roman" w:hAnsi="Times New Roman"/>
+                <w:sz w:val="21"/>
+              </w:rPr>
+              <w:t xml:space="preserve"> </w:t>
+            </w:r>
+            <w:proofErr w:type="spellStart"/>
+            <w:r>
+              <w:rPr>
+                <w:rFonts w:ascii="Times New Roman" w:eastAsia="Times New Roman" w:hAnsi="Times New Roman"/>
+                <w:sz w:val="21"/>
+              </w:rPr>
+              <w:t>dịch</w:t>
+            </w:r>
+            <w:proofErr w:type="spellEnd"/>
+            <w:r>
+              <w:rPr>
+                <w:rFonts w:ascii="Times New Roman" w:eastAsia="Times New Roman" w:hAnsi="Times New Roman"/>
+                <w:sz w:val="21"/>
+              </w:rPr>
+              <w:t xml:space="preserve"> </w:t>
+            </w:r>
+            <w:proofErr w:type="spellStart"/>
+            <w:r>
+              <w:rPr>
+                <w:rFonts w:ascii="Times New Roman" w:eastAsia="Times New Roman" w:hAnsi="Times New Roman"/>
+                <w:sz w:val="21"/>
+              </w:rPr>
+              <w:t>vụ</w:t>
+            </w:r>
+            <w:proofErr w:type="spellEnd"/>
+            <w:r>
+              <w:rPr>
+                <w:rFonts w:ascii="Times New Roman" w:eastAsia="Times New Roman" w:hAnsi="Times New Roman"/>
+                <w:sz w:val="21"/>
+              </w:rPr>
+              <w:t xml:space="preserve"> </w:t>
+            </w:r>
+            <w:proofErr w:type="spellStart"/>
+            <w:r>
+              <w:rPr>
+                <w:rFonts w:ascii="Times New Roman" w:eastAsia="Times New Roman" w:hAnsi="Times New Roman"/>
+                <w:sz w:val="21"/>
+              </w:rPr>
+              <w:t>chăn</w:t>
+            </w:r>
+            <w:proofErr w:type="spellEnd"/>
+            <w:r>
+              <w:rPr>
+                <w:rFonts w:ascii="Times New Roman" w:eastAsia="Times New Roman" w:hAnsi="Times New Roman"/>
+                <w:sz w:val="21"/>
+              </w:rPr>
+              <w:t xml:space="preserve"> </w:t>
+            </w:r>
+            <w:proofErr w:type="spellStart"/>
+            <w:r>
+              <w:rPr>
+                <w:rFonts w:ascii="Times New Roman" w:eastAsia="Times New Roman" w:hAnsi="Times New Roman"/>
+                <w:sz w:val="21"/>
+              </w:rPr>
+              <w:t>nuôi</w:t>
+            </w:r>
+            <w:proofErr w:type="spellEnd"/>
+          </w:p>
+        </w:tc>
+        <w:tc>
+          <w:tcPr>
+            <w:tcW w:w="753" w:type="pct"/>
+          </w:tcPr>
+          <w:p>
+            <w:pPr>
+              <w:rPr>
+                <w:sz w:val="21"/>
+              </w:rPr>
+            </w:pPr>
+          </w:p>
+        </w:tc>
+      </w:tr>
+      <w:tr>
+        <w:trPr>
+          <w:jc w:val="center"/>
+        </w:trPr>
+        <w:tc>
+          <w:tcPr>
+            <w:tcW w:w="277" w:type="pct"/>
+            <w:tcMar>
+              <w:top w:w="80" w:type="dxa"/>
+              <w:left w:w="80" w:type="dxa"/>
+              <w:bottom w:w="80" w:type="dxa"/>
+              <w:right w:w="80" w:type="dxa"/>
+            </w:tcMar>
+            <w:vAlign w:val="center"/>
+          </w:tcPr>
+          <w:p>
+            <w:pPr>
+              <w:jc w:val="center"/>
+            </w:pPr>
+            <w:r>
+              <w:rPr>
+                <w:rFonts w:ascii="Times New Roman" w:eastAsia="Times New Roman" w:hAnsi="Times New Roman"/>
+                <w:sz w:val="21"/>
+              </w:rPr>
+              <w:t>1</w:t>
+            </w:r>
+            <w:r>
+              <w:rPr>
+                <w:sz w:val="21"/>
+              </w:rPr>
+              <w:t>5</w:t>
+            </w:r>
+          </w:p>
+        </w:tc>
+        <w:tc>
+          <w:tcPr>
+            <w:tcW w:w="412" w:type="pct"/>
+            <w:tcMar>
+              <w:top w:w="80" w:type="dxa"/>
+              <w:left w:w="80" w:type="dxa"/>
+              <w:bottom w:w="80" w:type="dxa"/>
+              <w:right w:w="80" w:type="dxa"/>
+            </w:tcMar>
+            <w:vAlign w:val="center"/>
+          </w:tcPr>
+          <w:p>
+            <w:pPr>
+              <w:jc w:val="center"/>
+            </w:pPr>
+            <w:r>
+              <w:rPr>
+                <w:rFonts w:ascii="Times New Roman" w:eastAsia="Times New Roman" w:hAnsi="Times New Roman"/>
+                <w:b/>
+                <w:sz w:val="21"/>
+              </w:rPr>
+              <w:t>0161</w:t>
+            </w:r>
+          </w:p>
+        </w:tc>
+        <w:tc>
+          <w:tcPr>
+            <w:tcW w:w="3558" w:type="pct"/>
+            <w:tcMar>
+              <w:top w:w="80" w:type="dxa"/>
+              <w:left w:w="80" w:type="dxa"/>
+              <w:bottom w:w="80" w:type="dxa"/>
+              <w:right w:w="80" w:type="dxa"/>
+            </w:tcMar>
+            <w:vAlign w:val="center"/>
+          </w:tcPr>
+          <w:p>
+            <w:proofErr w:type="spellStart"/>
+            <w:r>
+              <w:rPr>
+                <w:rFonts w:ascii="Times New Roman" w:eastAsia="Times New Roman" w:hAnsi="Times New Roman"/>
+                <w:sz w:val="21"/>
+              </w:rPr>
+              <w:t>Hoạt</w:t>
+            </w:r>
+            <w:proofErr w:type="spellEnd"/>
+            <w:r>
+              <w:rPr>
+                <w:rFonts w:ascii="Times New Roman" w:eastAsia="Times New Roman" w:hAnsi="Times New Roman"/>
+                <w:sz w:val="21"/>
+              </w:rPr>
+              <w:t xml:space="preserve"> </w:t>
+            </w:r>
+            <w:proofErr w:type="spellStart"/>
+            <w:r>
+              <w:rPr>
+                <w:rFonts w:ascii="Times New Roman" w:eastAsia="Times New Roman" w:hAnsi="Times New Roman"/>
+                <w:sz w:val="21"/>
+              </w:rPr>
+              <w:t>động</w:t>
+            </w:r>
+            <w:proofErr w:type="spellEnd"/>
+            <w:r>
+              <w:rPr>
+                <w:rFonts w:ascii="Times New Roman" w:eastAsia="Times New Roman" w:hAnsi="Times New Roman"/>
+                <w:sz w:val="21"/>
+              </w:rPr>
+              <w:t xml:space="preserve"> </w:t>
+            </w:r>
+            <w:proofErr w:type="spellStart"/>
+            <w:r>
+              <w:rPr>
+                <w:rFonts w:ascii="Times New Roman" w:eastAsia="Times New Roman" w:hAnsi="Times New Roman"/>
+                <w:sz w:val="21"/>
+              </w:rPr>
+              <w:t>dịch</w:t>
+            </w:r>
+            <w:proofErr w:type="spellEnd"/>
+            <w:r>
+              <w:rPr>
+                <w:rFonts w:ascii="Times New Roman" w:eastAsia="Times New Roman" w:hAnsi="Times New Roman"/>
+                <w:sz w:val="21"/>
+              </w:rPr>
+              <w:t xml:space="preserve"> </w:t>
+            </w:r>
+            <w:proofErr w:type="spellStart"/>
+            <w:r>
+              <w:rPr>
+                <w:rFonts w:ascii="Times New Roman" w:eastAsia="Times New Roman" w:hAnsi="Times New Roman"/>
+                <w:sz w:val="21"/>
+              </w:rPr>
+              <w:t>vụ</w:t>
+            </w:r>
+            <w:proofErr w:type="spellEnd"/>
+            <w:r>
+              <w:rPr>
+                <w:rFonts w:ascii="Times New Roman" w:eastAsia="Times New Roman" w:hAnsi="Times New Roman"/>
+                <w:sz w:val="21"/>
+              </w:rPr>
+              <w:t xml:space="preserve"> </w:t>
+            </w:r>
+            <w:proofErr w:type="spellStart"/>
+            <w:r>
+              <w:rPr>
+                <w:rFonts w:ascii="Times New Roman" w:eastAsia="Times New Roman" w:hAnsi="Times New Roman"/>
+                <w:sz w:val="21"/>
+              </w:rPr>
+              <w:t>trồng</w:t>
+            </w:r>
+            <w:proofErr w:type="spellEnd"/>
+            <w:r>
+              <w:rPr>
+                <w:rFonts w:ascii="Times New Roman" w:eastAsia="Times New Roman" w:hAnsi="Times New Roman"/>
+                <w:sz w:val="21"/>
+              </w:rPr>
+              <w:t xml:space="preserve"> </w:t>
+            </w:r>
+            <w:proofErr w:type="spellStart"/>
+            <w:r>
+              <w:rPr>
+                <w:rFonts w:ascii="Times New Roman" w:eastAsia="Times New Roman" w:hAnsi="Times New Roman"/>
+                <w:sz w:val="21"/>
+              </w:rPr>
+              <w:t>trọt</w:t>
+            </w:r>
+            <w:proofErr w:type="spellEnd"/>
+          </w:p>
+        </w:tc>
+        <w:tc>
+          <w:tcPr>
+            <w:tcW w:w="753" w:type="pct"/>
+          </w:tcPr>
+          <w:p>
+            <w:pPr>
+              <w:rPr>
+                <w:sz w:val="21"/>
+              </w:rPr>
+            </w:pPr>
+          </w:p>
+        </w:tc>
+      </w:tr>
+      <w:tr>
+        <w:trPr>
+          <w:jc w:val="center"/>
+        </w:trPr>
+        <w:tc>
+          <w:tcPr>
+            <w:tcW w:w="277" w:type="pct"/>
+            <w:tcMar>
+              <w:top w:w="80" w:type="dxa"/>
+              <w:left w:w="80" w:type="dxa"/>
+              <w:bottom w:w="80" w:type="dxa"/>
+              <w:right w:w="80" w:type="dxa"/>
+            </w:tcMar>
+            <w:vAlign w:val="center"/>
+          </w:tcPr>
+          <w:p>
+            <w:pPr>
+              <w:jc w:val="center"/>
+            </w:pPr>
+            <w:r>
+              <w:rPr>
+                <w:rFonts w:ascii="Times New Roman" w:eastAsia="Times New Roman" w:hAnsi="Times New Roman"/>
+                <w:sz w:val="21"/>
+              </w:rPr>
+              <w:t>1</w:t>
+            </w:r>
+            <w:r>
+              <w:rPr>
+                <w:sz w:val="21"/>
+              </w:rPr>
+              <w:t>6</w:t>
+            </w:r>
+          </w:p>
+        </w:tc>
+        <w:tc>
+          <w:tcPr>
+            <w:tcW w:w="412" w:type="pct"/>
+            <w:tcMar>
+              <w:top w:w="80" w:type="dxa"/>
+              <w:left w:w="80" w:type="dxa"/>
+              <w:bottom w:w="80" w:type="dxa"/>
+              <w:right w:w="80" w:type="dxa"/>
+            </w:tcMar>
+            <w:vAlign w:val="center"/>
+          </w:tcPr>
+          <w:p>
+            <w:pPr>
+              <w:jc w:val="center"/>
+            </w:pPr>
+            <w:r>
+              <w:rPr>
+                <w:rFonts w:ascii="Times New Roman" w:eastAsia="Times New Roman" w:hAnsi="Times New Roman"/>
+                <w:b/>
+                <w:sz w:val="21"/>
+              </w:rPr>
+              <w:t>0163</w:t>
+            </w:r>
+          </w:p>
+        </w:tc>
+        <w:tc>
+          <w:tcPr>
+            <w:tcW w:w="3558" w:type="pct"/>
+            <w:tcMar>
+              <w:top w:w="80" w:type="dxa"/>
+              <w:left w:w="80" w:type="dxa"/>
+              <w:bottom w:w="80" w:type="dxa"/>
+              <w:right w:w="80" w:type="dxa"/>
+            </w:tcMar>
+            <w:vAlign w:val="center"/>
+          </w:tcPr>
+          <w:p>
+            <w:proofErr w:type="spellStart"/>
+            <w:r>
+              <w:rPr>
+                <w:rFonts w:ascii="Times New Roman" w:eastAsia="Times New Roman" w:hAnsi="Times New Roman"/>
+                <w:sz w:val="21"/>
+              </w:rPr>
+              <w:t>Hoạt</w:t>
+            </w:r>
+            <w:proofErr w:type="spellEnd"/>
+            <w:r>
+              <w:rPr>
+                <w:rFonts w:ascii="Times New Roman" w:eastAsia="Times New Roman" w:hAnsi="Times New Roman"/>
+                <w:sz w:val="21"/>
+              </w:rPr>
+              <w:t xml:space="preserve"> </w:t>
+            </w:r>
+            <w:proofErr w:type="spellStart"/>
+            <w:r>
+              <w:rPr>
+                <w:rFonts w:ascii="Times New Roman" w:eastAsia="Times New Roman" w:hAnsi="Times New Roman"/>
+                <w:sz w:val="21"/>
+              </w:rPr>
+              <w:t>động</w:t>
+            </w:r>
+            <w:proofErr w:type="spellEnd"/>
+            <w:r>
+              <w:rPr>
+                <w:rFonts w:ascii="Times New Roman" w:eastAsia="Times New Roman" w:hAnsi="Times New Roman"/>
+                <w:sz w:val="21"/>
+              </w:rPr>
+              <w:t xml:space="preserve"> </w:t>
+            </w:r>
+            <w:proofErr w:type="spellStart"/>
+            <w:r>
+              <w:rPr>
+                <w:rFonts w:ascii="Times New Roman" w:eastAsia="Times New Roman" w:hAnsi="Times New Roman"/>
+                <w:sz w:val="21"/>
+              </w:rPr>
+              <w:t>dịch</w:t>
+            </w:r>
+            <w:proofErr w:type="spellEnd"/>
+            <w:r>
+              <w:rPr>
+                <w:rFonts w:ascii="Times New Roman" w:eastAsia="Times New Roman" w:hAnsi="Times New Roman"/>
+                <w:sz w:val="21"/>
+              </w:rPr>
+              <w:t xml:space="preserve"> </w:t>
+            </w:r>
+            <w:proofErr w:type="spellStart"/>
+            <w:r>
+              <w:rPr>
+                <w:rFonts w:ascii="Times New Roman" w:eastAsia="Times New Roman" w:hAnsi="Times New Roman"/>
+                <w:sz w:val="21"/>
+              </w:rPr>
+              <w:t>vụ</w:t>
+            </w:r>
+            <w:proofErr w:type="spellEnd"/>
+            <w:r>
+              <w:rPr>
+                <w:rFonts w:ascii="Times New Roman" w:eastAsia="Times New Roman" w:hAnsi="Times New Roman"/>
+                <w:sz w:val="21"/>
+              </w:rPr>
+              <w:t xml:space="preserve"> </w:t>
+            </w:r>
+            <w:proofErr w:type="spellStart"/>
+            <w:r>
+              <w:rPr>
+                <w:rFonts w:ascii="Times New Roman" w:eastAsia="Times New Roman" w:hAnsi="Times New Roman"/>
+                <w:sz w:val="21"/>
+              </w:rPr>
+              <w:t>sau</w:t>
+            </w:r>
+            <w:proofErr w:type="spellEnd"/>
+            <w:r>
+              <w:rPr>
+                <w:rFonts w:ascii="Times New Roman" w:eastAsia="Times New Roman" w:hAnsi="Times New Roman"/>
+                <w:sz w:val="21"/>
+              </w:rPr>
+              <w:t xml:space="preserve"> </w:t>
+            </w:r>
+            <w:proofErr w:type="spellStart"/>
+            <w:r>
+              <w:rPr>
+                <w:rFonts w:ascii="Times New Roman" w:eastAsia="Times New Roman" w:hAnsi="Times New Roman"/>
+                <w:sz w:val="21"/>
+              </w:rPr>
+              <w:t>thu</w:t>
+            </w:r>
+            <w:proofErr w:type="spellEnd"/>
+            <w:r>
+              <w:rPr>
+                <w:rFonts w:ascii="Times New Roman" w:eastAsia="Times New Roman" w:hAnsi="Times New Roman"/>
+                <w:sz w:val="21"/>
+              </w:rPr>
+              <w:t xml:space="preserve"> </w:t>
+            </w:r>
+            <w:proofErr w:type="spellStart"/>
+            <w:r>
+              <w:rPr>
+                <w:rFonts w:ascii="Times New Roman" w:eastAsia="Times New Roman" w:hAnsi="Times New Roman"/>
+                <w:sz w:val="21"/>
+              </w:rPr>
+              <w:t>hoạch</w:t>
+            </w:r>
+            <w:proofErr w:type="spellEnd"/>
+          </w:p>
+        </w:tc>
+        <w:tc>
+          <w:tcPr>
+            <w:tcW w:w="753" w:type="pct"/>
+          </w:tcPr>
+          <w:p>
+            <w:pPr>
+              <w:rPr>
+                <w:sz w:val="21"/>
+              </w:rPr>
+            </w:pPr>
+          </w:p>
+        </w:tc>
+      </w:tr>
+      <w:tr>
+        <w:trPr>
+          <w:jc w:val="center"/>
+        </w:trPr>
+        <w:tc>
+          <w:tcPr>
+            <w:tcW w:w="277" w:type="pct"/>
+            <w:tcMar>
+              <w:top w:w="80" w:type="dxa"/>
+              <w:left w:w="80" w:type="dxa"/>
+              <w:bottom w:w="80" w:type="dxa"/>
+              <w:right w:w="80" w:type="dxa"/>
+            </w:tcMar>
+            <w:vAlign w:val="center"/>
+          </w:tcPr>
+          <w:p>
+            <w:pPr>
+              <w:jc w:val="center"/>
+            </w:pPr>
+            <w:r>
+              <w:rPr>
+                <w:rFonts w:ascii="Times New Roman" w:eastAsia="Times New Roman" w:hAnsi="Times New Roman"/>
+                <w:sz w:val="21"/>
+              </w:rPr>
+              <w:t>1</w:t>
+            </w:r>
+            <w:r>
+              <w:rPr>
+                <w:sz w:val="21"/>
+              </w:rPr>
+              <w:t>7</w:t>
+            </w:r>
+          </w:p>
+        </w:tc>
+        <w:tc>
+          <w:tcPr>
+            <w:tcW w:w="412" w:type="pct"/>
+            <w:tcMar>
+              <w:top w:w="80" w:type="dxa"/>
+              <w:left w:w="80" w:type="dxa"/>
+              <w:bottom w:w="80" w:type="dxa"/>
+              <w:right w:w="80" w:type="dxa"/>
+            </w:tcMar>
+            <w:vAlign w:val="center"/>
+          </w:tcPr>
+          <w:p>
+            <w:pPr>
+              <w:jc w:val="center"/>
+            </w:pPr>
+            <w:r>
+              <w:rPr>
+                <w:rFonts w:ascii="Times New Roman" w:eastAsia="Times New Roman" w:hAnsi="Times New Roman"/>
+                <w:b/>
+                <w:sz w:val="21"/>
+              </w:rPr>
+              <w:t>0164</w:t>
+            </w:r>
+          </w:p>
+        </w:tc>
+        <w:tc>
+          <w:tcPr>
+            <w:tcW w:w="3558" w:type="pct"/>
+            <w:tcMar>
+              <w:top w:w="80" w:type="dxa"/>
+              <w:left w:w="80" w:type="dxa"/>
+              <w:bottom w:w="80" w:type="dxa"/>
+              <w:right w:w="80" w:type="dxa"/>
+            </w:tcMar>
+            <w:vAlign w:val="center"/>
+          </w:tcPr>
+          <w:p>
+            <w:proofErr w:type="spellStart"/>
+            <w:r>
+              <w:rPr>
+                <w:rFonts w:ascii="Times New Roman" w:eastAsia="Times New Roman" w:hAnsi="Times New Roman"/>
+                <w:sz w:val="21"/>
+              </w:rPr>
+              <w:t>Xử</w:t>
+            </w:r>
+            <w:proofErr w:type="spellEnd"/>
+            <w:r>
+              <w:rPr>
+                <w:rFonts w:ascii="Times New Roman" w:eastAsia="Times New Roman" w:hAnsi="Times New Roman"/>
+                <w:sz w:val="21"/>
+              </w:rPr>
+              <w:t xml:space="preserve"> </w:t>
+            </w:r>
+            <w:proofErr w:type="spellStart"/>
+            <w:r>
+              <w:rPr>
+                <w:rFonts w:ascii="Times New Roman" w:eastAsia="Times New Roman" w:hAnsi="Times New Roman"/>
+                <w:sz w:val="21"/>
+              </w:rPr>
+              <w:t>lý</w:t>
+            </w:r>
+            <w:proofErr w:type="spellEnd"/>
+            <w:r>
+              <w:rPr>
+                <w:rFonts w:ascii="Times New Roman" w:eastAsia="Times New Roman" w:hAnsi="Times New Roman"/>
+                <w:sz w:val="21"/>
+              </w:rPr>
+              <w:t xml:space="preserve"> </w:t>
+            </w:r>
+            <w:proofErr w:type="spellStart"/>
+            <w:r>
+              <w:rPr>
+                <w:rFonts w:ascii="Times New Roman" w:eastAsia="Times New Roman" w:hAnsi="Times New Roman"/>
+                <w:sz w:val="21"/>
+              </w:rPr>
+              <w:t>hạt</w:t>
+            </w:r>
+            <w:proofErr w:type="spellEnd"/>
+            <w:r>
+              <w:rPr>
+                <w:rFonts w:ascii="Times New Roman" w:eastAsia="Times New Roman" w:hAnsi="Times New Roman"/>
+                <w:sz w:val="21"/>
+              </w:rPr>
+              <w:t xml:space="preserve"> </w:t>
+            </w:r>
+            <w:proofErr w:type="spellStart"/>
+            <w:r>
+              <w:rPr>
+                <w:rFonts w:ascii="Times New Roman" w:eastAsia="Times New Roman" w:hAnsi="Times New Roman"/>
+                <w:sz w:val="21"/>
+              </w:rPr>
+              <w:t>giống</w:t>
+            </w:r>
+            <w:proofErr w:type="spellEnd"/>
+            <w:r>
+              <w:rPr>
+                <w:rFonts w:ascii="Times New Roman" w:eastAsia="Times New Roman" w:hAnsi="Times New Roman"/>
+                <w:sz w:val="21"/>
+              </w:rPr>
+              <w:t xml:space="preserve"> </w:t>
+            </w:r>
+            <w:proofErr w:type="spellStart"/>
+            <w:r>
+              <w:rPr>
+                <w:rFonts w:ascii="Times New Roman" w:eastAsia="Times New Roman" w:hAnsi="Times New Roman"/>
+                <w:sz w:val="21"/>
+              </w:rPr>
+              <w:t>để</w:t>
+            </w:r>
+            <w:proofErr w:type="spellEnd"/>
+            <w:r>
+              <w:rPr>
+                <w:rFonts w:ascii="Times New Roman" w:eastAsia="Times New Roman" w:hAnsi="Times New Roman"/>
+                <w:sz w:val="21"/>
+              </w:rPr>
+              <w:t xml:space="preserve"> </w:t>
+            </w:r>
+            <w:proofErr w:type="spellStart"/>
+            <w:r>
+              <w:rPr>
+                <w:rFonts w:ascii="Times New Roman" w:eastAsia="Times New Roman" w:hAnsi="Times New Roman"/>
+                <w:sz w:val="21"/>
+              </w:rPr>
+              <w:t>nhân</w:t>
+            </w:r>
+            <w:proofErr w:type="spellEnd"/>
+            <w:r>
+              <w:rPr>
+                <w:rFonts w:ascii="Times New Roman" w:eastAsia="Times New Roman" w:hAnsi="Times New Roman"/>
+                <w:sz w:val="21"/>
+              </w:rPr>
+              <w:t xml:space="preserve"> </w:t>
+            </w:r>
+            <w:proofErr w:type="spellStart"/>
+            <w:r>
+              <w:rPr>
+                <w:rFonts w:ascii="Times New Roman" w:eastAsia="Times New Roman" w:hAnsi="Times New Roman"/>
+                <w:sz w:val="21"/>
+              </w:rPr>
+              <w:t>giống</w:t>
+            </w:r>
+            <w:proofErr w:type="spellEnd"/>
+          </w:p>
+        </w:tc>
+        <w:tc>
+          <w:tcPr>
+            <w:tcW w:w="753" w:type="pct"/>
+          </w:tcPr>
+          <w:p>
+            <w:pPr>
+              <w:rPr>
+                <w:sz w:val="21"/>
+              </w:rPr>
+            </w:pPr>
+          </w:p>
+        </w:tc>
+      </w:tr>
+      <w:tr>
+        <w:trPr>
+          <w:jc w:val="center"/>
+        </w:trPr>
+        <w:tc>
+          <w:tcPr>
+            <w:tcW w:w="277" w:type="pct"/>
+            <w:tcMar>
+              <w:top w:w="80" w:type="dxa"/>
+              <w:left w:w="80" w:type="dxa"/>
+              <w:bottom w:w="80" w:type="dxa"/>
+              <w:right w:w="80" w:type="dxa"/>
+            </w:tcMar>
+            <w:vAlign w:val="center"/>
+          </w:tcPr>
+          <w:p>
+            <w:pPr>
+              <w:jc w:val="center"/>
+            </w:pPr>
+            <w:r>
+              <w:rPr>
+                <w:rFonts w:ascii="Times New Roman" w:eastAsia="Times New Roman" w:hAnsi="Times New Roman"/>
+                <w:sz w:val="21"/>
+              </w:rPr>
+              <w:lastRenderedPageBreak/>
+              <w:t>1</w:t>
+            </w:r>
+            <w:r>
+              <w:rPr>
+                <w:sz w:val="21"/>
+              </w:rPr>
+              <w:t>8</w:t>
+            </w:r>
+          </w:p>
+        </w:tc>
+        <w:tc>
+          <w:tcPr>
+            <w:tcW w:w="412" w:type="pct"/>
+            <w:tcMar>
+              <w:top w:w="80" w:type="dxa"/>
+              <w:left w:w="80" w:type="dxa"/>
+              <w:bottom w:w="80" w:type="dxa"/>
+              <w:right w:w="80" w:type="dxa"/>
+            </w:tcMar>
+            <w:vAlign w:val="center"/>
+          </w:tcPr>
+          <w:p>
+            <w:pPr>
+              <w:jc w:val="center"/>
+            </w:pPr>
+            <w:r>
+              <w:rPr>
+                <w:rFonts w:ascii="Times New Roman" w:eastAsia="Times New Roman" w:hAnsi="Times New Roman"/>
+                <w:b/>
+                <w:sz w:val="21"/>
+              </w:rPr>
+              <w:t>0322</w:t>
+            </w:r>
+          </w:p>
+        </w:tc>
+        <w:tc>
+          <w:tcPr>
+            <w:tcW w:w="3558" w:type="pct"/>
+            <w:tcMar>
+              <w:top w:w="80" w:type="dxa"/>
+              <w:left w:w="80" w:type="dxa"/>
+              <w:bottom w:w="80" w:type="dxa"/>
+              <w:right w:w="80" w:type="dxa"/>
+            </w:tcMar>
+            <w:vAlign w:val="center"/>
+          </w:tcPr>
+          <w:p>
+            <w:proofErr w:type="spellStart"/>
+            <w:r>
+              <w:rPr>
+                <w:rFonts w:ascii="Times New Roman" w:eastAsia="Times New Roman" w:hAnsi="Times New Roman"/>
+                <w:sz w:val="21"/>
+              </w:rPr>
+              <w:t>Nuôi</w:t>
+            </w:r>
+            <w:proofErr w:type="spellEnd"/>
+            <w:r>
+              <w:rPr>
+                <w:rFonts w:ascii="Times New Roman" w:eastAsia="Times New Roman" w:hAnsi="Times New Roman"/>
+                <w:sz w:val="21"/>
+              </w:rPr>
+              <w:t xml:space="preserve"> </w:t>
+            </w:r>
+            <w:proofErr w:type="spellStart"/>
+            <w:r>
+              <w:rPr>
+                <w:rFonts w:ascii="Times New Roman" w:eastAsia="Times New Roman" w:hAnsi="Times New Roman"/>
+                <w:sz w:val="21"/>
+              </w:rPr>
+              <w:t>trồng</w:t>
+            </w:r>
+            <w:proofErr w:type="spellEnd"/>
+            <w:r>
+              <w:rPr>
+                <w:rFonts w:ascii="Times New Roman" w:eastAsia="Times New Roman" w:hAnsi="Times New Roman"/>
+                <w:sz w:val="21"/>
+              </w:rPr>
+              <w:t xml:space="preserve"> </w:t>
+            </w:r>
+            <w:proofErr w:type="spellStart"/>
+            <w:r>
+              <w:rPr>
+                <w:rFonts w:ascii="Times New Roman" w:eastAsia="Times New Roman" w:hAnsi="Times New Roman"/>
+                <w:sz w:val="21"/>
+              </w:rPr>
+              <w:t>thủy</w:t>
+            </w:r>
+            <w:proofErr w:type="spellEnd"/>
+            <w:r>
+              <w:rPr>
+                <w:rFonts w:ascii="Times New Roman" w:eastAsia="Times New Roman" w:hAnsi="Times New Roman"/>
+                <w:sz w:val="21"/>
+              </w:rPr>
+              <w:t xml:space="preserve"> </w:t>
+            </w:r>
+            <w:proofErr w:type="spellStart"/>
+            <w:r>
+              <w:rPr>
+                <w:rFonts w:ascii="Times New Roman" w:eastAsia="Times New Roman" w:hAnsi="Times New Roman"/>
+                <w:sz w:val="21"/>
+              </w:rPr>
+              <w:t>sản</w:t>
+            </w:r>
+            <w:proofErr w:type="spellEnd"/>
+            <w:r>
+              <w:rPr>
+                <w:rFonts w:ascii="Times New Roman" w:eastAsia="Times New Roman" w:hAnsi="Times New Roman"/>
+                <w:sz w:val="21"/>
+              </w:rPr>
+              <w:t xml:space="preserve"> </w:t>
+            </w:r>
+            <w:proofErr w:type="spellStart"/>
+            <w:r>
+              <w:rPr>
+                <w:rFonts w:ascii="Times New Roman" w:eastAsia="Times New Roman" w:hAnsi="Times New Roman"/>
+                <w:sz w:val="21"/>
+              </w:rPr>
+              <w:t>nội</w:t>
+            </w:r>
+            <w:proofErr w:type="spellEnd"/>
+            <w:r>
+              <w:rPr>
+                <w:rFonts w:ascii="Times New Roman" w:eastAsia="Times New Roman" w:hAnsi="Times New Roman"/>
+                <w:sz w:val="21"/>
+              </w:rPr>
+              <w:t xml:space="preserve"> </w:t>
+            </w:r>
+            <w:proofErr w:type="spellStart"/>
+            <w:r>
+              <w:rPr>
+                <w:rFonts w:ascii="Times New Roman" w:eastAsia="Times New Roman" w:hAnsi="Times New Roman"/>
+                <w:sz w:val="21"/>
+              </w:rPr>
+              <w:t>địa</w:t>
+            </w:r>
+            <w:proofErr w:type="spellEnd"/>
+          </w:p>
+        </w:tc>
+        <w:tc>
+          <w:tcPr>
+            <w:tcW w:w="753" w:type="pct"/>
+          </w:tcPr>
+          <w:p>
+            <w:pPr>
+              <w:rPr>
+                <w:sz w:val="21"/>
+              </w:rPr>
+            </w:pPr>
+          </w:p>
+        </w:tc>
+      </w:tr>
+      <w:tr>
+        <w:trPr>
+          <w:jc w:val="center"/>
+        </w:trPr>
+        <w:tc>
+          <w:tcPr>
+            <w:tcW w:w="277" w:type="pct"/>
+            <w:tcMar>
+              <w:top w:w="80" w:type="dxa"/>
+              <w:left w:w="80" w:type="dxa"/>
+              <w:bottom w:w="80" w:type="dxa"/>
+              <w:right w:w="80" w:type="dxa"/>
+            </w:tcMar>
+            <w:vAlign w:val="center"/>
+          </w:tcPr>
+          <w:p>
+            <w:pPr>
+              <w:jc w:val="center"/>
+            </w:pPr>
+            <w:r>
+              <w:rPr>
+                <w:sz w:val="21"/>
+              </w:rPr>
+              <w:t>19</w:t>
+            </w:r>
+          </w:p>
+        </w:tc>
+        <w:tc>
+          <w:tcPr>
+            <w:tcW w:w="412" w:type="pct"/>
+            <w:tcMar>
+              <w:top w:w="80" w:type="dxa"/>
+              <w:left w:w="80" w:type="dxa"/>
+              <w:bottom w:w="80" w:type="dxa"/>
+              <w:right w:w="80" w:type="dxa"/>
+            </w:tcMar>
+            <w:vAlign w:val="center"/>
+          </w:tcPr>
+          <w:p>
+            <w:pPr>
+              <w:jc w:val="center"/>
+            </w:pPr>
+            <w:r>
+              <w:rPr>
+                <w:rFonts w:ascii="Times New Roman" w:eastAsia="Times New Roman" w:hAnsi="Times New Roman"/>
+                <w:b/>
+                <w:sz w:val="21"/>
+              </w:rPr>
+              <w:t>0332</w:t>
+            </w:r>
+          </w:p>
+        </w:tc>
+        <w:tc>
+          <w:tcPr>
+            <w:tcW w:w="3558" w:type="pct"/>
+            <w:tcMar>
+              <w:top w:w="80" w:type="dxa"/>
+              <w:left w:w="80" w:type="dxa"/>
+              <w:bottom w:w="80" w:type="dxa"/>
+              <w:right w:w="80" w:type="dxa"/>
+            </w:tcMar>
+            <w:vAlign w:val="center"/>
+          </w:tcPr>
+          <w:p>
+            <w:proofErr w:type="spellStart"/>
+            <w:r>
+              <w:rPr>
+                <w:rFonts w:ascii="Times New Roman" w:eastAsia="Times New Roman" w:hAnsi="Times New Roman"/>
+                <w:sz w:val="21"/>
+              </w:rPr>
+              <w:t>Hoạt</w:t>
+            </w:r>
+            <w:proofErr w:type="spellEnd"/>
+            <w:r>
+              <w:rPr>
+                <w:rFonts w:ascii="Times New Roman" w:eastAsia="Times New Roman" w:hAnsi="Times New Roman"/>
+                <w:sz w:val="21"/>
+              </w:rPr>
+              <w:t xml:space="preserve"> </w:t>
+            </w:r>
+            <w:proofErr w:type="spellStart"/>
+            <w:r>
+              <w:rPr>
+                <w:rFonts w:ascii="Times New Roman" w:eastAsia="Times New Roman" w:hAnsi="Times New Roman"/>
+                <w:sz w:val="21"/>
+              </w:rPr>
+              <w:t>động</w:t>
+            </w:r>
+            <w:proofErr w:type="spellEnd"/>
+            <w:r>
+              <w:rPr>
+                <w:rFonts w:ascii="Times New Roman" w:eastAsia="Times New Roman" w:hAnsi="Times New Roman"/>
+                <w:sz w:val="21"/>
+              </w:rPr>
+              <w:t xml:space="preserve"> </w:t>
+            </w:r>
+            <w:proofErr w:type="spellStart"/>
+            <w:r>
+              <w:rPr>
+                <w:rFonts w:ascii="Times New Roman" w:eastAsia="Times New Roman" w:hAnsi="Times New Roman"/>
+                <w:sz w:val="21"/>
+              </w:rPr>
+              <w:t>dịch</w:t>
+            </w:r>
+            <w:proofErr w:type="spellEnd"/>
+            <w:r>
+              <w:rPr>
+                <w:rFonts w:ascii="Times New Roman" w:eastAsia="Times New Roman" w:hAnsi="Times New Roman"/>
+                <w:sz w:val="21"/>
+              </w:rPr>
+              <w:t xml:space="preserve"> </w:t>
+            </w:r>
+            <w:proofErr w:type="spellStart"/>
+            <w:r>
+              <w:rPr>
+                <w:rFonts w:ascii="Times New Roman" w:eastAsia="Times New Roman" w:hAnsi="Times New Roman"/>
+                <w:sz w:val="21"/>
+              </w:rPr>
+              <w:t>vụ</w:t>
+            </w:r>
+            <w:proofErr w:type="spellEnd"/>
+            <w:r>
+              <w:rPr>
+                <w:rFonts w:ascii="Times New Roman" w:eastAsia="Times New Roman" w:hAnsi="Times New Roman"/>
+                <w:sz w:val="21"/>
+              </w:rPr>
+              <w:t xml:space="preserve"> </w:t>
+            </w:r>
+            <w:proofErr w:type="spellStart"/>
+            <w:r>
+              <w:rPr>
+                <w:rFonts w:ascii="Times New Roman" w:eastAsia="Times New Roman" w:hAnsi="Times New Roman"/>
+                <w:sz w:val="21"/>
+              </w:rPr>
+              <w:t>hỗ</w:t>
+            </w:r>
+            <w:proofErr w:type="spellEnd"/>
+            <w:r>
+              <w:rPr>
+                <w:rFonts w:ascii="Times New Roman" w:eastAsia="Times New Roman" w:hAnsi="Times New Roman"/>
+                <w:sz w:val="21"/>
+              </w:rPr>
+              <w:t xml:space="preserve"> </w:t>
+            </w:r>
+            <w:proofErr w:type="spellStart"/>
+            <w:r>
+              <w:rPr>
+                <w:rFonts w:ascii="Times New Roman" w:eastAsia="Times New Roman" w:hAnsi="Times New Roman"/>
+                <w:sz w:val="21"/>
+              </w:rPr>
+              <w:t>trợ</w:t>
+            </w:r>
+            <w:proofErr w:type="spellEnd"/>
+            <w:r>
+              <w:rPr>
+                <w:rFonts w:ascii="Times New Roman" w:eastAsia="Times New Roman" w:hAnsi="Times New Roman"/>
+                <w:sz w:val="21"/>
+              </w:rPr>
+              <w:t xml:space="preserve"> </w:t>
+            </w:r>
+            <w:proofErr w:type="spellStart"/>
+            <w:r>
+              <w:rPr>
+                <w:rFonts w:ascii="Times New Roman" w:eastAsia="Times New Roman" w:hAnsi="Times New Roman"/>
+                <w:sz w:val="21"/>
+              </w:rPr>
+              <w:t>nuôi</w:t>
+            </w:r>
+            <w:proofErr w:type="spellEnd"/>
+            <w:r>
+              <w:rPr>
+                <w:rFonts w:ascii="Times New Roman" w:eastAsia="Times New Roman" w:hAnsi="Times New Roman"/>
+                <w:sz w:val="21"/>
+              </w:rPr>
+              <w:t xml:space="preserve"> </w:t>
+            </w:r>
+            <w:proofErr w:type="spellStart"/>
+            <w:r>
+              <w:rPr>
+                <w:rFonts w:ascii="Times New Roman" w:eastAsia="Times New Roman" w:hAnsi="Times New Roman"/>
+                <w:sz w:val="21"/>
+              </w:rPr>
+              <w:t>trồng</w:t>
+            </w:r>
+            <w:proofErr w:type="spellEnd"/>
+            <w:r>
+              <w:rPr>
+                <w:rFonts w:ascii="Times New Roman" w:eastAsia="Times New Roman" w:hAnsi="Times New Roman"/>
+                <w:sz w:val="21"/>
+              </w:rPr>
+              <w:t xml:space="preserve"> </w:t>
+            </w:r>
+            <w:proofErr w:type="spellStart"/>
+            <w:r>
+              <w:rPr>
+                <w:rFonts w:ascii="Times New Roman" w:eastAsia="Times New Roman" w:hAnsi="Times New Roman"/>
+                <w:sz w:val="21"/>
+              </w:rPr>
+              <w:t>thủy</w:t>
+            </w:r>
+            <w:proofErr w:type="spellEnd"/>
+            <w:r>
+              <w:rPr>
+                <w:rFonts w:ascii="Times New Roman" w:eastAsia="Times New Roman" w:hAnsi="Times New Roman"/>
+                <w:sz w:val="21"/>
+              </w:rPr>
+              <w:t xml:space="preserve"> </w:t>
+            </w:r>
+            <w:proofErr w:type="spellStart"/>
+            <w:r>
+              <w:rPr>
+                <w:rFonts w:ascii="Times New Roman" w:eastAsia="Times New Roman" w:hAnsi="Times New Roman"/>
+                <w:sz w:val="21"/>
+              </w:rPr>
+              <w:t>sản</w:t>
+            </w:r>
+            <w:proofErr w:type="spellEnd"/>
+          </w:p>
+        </w:tc>
+        <w:tc>
+          <w:tcPr>
+            <w:tcW w:w="753" w:type="pct"/>
+          </w:tcPr>
+          <w:p>
+            <w:pPr>
+              <w:rPr>
+                <w:sz w:val="21"/>
+              </w:rPr>
+            </w:pPr>
+          </w:p>
+        </w:tc>
+      </w:tr>
+      <w:tr>
+        <w:trPr>
+          <w:jc w:val="center"/>
+        </w:trPr>
+        <w:tc>
+          <w:tcPr>
+            <w:tcW w:w="277" w:type="pct"/>
+            <w:tcMar>
+              <w:top w:w="80" w:type="dxa"/>
+              <w:left w:w="80" w:type="dxa"/>
+              <w:bottom w:w="80" w:type="dxa"/>
+              <w:right w:w="80" w:type="dxa"/>
+            </w:tcMar>
+            <w:vAlign w:val="center"/>
+          </w:tcPr>
+          <w:p>
+            <w:pPr>
+              <w:jc w:val="center"/>
+            </w:pPr>
+            <w:r>
+              <w:rPr>
+                <w:sz w:val="21"/>
+              </w:rPr>
+              <w:t>20</w:t>
+            </w:r>
+          </w:p>
+        </w:tc>
+        <w:tc>
+          <w:tcPr>
+            <w:tcW w:w="412" w:type="pct"/>
+            <w:tcMar>
+              <w:top w:w="80" w:type="dxa"/>
+              <w:left w:w="80" w:type="dxa"/>
+              <w:bottom w:w="80" w:type="dxa"/>
+              <w:right w:w="80" w:type="dxa"/>
+            </w:tcMar>
+            <w:vAlign w:val="center"/>
+          </w:tcPr>
+          <w:p>
+            <w:pPr>
+              <w:jc w:val="center"/>
+            </w:pPr>
+            <w:r>
+              <w:rPr>
+                <w:rFonts w:ascii="Times New Roman" w:eastAsia="Times New Roman" w:hAnsi="Times New Roman"/>
+                <w:b/>
+                <w:sz w:val="21"/>
+              </w:rPr>
+              <w:t>0210</w:t>
+            </w:r>
+          </w:p>
+        </w:tc>
+        <w:tc>
+          <w:tcPr>
+            <w:tcW w:w="3558" w:type="pct"/>
+            <w:tcMar>
+              <w:top w:w="80" w:type="dxa"/>
+              <w:left w:w="80" w:type="dxa"/>
+              <w:bottom w:w="80" w:type="dxa"/>
+              <w:right w:w="80" w:type="dxa"/>
+            </w:tcMar>
+            <w:vAlign w:val="center"/>
+          </w:tcPr>
+          <w:p>
+            <w:proofErr w:type="spellStart"/>
+            <w:r>
+              <w:rPr>
+                <w:rFonts w:ascii="Times New Roman" w:eastAsia="Times New Roman" w:hAnsi="Times New Roman"/>
+                <w:sz w:val="21"/>
+              </w:rPr>
+              <w:t>Trồng</w:t>
+            </w:r>
+            <w:proofErr w:type="spellEnd"/>
+            <w:r>
+              <w:rPr>
+                <w:rFonts w:ascii="Times New Roman" w:eastAsia="Times New Roman" w:hAnsi="Times New Roman"/>
+                <w:sz w:val="21"/>
+              </w:rPr>
+              <w:t xml:space="preserve"> </w:t>
+            </w:r>
+            <w:proofErr w:type="spellStart"/>
+            <w:r>
+              <w:rPr>
+                <w:rFonts w:ascii="Times New Roman" w:eastAsia="Times New Roman" w:hAnsi="Times New Roman"/>
+                <w:sz w:val="21"/>
+              </w:rPr>
+              <w:t>rừng</w:t>
+            </w:r>
+            <w:proofErr w:type="spellEnd"/>
+            <w:r>
+              <w:rPr>
+                <w:rFonts w:ascii="Times New Roman" w:eastAsia="Times New Roman" w:hAnsi="Times New Roman"/>
+                <w:sz w:val="21"/>
+              </w:rPr>
+              <w:t xml:space="preserve">, </w:t>
+            </w:r>
+            <w:proofErr w:type="spellStart"/>
+            <w:r>
+              <w:rPr>
+                <w:rFonts w:ascii="Times New Roman" w:eastAsia="Times New Roman" w:hAnsi="Times New Roman"/>
+                <w:sz w:val="21"/>
+              </w:rPr>
+              <w:t>chăm</w:t>
+            </w:r>
+            <w:proofErr w:type="spellEnd"/>
+            <w:r>
+              <w:rPr>
+                <w:rFonts w:ascii="Times New Roman" w:eastAsia="Times New Roman" w:hAnsi="Times New Roman"/>
+                <w:sz w:val="21"/>
+              </w:rPr>
+              <w:t xml:space="preserve"> </w:t>
+            </w:r>
+            <w:proofErr w:type="spellStart"/>
+            <w:r>
+              <w:rPr>
+                <w:rFonts w:ascii="Times New Roman" w:eastAsia="Times New Roman" w:hAnsi="Times New Roman"/>
+                <w:sz w:val="21"/>
+              </w:rPr>
+              <w:t>sóc</w:t>
+            </w:r>
+            <w:proofErr w:type="spellEnd"/>
+            <w:r>
+              <w:rPr>
+                <w:rFonts w:ascii="Times New Roman" w:eastAsia="Times New Roman" w:hAnsi="Times New Roman"/>
+                <w:sz w:val="21"/>
+              </w:rPr>
+              <w:t xml:space="preserve"> </w:t>
+            </w:r>
+            <w:proofErr w:type="spellStart"/>
+            <w:r>
+              <w:rPr>
+                <w:rFonts w:ascii="Times New Roman" w:eastAsia="Times New Roman" w:hAnsi="Times New Roman"/>
+                <w:sz w:val="21"/>
+              </w:rPr>
+              <w:t>rừng</w:t>
+            </w:r>
+            <w:proofErr w:type="spellEnd"/>
+            <w:r>
+              <w:rPr>
+                <w:rFonts w:ascii="Times New Roman" w:eastAsia="Times New Roman" w:hAnsi="Times New Roman"/>
+                <w:sz w:val="21"/>
+              </w:rPr>
+              <w:t xml:space="preserve"> </w:t>
+            </w:r>
+            <w:proofErr w:type="spellStart"/>
+            <w:r>
+              <w:rPr>
+                <w:rFonts w:ascii="Times New Roman" w:eastAsia="Times New Roman" w:hAnsi="Times New Roman"/>
+                <w:sz w:val="21"/>
+              </w:rPr>
+              <w:t>và</w:t>
+            </w:r>
+            <w:proofErr w:type="spellEnd"/>
+            <w:r>
+              <w:rPr>
+                <w:rFonts w:ascii="Times New Roman" w:eastAsia="Times New Roman" w:hAnsi="Times New Roman"/>
+                <w:sz w:val="21"/>
+              </w:rPr>
+              <w:t xml:space="preserve"> </w:t>
+            </w:r>
+            <w:proofErr w:type="spellStart"/>
+            <w:r>
+              <w:rPr>
+                <w:rFonts w:ascii="Times New Roman" w:eastAsia="Times New Roman" w:hAnsi="Times New Roman"/>
+                <w:sz w:val="21"/>
+              </w:rPr>
+              <w:t>ươm</w:t>
+            </w:r>
+            <w:proofErr w:type="spellEnd"/>
+            <w:r>
+              <w:rPr>
+                <w:rFonts w:ascii="Times New Roman" w:eastAsia="Times New Roman" w:hAnsi="Times New Roman"/>
+                <w:sz w:val="21"/>
+              </w:rPr>
+              <w:t xml:space="preserve"> </w:t>
+            </w:r>
+            <w:proofErr w:type="spellStart"/>
+            <w:r>
+              <w:rPr>
+                <w:rFonts w:ascii="Times New Roman" w:eastAsia="Times New Roman" w:hAnsi="Times New Roman"/>
+                <w:sz w:val="21"/>
+              </w:rPr>
+              <w:t>giống</w:t>
+            </w:r>
+            <w:proofErr w:type="spellEnd"/>
+            <w:r>
+              <w:rPr>
+                <w:rFonts w:ascii="Times New Roman" w:eastAsia="Times New Roman" w:hAnsi="Times New Roman"/>
+                <w:sz w:val="21"/>
+              </w:rPr>
+              <w:t xml:space="preserve"> </w:t>
+            </w:r>
+            <w:proofErr w:type="spellStart"/>
+            <w:r>
+              <w:rPr>
+                <w:rFonts w:ascii="Times New Roman" w:eastAsia="Times New Roman" w:hAnsi="Times New Roman"/>
+                <w:sz w:val="21"/>
+              </w:rPr>
+              <w:t>cây</w:t>
+            </w:r>
+            <w:proofErr w:type="spellEnd"/>
+            <w:r>
+              <w:rPr>
+                <w:rFonts w:ascii="Times New Roman" w:eastAsia="Times New Roman" w:hAnsi="Times New Roman"/>
+                <w:sz w:val="21"/>
+              </w:rPr>
+              <w:t xml:space="preserve"> </w:t>
+            </w:r>
+            <w:proofErr w:type="spellStart"/>
+            <w:r>
+              <w:rPr>
+                <w:rFonts w:ascii="Times New Roman" w:eastAsia="Times New Roman" w:hAnsi="Times New Roman"/>
+                <w:sz w:val="21"/>
+              </w:rPr>
+              <w:t>lâm</w:t>
+            </w:r>
+            <w:proofErr w:type="spellEnd"/>
+            <w:r>
+              <w:rPr>
+                <w:rFonts w:ascii="Times New Roman" w:eastAsia="Times New Roman" w:hAnsi="Times New Roman"/>
+                <w:sz w:val="21"/>
+              </w:rPr>
+              <w:t xml:space="preserve"> </w:t>
+            </w:r>
+            <w:proofErr w:type="spellStart"/>
+            <w:r>
+              <w:rPr>
+                <w:rFonts w:ascii="Times New Roman" w:eastAsia="Times New Roman" w:hAnsi="Times New Roman"/>
+                <w:sz w:val="21"/>
+              </w:rPr>
+              <w:t>nghiệp</w:t>
+            </w:r>
+            <w:proofErr w:type="spellEnd"/>
+          </w:p>
+        </w:tc>
+        <w:tc>
+          <w:tcPr>
+            <w:tcW w:w="753" w:type="pct"/>
+          </w:tcPr>
+          <w:p>
+            <w:pPr>
+              <w:rPr>
+                <w:sz w:val="21"/>
+              </w:rPr>
+            </w:pPr>
+          </w:p>
+        </w:tc>
+      </w:tr>
+      <w:tr>
+        <w:trPr>
+          <w:jc w:val="center"/>
+        </w:trPr>
+        <w:tc>
+          <w:tcPr>
+            <w:tcW w:w="277" w:type="pct"/>
+            <w:tcMar>
+              <w:top w:w="80" w:type="dxa"/>
+              <w:left w:w="80" w:type="dxa"/>
+              <w:bottom w:w="80" w:type="dxa"/>
+              <w:right w:w="80" w:type="dxa"/>
+            </w:tcMar>
+            <w:vAlign w:val="center"/>
+          </w:tcPr>
+          <w:p>
+            <w:pPr>
+              <w:jc w:val="center"/>
+            </w:pPr>
+            <w:r>
+              <w:rPr>
+                <w:rFonts w:ascii="Times New Roman" w:eastAsia="Times New Roman" w:hAnsi="Times New Roman"/>
+                <w:sz w:val="21"/>
+              </w:rPr>
+              <w:t>2</w:t>
+            </w:r>
+            <w:r>
+              <w:rPr>
+                <w:sz w:val="21"/>
+              </w:rPr>
+              <w:t>1</w:t>
+            </w:r>
+          </w:p>
+        </w:tc>
+        <w:tc>
+          <w:tcPr>
+            <w:tcW w:w="412" w:type="pct"/>
+            <w:tcMar>
+              <w:top w:w="80" w:type="dxa"/>
+              <w:left w:w="80" w:type="dxa"/>
+              <w:bottom w:w="80" w:type="dxa"/>
+              <w:right w:w="80" w:type="dxa"/>
+            </w:tcMar>
+            <w:vAlign w:val="center"/>
+          </w:tcPr>
+          <w:p>
+            <w:pPr>
+              <w:jc w:val="center"/>
+            </w:pPr>
+            <w:r>
+              <w:rPr>
+                <w:rFonts w:ascii="Times New Roman" w:eastAsia="Times New Roman" w:hAnsi="Times New Roman"/>
+                <w:b/>
+                <w:sz w:val="21"/>
+              </w:rPr>
+              <w:t>0240</w:t>
+            </w:r>
+          </w:p>
+        </w:tc>
+        <w:tc>
+          <w:tcPr>
+            <w:tcW w:w="3558" w:type="pct"/>
+            <w:tcMar>
+              <w:top w:w="80" w:type="dxa"/>
+              <w:left w:w="80" w:type="dxa"/>
+              <w:bottom w:w="80" w:type="dxa"/>
+              <w:right w:w="80" w:type="dxa"/>
+            </w:tcMar>
+            <w:vAlign w:val="center"/>
+          </w:tcPr>
+          <w:p>
+            <w:proofErr w:type="spellStart"/>
+            <w:r>
+              <w:rPr>
+                <w:rFonts w:ascii="Times New Roman" w:eastAsia="Times New Roman" w:hAnsi="Times New Roman"/>
+                <w:sz w:val="21"/>
+              </w:rPr>
+              <w:t>Hoạt</w:t>
+            </w:r>
+            <w:proofErr w:type="spellEnd"/>
+            <w:r>
+              <w:rPr>
+                <w:rFonts w:ascii="Times New Roman" w:eastAsia="Times New Roman" w:hAnsi="Times New Roman"/>
+                <w:sz w:val="21"/>
+              </w:rPr>
+              <w:t xml:space="preserve"> </w:t>
+            </w:r>
+            <w:proofErr w:type="spellStart"/>
+            <w:r>
+              <w:rPr>
+                <w:rFonts w:ascii="Times New Roman" w:eastAsia="Times New Roman" w:hAnsi="Times New Roman"/>
+                <w:sz w:val="21"/>
+              </w:rPr>
+              <w:t>động</w:t>
+            </w:r>
+            <w:proofErr w:type="spellEnd"/>
+            <w:r>
+              <w:rPr>
+                <w:rFonts w:ascii="Times New Roman" w:eastAsia="Times New Roman" w:hAnsi="Times New Roman"/>
+                <w:sz w:val="21"/>
+              </w:rPr>
+              <w:t xml:space="preserve"> </w:t>
+            </w:r>
+            <w:proofErr w:type="spellStart"/>
+            <w:r>
+              <w:rPr>
+                <w:rFonts w:ascii="Times New Roman" w:eastAsia="Times New Roman" w:hAnsi="Times New Roman"/>
+                <w:sz w:val="21"/>
+              </w:rPr>
+              <w:t>dịch</w:t>
+            </w:r>
+            <w:proofErr w:type="spellEnd"/>
+            <w:r>
+              <w:rPr>
+                <w:rFonts w:ascii="Times New Roman" w:eastAsia="Times New Roman" w:hAnsi="Times New Roman"/>
+                <w:sz w:val="21"/>
+              </w:rPr>
+              <w:t xml:space="preserve"> </w:t>
+            </w:r>
+            <w:proofErr w:type="spellStart"/>
+            <w:r>
+              <w:rPr>
+                <w:rFonts w:ascii="Times New Roman" w:eastAsia="Times New Roman" w:hAnsi="Times New Roman"/>
+                <w:sz w:val="21"/>
+              </w:rPr>
+              <w:t>vụ</w:t>
+            </w:r>
+            <w:proofErr w:type="spellEnd"/>
+            <w:r>
+              <w:rPr>
+                <w:rFonts w:ascii="Times New Roman" w:eastAsia="Times New Roman" w:hAnsi="Times New Roman"/>
+                <w:sz w:val="21"/>
+              </w:rPr>
+              <w:t xml:space="preserve"> </w:t>
+            </w:r>
+            <w:proofErr w:type="spellStart"/>
+            <w:r>
+              <w:rPr>
+                <w:rFonts w:ascii="Times New Roman" w:eastAsia="Times New Roman" w:hAnsi="Times New Roman"/>
+                <w:sz w:val="21"/>
+              </w:rPr>
+              <w:t>lâm</w:t>
+            </w:r>
+            <w:proofErr w:type="spellEnd"/>
+            <w:r>
+              <w:rPr>
+                <w:rFonts w:ascii="Times New Roman" w:eastAsia="Times New Roman" w:hAnsi="Times New Roman"/>
+                <w:sz w:val="21"/>
+              </w:rPr>
+              <w:t xml:space="preserve"> </w:t>
+            </w:r>
+            <w:proofErr w:type="spellStart"/>
+            <w:r>
+              <w:rPr>
+                <w:rFonts w:ascii="Times New Roman" w:eastAsia="Times New Roman" w:hAnsi="Times New Roman"/>
+                <w:sz w:val="21"/>
+              </w:rPr>
+              <w:t>nghiệp</w:t>
+            </w:r>
+            <w:proofErr w:type="spellEnd"/>
+          </w:p>
+        </w:tc>
+        <w:tc>
+          <w:tcPr>
+            <w:tcW w:w="753" w:type="pct"/>
+          </w:tcPr>
+          <w:p>
+            <w:pPr>
+              <w:rPr>
+                <w:sz w:val="21"/>
               </w:rPr>
             </w:pPr>
           </w:p>
@@ -7740,793 +11772,43 @@
         </w:rPr>
         <w:t>):</w:t>
       </w:r>
+      <w:r>
+        <w:rPr>
+          <w:rFonts w:ascii="Times New Roman" w:eastAsia="Calibri" w:hAnsi="Times New Roman" w:cs="Times New Roman"/>
+          <w:sz w:val="28"/>
+          <w:szCs w:val="28"/>
+        </w:rPr>
+        <w:t xml:space="preserve"> </w:t>
+      </w:r>
+      <w:proofErr w:type="spellStart"/>
+      <w:r>
+        <w:rPr>
+          <w:rFonts w:ascii="Times New Roman" w:eastAsia="Calibri" w:hAnsi="Times New Roman" w:cs="Times New Roman"/>
+          <w:sz w:val="28"/>
+          <w:szCs w:val="28"/>
+        </w:rPr>
+        <w:t>Không</w:t>
+      </w:r>
+      <w:proofErr w:type="spellEnd"/>
+      <w:r>
+        <w:rPr>
+          <w:rFonts w:ascii="Times New Roman" w:eastAsia="Calibri" w:hAnsi="Times New Roman" w:cs="Times New Roman"/>
+          <w:sz w:val="28"/>
+          <w:szCs w:val="28"/>
+        </w:rPr>
+        <w:t xml:space="preserve"> </w:t>
+      </w:r>
+      <w:proofErr w:type="spellStart"/>
+      <w:r>
+        <w:rPr>
+          <w:rFonts w:ascii="Times New Roman" w:eastAsia="Calibri" w:hAnsi="Times New Roman" w:cs="Times New Roman"/>
+          <w:sz w:val="28"/>
+          <w:szCs w:val="28"/>
+        </w:rPr>
+        <w:t>có</w:t>
+      </w:r>
+      <w:proofErr w:type="spellEnd"/>
     </w:p>
-    <w:tbl>
-      <w:tblPr>
-        <w:tblStyle w:val="TableGrid1"/>
-        <w:tblW w:w="0" w:type="auto"/>
-        <w:jc w:val="center"/>
-        <w:tblLook w:val="04A0" w:firstRow="1" w:lastRow="0" w:firstColumn="1" w:lastColumn="0" w:noHBand="0" w:noVBand="1"/>
-      </w:tblPr>
-      <w:tblGrid>
-        <w:gridCol w:w="632"/>
-        <w:gridCol w:w="4798"/>
-        <w:gridCol w:w="1176"/>
-        <w:gridCol w:w="1421"/>
-      </w:tblGrid>
-      <w:tr>
-        <w:trPr>
-          <w:jc w:val="center"/>
-        </w:trPr>
-        <w:tc>
-          <w:tcPr>
-            <w:tcW w:w="0" w:type="auto"/>
-            <w:shd w:val="clear" w:color="auto" w:fill="D9EAF7"/>
-            <w:vAlign w:val="center"/>
-          </w:tcPr>
-          <w:p>
-            <w:pPr>
-              <w:jc w:val="center"/>
-              <w:rPr>
-                <w:rFonts w:ascii="Times New Roman" w:eastAsia="Times New Roman" w:hAnsi="Times New Roman"/>
-              </w:rPr>
-            </w:pPr>
-            <w:r>
-              <w:rPr>
-                <w:rFonts w:ascii="Times New Roman" w:eastAsia="Times New Roman" w:hAnsi="Times New Roman"/>
-                <w:b/>
-              </w:rPr>
-              <w:t>STT</w:t>
-            </w:r>
-          </w:p>
-        </w:tc>
-        <w:tc>
-          <w:tcPr>
-            <w:tcW w:w="0" w:type="auto"/>
-            <w:shd w:val="clear" w:color="auto" w:fill="D9EAF7"/>
-            <w:vAlign w:val="center"/>
-          </w:tcPr>
-          <w:p>
-            <w:pPr>
-              <w:jc w:val="center"/>
-              <w:rPr>
-                <w:rFonts w:ascii="Times New Roman" w:eastAsia="Times New Roman" w:hAnsi="Times New Roman"/>
-              </w:rPr>
-            </w:pPr>
-            <w:proofErr w:type="spellStart"/>
-            <w:r>
-              <w:rPr>
-                <w:rFonts w:ascii="Times New Roman" w:eastAsia="Times New Roman" w:hAnsi="Times New Roman"/>
-                <w:b/>
-              </w:rPr>
-              <w:t>Tên</w:t>
-            </w:r>
-            <w:proofErr w:type="spellEnd"/>
-            <w:r>
-              <w:rPr>
-                <w:rFonts w:ascii="Times New Roman" w:eastAsia="Times New Roman" w:hAnsi="Times New Roman"/>
-                <w:b/>
-              </w:rPr>
-              <w:t xml:space="preserve"> </w:t>
-            </w:r>
-            <w:proofErr w:type="spellStart"/>
-            <w:r>
-              <w:rPr>
-                <w:rFonts w:ascii="Times New Roman" w:eastAsia="Times New Roman" w:hAnsi="Times New Roman"/>
-                <w:b/>
-              </w:rPr>
-              <w:t>ngành</w:t>
-            </w:r>
-            <w:proofErr w:type="spellEnd"/>
-          </w:p>
-        </w:tc>
-        <w:tc>
-          <w:tcPr>
-            <w:tcW w:w="0" w:type="auto"/>
-            <w:shd w:val="clear" w:color="auto" w:fill="D9EAF7"/>
-            <w:vAlign w:val="center"/>
-          </w:tcPr>
-          <w:p>
-            <w:pPr>
-              <w:jc w:val="center"/>
-              <w:rPr>
-                <w:rFonts w:ascii="Times New Roman" w:eastAsia="Times New Roman" w:hAnsi="Times New Roman"/>
-              </w:rPr>
-            </w:pPr>
-            <w:proofErr w:type="spellStart"/>
-            <w:r>
-              <w:rPr>
-                <w:rFonts w:ascii="Times New Roman" w:eastAsia="Times New Roman" w:hAnsi="Times New Roman"/>
-                <w:b/>
-              </w:rPr>
-              <w:t>Mã</w:t>
-            </w:r>
-            <w:proofErr w:type="spellEnd"/>
-            <w:r>
-              <w:rPr>
-                <w:rFonts w:ascii="Times New Roman" w:eastAsia="Times New Roman" w:hAnsi="Times New Roman"/>
-                <w:b/>
-              </w:rPr>
-              <w:t xml:space="preserve"> </w:t>
-            </w:r>
-            <w:proofErr w:type="spellStart"/>
-            <w:r>
-              <w:rPr>
-                <w:rFonts w:ascii="Times New Roman" w:eastAsia="Times New Roman" w:hAnsi="Times New Roman"/>
-                <w:b/>
-              </w:rPr>
-              <w:t>ngành</w:t>
-            </w:r>
-            <w:proofErr w:type="spellEnd"/>
-          </w:p>
-        </w:tc>
-        <w:tc>
-          <w:tcPr>
-            <w:tcW w:w="0" w:type="auto"/>
-            <w:shd w:val="clear" w:color="auto" w:fill="D9EAF7"/>
-            <w:vAlign w:val="center"/>
-          </w:tcPr>
-          <w:p>
-            <w:pPr>
-              <w:jc w:val="center"/>
-              <w:rPr>
-                <w:rFonts w:ascii="Times New Roman" w:eastAsia="Times New Roman" w:hAnsi="Times New Roman"/>
-              </w:rPr>
-            </w:pPr>
-            <w:proofErr w:type="spellStart"/>
-            <w:r>
-              <w:rPr>
-                <w:rFonts w:ascii="Times New Roman" w:eastAsia="Times New Roman" w:hAnsi="Times New Roman"/>
-                <w:b/>
-              </w:rPr>
-              <w:t>Ngành</w:t>
-            </w:r>
-            <w:proofErr w:type="spellEnd"/>
-            <w:r>
-              <w:rPr>
-                <w:rFonts w:ascii="Times New Roman" w:eastAsia="Times New Roman" w:hAnsi="Times New Roman"/>
-                <w:b/>
-              </w:rPr>
-              <w:t xml:space="preserve"> </w:t>
-            </w:r>
-            <w:proofErr w:type="spellStart"/>
-            <w:r>
-              <w:rPr>
-                <w:rFonts w:ascii="Times New Roman" w:eastAsia="Times New Roman" w:hAnsi="Times New Roman"/>
-                <w:b/>
-              </w:rPr>
-              <w:t>chính</w:t>
-            </w:r>
-            <w:proofErr w:type="spellEnd"/>
-          </w:p>
-        </w:tc>
-      </w:tr>
-      <w:tr>
-        <w:trPr>
-          <w:jc w:val="center"/>
-        </w:trPr>
-        <w:tc>
-          <w:tcPr>
-            <w:tcW w:w="0" w:type="auto"/>
-            <w:vAlign w:val="center"/>
-          </w:tcPr>
-          <w:p>
-            <w:pPr>
-              <w:jc w:val="center"/>
-              <w:rPr>
-                <w:rFonts w:ascii="Times New Roman" w:eastAsia="Times New Roman" w:hAnsi="Times New Roman"/>
-              </w:rPr>
-            </w:pPr>
-            <w:r>
-              <w:rPr>
-                <w:rFonts w:ascii="Times New Roman" w:eastAsia="Times New Roman" w:hAnsi="Times New Roman"/>
-                <w:sz w:val="21"/>
-              </w:rPr>
-              <w:t>1</w:t>
-            </w:r>
-          </w:p>
-        </w:tc>
-        <w:tc>
-          <w:tcPr>
-            <w:tcW w:w="0" w:type="auto"/>
-            <w:vAlign w:val="center"/>
-          </w:tcPr>
-          <w:p>
-            <w:pPr>
-              <w:rPr>
-                <w:rFonts w:ascii="Times New Roman" w:eastAsia="Times New Roman" w:hAnsi="Times New Roman"/>
-                <w:sz w:val="21"/>
-              </w:rPr>
-            </w:pPr>
-            <w:proofErr w:type="spellStart"/>
-            <w:r>
-              <w:rPr>
-                <w:rFonts w:ascii="Times New Roman" w:eastAsia="Times New Roman" w:hAnsi="Times New Roman"/>
-                <w:sz w:val="21"/>
-              </w:rPr>
-              <w:t>Sản</w:t>
-            </w:r>
-            <w:proofErr w:type="spellEnd"/>
-            <w:r>
-              <w:rPr>
-                <w:rFonts w:ascii="Times New Roman" w:eastAsia="Times New Roman" w:hAnsi="Times New Roman"/>
-                <w:sz w:val="21"/>
-              </w:rPr>
-              <w:t xml:space="preserve"> </w:t>
-            </w:r>
-            <w:proofErr w:type="spellStart"/>
-            <w:r>
-              <w:rPr>
-                <w:rFonts w:ascii="Times New Roman" w:eastAsia="Times New Roman" w:hAnsi="Times New Roman"/>
-                <w:sz w:val="21"/>
-              </w:rPr>
-              <w:t>xuất</w:t>
-            </w:r>
-            <w:proofErr w:type="spellEnd"/>
-            <w:r>
-              <w:rPr>
-                <w:rFonts w:ascii="Times New Roman" w:eastAsia="Times New Roman" w:hAnsi="Times New Roman"/>
-                <w:sz w:val="21"/>
-              </w:rPr>
-              <w:t xml:space="preserve"> </w:t>
-            </w:r>
-            <w:proofErr w:type="spellStart"/>
-            <w:r>
-              <w:rPr>
-                <w:rFonts w:ascii="Times New Roman" w:eastAsia="Times New Roman" w:hAnsi="Times New Roman"/>
-                <w:sz w:val="21"/>
-              </w:rPr>
-              <w:t>giường</w:t>
-            </w:r>
-            <w:proofErr w:type="spellEnd"/>
-            <w:r>
-              <w:rPr>
-                <w:rFonts w:ascii="Times New Roman" w:eastAsia="Times New Roman" w:hAnsi="Times New Roman"/>
-                <w:sz w:val="21"/>
-              </w:rPr>
-              <w:t xml:space="preserve">, </w:t>
-            </w:r>
-            <w:proofErr w:type="spellStart"/>
-            <w:r>
-              <w:rPr>
-                <w:rFonts w:ascii="Times New Roman" w:eastAsia="Times New Roman" w:hAnsi="Times New Roman"/>
-                <w:sz w:val="21"/>
-              </w:rPr>
-              <w:t>tủ</w:t>
-            </w:r>
-            <w:proofErr w:type="spellEnd"/>
-            <w:r>
-              <w:rPr>
-                <w:rFonts w:ascii="Times New Roman" w:eastAsia="Times New Roman" w:hAnsi="Times New Roman"/>
-                <w:sz w:val="21"/>
-              </w:rPr>
-              <w:t xml:space="preserve">, </w:t>
-            </w:r>
-            <w:proofErr w:type="spellStart"/>
-            <w:r>
-              <w:rPr>
-                <w:rFonts w:ascii="Times New Roman" w:eastAsia="Times New Roman" w:hAnsi="Times New Roman"/>
-                <w:sz w:val="21"/>
-              </w:rPr>
-              <w:t>bàn</w:t>
-            </w:r>
-            <w:proofErr w:type="spellEnd"/>
-            <w:r>
-              <w:rPr>
-                <w:rFonts w:ascii="Times New Roman" w:eastAsia="Times New Roman" w:hAnsi="Times New Roman"/>
-                <w:sz w:val="21"/>
-              </w:rPr>
-              <w:t xml:space="preserve">, </w:t>
-            </w:r>
-            <w:proofErr w:type="spellStart"/>
-            <w:r>
-              <w:rPr>
-                <w:rFonts w:ascii="Times New Roman" w:eastAsia="Times New Roman" w:hAnsi="Times New Roman"/>
-                <w:sz w:val="21"/>
-              </w:rPr>
-              <w:t>ghế</w:t>
-            </w:r>
-            <w:proofErr w:type="spellEnd"/>
-          </w:p>
-          <w:p>
-            <w:pPr>
-              <w:rPr>
-                <w:rFonts w:ascii="Times New Roman" w:eastAsia="Times New Roman" w:hAnsi="Times New Roman"/>
-              </w:rPr>
-            </w:pPr>
-            <w:r>
-              <w:rPr>
-                <w:rFonts w:ascii="Times New Roman" w:eastAsia="Times New Roman" w:hAnsi="Times New Roman"/>
-              </w:rPr>
-              <w:t>(</w:t>
-            </w:r>
-            <w:proofErr w:type="spellStart"/>
-            <w:r>
-              <w:rPr>
-                <w:rFonts w:ascii="Times New Roman" w:eastAsia="Times New Roman" w:hAnsi="Times New Roman"/>
-              </w:rPr>
-              <w:t>không</w:t>
-            </w:r>
-            <w:proofErr w:type="spellEnd"/>
-            <w:r>
-              <w:rPr>
-                <w:rFonts w:ascii="Times New Roman" w:eastAsia="Times New Roman" w:hAnsi="Times New Roman"/>
-              </w:rPr>
-              <w:t xml:space="preserve"> </w:t>
-            </w:r>
-            <w:proofErr w:type="spellStart"/>
-            <w:r>
-              <w:rPr>
-                <w:rFonts w:ascii="Times New Roman" w:eastAsia="Times New Roman" w:hAnsi="Times New Roman"/>
-              </w:rPr>
-              <w:t>hoạt</w:t>
-            </w:r>
-            <w:proofErr w:type="spellEnd"/>
-            <w:r>
-              <w:rPr>
-                <w:rFonts w:ascii="Times New Roman" w:eastAsia="Times New Roman" w:hAnsi="Times New Roman"/>
-              </w:rPr>
-              <w:t xml:space="preserve"> </w:t>
-            </w:r>
-            <w:proofErr w:type="spellStart"/>
-            <w:r>
-              <w:rPr>
-                <w:rFonts w:ascii="Times New Roman" w:eastAsia="Times New Roman" w:hAnsi="Times New Roman"/>
-              </w:rPr>
-              <w:t>động</w:t>
-            </w:r>
-            <w:proofErr w:type="spellEnd"/>
-            <w:r>
-              <w:rPr>
-                <w:rFonts w:ascii="Times New Roman" w:eastAsia="Times New Roman" w:hAnsi="Times New Roman"/>
-              </w:rPr>
-              <w:t xml:space="preserve"> </w:t>
-            </w:r>
-            <w:proofErr w:type="spellStart"/>
-            <w:r>
-              <w:rPr>
-                <w:rFonts w:ascii="Times New Roman" w:eastAsia="Times New Roman" w:hAnsi="Times New Roman"/>
-              </w:rPr>
-              <w:t>tại</w:t>
-            </w:r>
-            <w:proofErr w:type="spellEnd"/>
-            <w:r>
-              <w:rPr>
-                <w:rFonts w:ascii="Times New Roman" w:eastAsia="Times New Roman" w:hAnsi="Times New Roman"/>
-              </w:rPr>
-              <w:t xml:space="preserve"> </w:t>
-            </w:r>
-            <w:proofErr w:type="spellStart"/>
-            <w:r>
-              <w:rPr>
-                <w:rFonts w:ascii="Times New Roman" w:eastAsia="Times New Roman" w:hAnsi="Times New Roman"/>
-              </w:rPr>
-              <w:t>trụ</w:t>
-            </w:r>
-            <w:proofErr w:type="spellEnd"/>
-            <w:r>
-              <w:rPr>
-                <w:rFonts w:ascii="Times New Roman" w:eastAsia="Times New Roman" w:hAnsi="Times New Roman"/>
-              </w:rPr>
-              <w:t xml:space="preserve"> </w:t>
-            </w:r>
-            <w:proofErr w:type="spellStart"/>
-            <w:r>
-              <w:rPr>
-                <w:rFonts w:ascii="Times New Roman" w:eastAsia="Times New Roman" w:hAnsi="Times New Roman"/>
-              </w:rPr>
-              <w:t>sở</w:t>
-            </w:r>
-            <w:proofErr w:type="spellEnd"/>
-            <w:r>
-              <w:rPr>
-                <w:rFonts w:ascii="Times New Roman" w:eastAsia="Times New Roman" w:hAnsi="Times New Roman"/>
-              </w:rPr>
-              <w:t>)</w:t>
-            </w:r>
-          </w:p>
-        </w:tc>
-        <w:tc>
-          <w:tcPr>
-            <w:tcW w:w="0" w:type="auto"/>
-            <w:vAlign w:val="center"/>
-          </w:tcPr>
-          <w:p>
-            <w:pPr>
-              <w:jc w:val="center"/>
-              <w:rPr>
-                <w:rFonts w:ascii="Times New Roman" w:eastAsia="Times New Roman" w:hAnsi="Times New Roman"/>
-              </w:rPr>
-            </w:pPr>
-            <w:r>
-              <w:rPr>
-                <w:rFonts w:ascii="Times New Roman" w:eastAsia="Times New Roman" w:hAnsi="Times New Roman"/>
-                <w:sz w:val="21"/>
-              </w:rPr>
-              <w:t>3100</w:t>
-            </w:r>
-          </w:p>
-        </w:tc>
-        <w:tc>
-          <w:tcPr>
-            <w:tcW w:w="0" w:type="auto"/>
-            <w:vAlign w:val="center"/>
-          </w:tcPr>
-          <w:p>
-            <w:pPr>
-              <w:jc w:val="center"/>
-              <w:rPr>
-                <w:rFonts w:ascii="Times New Roman" w:eastAsia="Times New Roman" w:hAnsi="Times New Roman"/>
-              </w:rPr>
-            </w:pPr>
-          </w:p>
-        </w:tc>
-      </w:tr>
-      <w:tr>
-        <w:trPr>
-          <w:jc w:val="center"/>
-        </w:trPr>
-        <w:tc>
-          <w:tcPr>
-            <w:tcW w:w="0" w:type="auto"/>
-            <w:vAlign w:val="center"/>
-          </w:tcPr>
-          <w:p>
-            <w:pPr>
-              <w:jc w:val="center"/>
-              <w:rPr>
-                <w:rFonts w:ascii="Times New Roman" w:eastAsia="Times New Roman" w:hAnsi="Times New Roman"/>
-                <w:sz w:val="21"/>
-              </w:rPr>
-            </w:pPr>
-            <w:r>
-              <w:rPr>
-                <w:rFonts w:ascii="Times New Roman" w:eastAsia="Times New Roman" w:hAnsi="Times New Roman"/>
-                <w:sz w:val="21"/>
-              </w:rPr>
-              <w:t>2</w:t>
-            </w:r>
-          </w:p>
-        </w:tc>
-        <w:tc>
-          <w:tcPr>
-            <w:tcW w:w="0" w:type="auto"/>
-            <w:vAlign w:val="center"/>
-          </w:tcPr>
-          <w:p>
-            <w:pPr>
-              <w:rPr>
-                <w:rFonts w:ascii="Times New Roman" w:eastAsia="Times New Roman" w:hAnsi="Times New Roman"/>
-                <w:sz w:val="21"/>
-              </w:rPr>
-            </w:pPr>
-            <w:r>
-              <w:rPr>
-                <w:rFonts w:ascii="Times New Roman" w:eastAsia="Times New Roman" w:hAnsi="Times New Roman"/>
-                <w:sz w:val="21"/>
-              </w:rPr>
-              <w:t xml:space="preserve">Bán </w:t>
-            </w:r>
-            <w:proofErr w:type="spellStart"/>
-            <w:r>
-              <w:rPr>
-                <w:rFonts w:ascii="Times New Roman" w:eastAsia="Times New Roman" w:hAnsi="Times New Roman"/>
-                <w:sz w:val="21"/>
-              </w:rPr>
-              <w:t>buôn</w:t>
-            </w:r>
-            <w:proofErr w:type="spellEnd"/>
-            <w:r>
-              <w:rPr>
-                <w:rFonts w:ascii="Times New Roman" w:eastAsia="Times New Roman" w:hAnsi="Times New Roman"/>
-                <w:sz w:val="21"/>
-              </w:rPr>
-              <w:t xml:space="preserve"> </w:t>
-            </w:r>
-            <w:proofErr w:type="spellStart"/>
-            <w:r>
-              <w:rPr>
-                <w:rFonts w:ascii="Times New Roman" w:eastAsia="Times New Roman" w:hAnsi="Times New Roman"/>
-                <w:sz w:val="21"/>
-              </w:rPr>
-              <w:t>vật</w:t>
-            </w:r>
-            <w:proofErr w:type="spellEnd"/>
-            <w:r>
-              <w:rPr>
-                <w:rFonts w:ascii="Times New Roman" w:eastAsia="Times New Roman" w:hAnsi="Times New Roman"/>
-                <w:sz w:val="21"/>
-              </w:rPr>
-              <w:t xml:space="preserve"> </w:t>
-            </w:r>
-            <w:proofErr w:type="spellStart"/>
-            <w:r>
-              <w:rPr>
-                <w:rFonts w:ascii="Times New Roman" w:eastAsia="Times New Roman" w:hAnsi="Times New Roman"/>
-                <w:sz w:val="21"/>
-              </w:rPr>
-              <w:t>liệu</w:t>
-            </w:r>
-            <w:proofErr w:type="spellEnd"/>
-            <w:r>
-              <w:rPr>
-                <w:rFonts w:ascii="Times New Roman" w:eastAsia="Times New Roman" w:hAnsi="Times New Roman"/>
-                <w:sz w:val="21"/>
-              </w:rPr>
-              <w:t xml:space="preserve">, </w:t>
-            </w:r>
-            <w:proofErr w:type="spellStart"/>
-            <w:r>
-              <w:rPr>
-                <w:rFonts w:ascii="Times New Roman" w:eastAsia="Times New Roman" w:hAnsi="Times New Roman"/>
-                <w:sz w:val="21"/>
-              </w:rPr>
-              <w:t>thiết</w:t>
-            </w:r>
-            <w:proofErr w:type="spellEnd"/>
-            <w:r>
-              <w:rPr>
-                <w:rFonts w:ascii="Times New Roman" w:eastAsia="Times New Roman" w:hAnsi="Times New Roman"/>
-                <w:sz w:val="21"/>
-              </w:rPr>
-              <w:t xml:space="preserve"> </w:t>
-            </w:r>
-            <w:proofErr w:type="spellStart"/>
-            <w:r>
-              <w:rPr>
-                <w:rFonts w:ascii="Times New Roman" w:eastAsia="Times New Roman" w:hAnsi="Times New Roman"/>
-                <w:sz w:val="21"/>
-              </w:rPr>
-              <w:t>bị</w:t>
-            </w:r>
-            <w:proofErr w:type="spellEnd"/>
-            <w:r>
-              <w:rPr>
-                <w:rFonts w:ascii="Times New Roman" w:eastAsia="Times New Roman" w:hAnsi="Times New Roman"/>
-                <w:sz w:val="21"/>
-              </w:rPr>
-              <w:t xml:space="preserve"> </w:t>
-            </w:r>
-            <w:proofErr w:type="spellStart"/>
-            <w:r>
-              <w:rPr>
-                <w:rFonts w:ascii="Times New Roman" w:eastAsia="Times New Roman" w:hAnsi="Times New Roman"/>
-                <w:sz w:val="21"/>
-              </w:rPr>
-              <w:t>lắp</w:t>
-            </w:r>
-            <w:proofErr w:type="spellEnd"/>
-            <w:r>
-              <w:rPr>
-                <w:rFonts w:ascii="Times New Roman" w:eastAsia="Times New Roman" w:hAnsi="Times New Roman"/>
-                <w:sz w:val="21"/>
-              </w:rPr>
-              <w:t xml:space="preserve"> </w:t>
-            </w:r>
-            <w:proofErr w:type="spellStart"/>
-            <w:r>
-              <w:rPr>
-                <w:rFonts w:ascii="Times New Roman" w:eastAsia="Times New Roman" w:hAnsi="Times New Roman"/>
-                <w:sz w:val="21"/>
-              </w:rPr>
-              <w:t>đặt</w:t>
-            </w:r>
-            <w:proofErr w:type="spellEnd"/>
-            <w:r>
-              <w:rPr>
-                <w:rFonts w:ascii="Times New Roman" w:eastAsia="Times New Roman" w:hAnsi="Times New Roman"/>
-                <w:sz w:val="21"/>
-              </w:rPr>
-              <w:t xml:space="preserve"> </w:t>
-            </w:r>
-            <w:proofErr w:type="spellStart"/>
-            <w:r>
-              <w:rPr>
-                <w:rFonts w:ascii="Times New Roman" w:eastAsia="Times New Roman" w:hAnsi="Times New Roman"/>
-                <w:sz w:val="21"/>
-              </w:rPr>
-              <w:t>khác</w:t>
-            </w:r>
-            <w:proofErr w:type="spellEnd"/>
-            <w:r>
-              <w:rPr>
-                <w:rFonts w:ascii="Times New Roman" w:eastAsia="Times New Roman" w:hAnsi="Times New Roman"/>
-                <w:sz w:val="21"/>
-              </w:rPr>
-              <w:t xml:space="preserve"> </w:t>
-            </w:r>
-            <w:proofErr w:type="spellStart"/>
-            <w:r>
-              <w:rPr>
-                <w:rFonts w:ascii="Times New Roman" w:eastAsia="Times New Roman" w:hAnsi="Times New Roman"/>
-                <w:sz w:val="21"/>
-              </w:rPr>
-              <w:t>trong</w:t>
-            </w:r>
-            <w:proofErr w:type="spellEnd"/>
-            <w:r>
-              <w:rPr>
-                <w:rFonts w:ascii="Times New Roman" w:eastAsia="Times New Roman" w:hAnsi="Times New Roman"/>
-                <w:sz w:val="21"/>
-              </w:rPr>
-              <w:t xml:space="preserve"> </w:t>
-            </w:r>
-            <w:proofErr w:type="spellStart"/>
-            <w:r>
-              <w:rPr>
-                <w:rFonts w:ascii="Times New Roman" w:eastAsia="Times New Roman" w:hAnsi="Times New Roman"/>
-                <w:sz w:val="21"/>
-              </w:rPr>
-              <w:t>xây</w:t>
-            </w:r>
-            <w:proofErr w:type="spellEnd"/>
-            <w:r>
-              <w:rPr>
-                <w:rFonts w:ascii="Times New Roman" w:eastAsia="Times New Roman" w:hAnsi="Times New Roman"/>
-                <w:sz w:val="21"/>
-              </w:rPr>
-              <w:t xml:space="preserve"> </w:t>
-            </w:r>
-            <w:proofErr w:type="spellStart"/>
-            <w:r>
-              <w:rPr>
-                <w:rFonts w:ascii="Times New Roman" w:eastAsia="Times New Roman" w:hAnsi="Times New Roman"/>
-                <w:sz w:val="21"/>
-              </w:rPr>
-              <w:t>dựng</w:t>
-            </w:r>
-            <w:proofErr w:type="spellEnd"/>
-          </w:p>
-          <w:p>
-            <w:pPr>
-              <w:rPr>
-                <w:rFonts w:ascii="Times New Roman" w:eastAsia="Times New Roman" w:hAnsi="Times New Roman"/>
-                <w:sz w:val="21"/>
-              </w:rPr>
-            </w:pPr>
-            <w:r>
-              <w:rPr>
-                <w:rFonts w:ascii="Times New Roman" w:eastAsia="Times New Roman" w:hAnsi="Times New Roman"/>
-                <w:sz w:val="21"/>
-              </w:rPr>
-              <w:t>(</w:t>
-            </w:r>
-            <w:proofErr w:type="spellStart"/>
-            <w:r>
-              <w:rPr>
-                <w:rFonts w:ascii="Times New Roman" w:eastAsia="Times New Roman" w:hAnsi="Times New Roman"/>
-                <w:sz w:val="21"/>
-              </w:rPr>
-              <w:t>không</w:t>
-            </w:r>
-            <w:proofErr w:type="spellEnd"/>
-            <w:r>
-              <w:rPr>
-                <w:rFonts w:ascii="Times New Roman" w:eastAsia="Times New Roman" w:hAnsi="Times New Roman"/>
-                <w:sz w:val="21"/>
-              </w:rPr>
-              <w:t xml:space="preserve"> </w:t>
-            </w:r>
-            <w:proofErr w:type="spellStart"/>
-            <w:r>
-              <w:rPr>
-                <w:rFonts w:ascii="Times New Roman" w:eastAsia="Times New Roman" w:hAnsi="Times New Roman"/>
-                <w:sz w:val="21"/>
-              </w:rPr>
-              <w:t>hoạt</w:t>
-            </w:r>
-            <w:proofErr w:type="spellEnd"/>
-            <w:r>
-              <w:rPr>
-                <w:rFonts w:ascii="Times New Roman" w:eastAsia="Times New Roman" w:hAnsi="Times New Roman"/>
-                <w:sz w:val="21"/>
-              </w:rPr>
-              <w:t xml:space="preserve"> </w:t>
-            </w:r>
-            <w:proofErr w:type="spellStart"/>
-            <w:r>
-              <w:rPr>
-                <w:rFonts w:ascii="Times New Roman" w:eastAsia="Times New Roman" w:hAnsi="Times New Roman"/>
-                <w:sz w:val="21"/>
-              </w:rPr>
-              <w:t>động</w:t>
-            </w:r>
-            <w:proofErr w:type="spellEnd"/>
-            <w:r>
-              <w:rPr>
-                <w:rFonts w:ascii="Times New Roman" w:eastAsia="Times New Roman" w:hAnsi="Times New Roman"/>
-                <w:sz w:val="21"/>
-              </w:rPr>
-              <w:t xml:space="preserve"> </w:t>
-            </w:r>
-            <w:proofErr w:type="spellStart"/>
-            <w:r>
-              <w:rPr>
-                <w:rFonts w:ascii="Times New Roman" w:eastAsia="Times New Roman" w:hAnsi="Times New Roman"/>
-                <w:sz w:val="21"/>
-              </w:rPr>
-              <w:t>tại</w:t>
-            </w:r>
-            <w:proofErr w:type="spellEnd"/>
-            <w:r>
-              <w:rPr>
-                <w:rFonts w:ascii="Times New Roman" w:eastAsia="Times New Roman" w:hAnsi="Times New Roman"/>
-                <w:sz w:val="21"/>
-              </w:rPr>
-              <w:t xml:space="preserve"> </w:t>
-            </w:r>
-            <w:proofErr w:type="spellStart"/>
-            <w:r>
-              <w:rPr>
-                <w:rFonts w:ascii="Times New Roman" w:eastAsia="Times New Roman" w:hAnsi="Times New Roman"/>
-                <w:sz w:val="21"/>
-              </w:rPr>
-              <w:t>trụ</w:t>
-            </w:r>
-            <w:proofErr w:type="spellEnd"/>
-            <w:r>
-              <w:rPr>
-                <w:rFonts w:ascii="Times New Roman" w:eastAsia="Times New Roman" w:hAnsi="Times New Roman"/>
-                <w:sz w:val="21"/>
-              </w:rPr>
-              <w:t xml:space="preserve"> </w:t>
-            </w:r>
-            <w:proofErr w:type="spellStart"/>
-            <w:r>
-              <w:rPr>
-                <w:rFonts w:ascii="Times New Roman" w:eastAsia="Times New Roman" w:hAnsi="Times New Roman"/>
-                <w:sz w:val="21"/>
-              </w:rPr>
-              <w:t>sở</w:t>
-            </w:r>
-            <w:proofErr w:type="spellEnd"/>
-            <w:r>
-              <w:rPr>
-                <w:rFonts w:ascii="Times New Roman" w:eastAsia="Times New Roman" w:hAnsi="Times New Roman"/>
-                <w:sz w:val="21"/>
-              </w:rPr>
-              <w:t>)</w:t>
-            </w:r>
-          </w:p>
-        </w:tc>
-        <w:tc>
-          <w:tcPr>
-            <w:tcW w:w="0" w:type="auto"/>
-            <w:vAlign w:val="center"/>
-          </w:tcPr>
-          <w:p>
-            <w:pPr>
-              <w:jc w:val="center"/>
-              <w:rPr>
-                <w:rFonts w:ascii="Times New Roman" w:eastAsia="Times New Roman" w:hAnsi="Times New Roman"/>
-                <w:sz w:val="21"/>
-              </w:rPr>
-            </w:pPr>
-            <w:r>
-              <w:rPr>
-                <w:rFonts w:ascii="Times New Roman" w:eastAsia="Times New Roman" w:hAnsi="Times New Roman"/>
-                <w:sz w:val="21"/>
-              </w:rPr>
-              <w:t>4663</w:t>
-            </w:r>
-          </w:p>
-        </w:tc>
-        <w:tc>
-          <w:tcPr>
-            <w:tcW w:w="0" w:type="auto"/>
-            <w:vAlign w:val="center"/>
-          </w:tcPr>
-          <w:p>
-            <w:pPr>
-              <w:jc w:val="center"/>
-              <w:rPr>
-                <w:rFonts w:ascii="Times New Roman" w:eastAsia="Times New Roman" w:hAnsi="Times New Roman"/>
-              </w:rPr>
-            </w:pPr>
-          </w:p>
-        </w:tc>
-      </w:tr>
-    </w:tbl>
     <w:p>
       <w:pPr>
         <w:spacing w:before="120" w:after="120" w:line="340" w:lineRule="exact"/>
@@ -9267,1551 +12549,43 @@
         </w:rPr>
         <w:t>):</w:t>
       </w:r>
+      <w:r>
+        <w:rPr>
+          <w:rFonts w:ascii="Times New Roman" w:eastAsia="Calibri" w:hAnsi="Times New Roman" w:cs="Times New Roman"/>
+          <w:sz w:val="28"/>
+          <w:szCs w:val="28"/>
+        </w:rPr>
+        <w:t xml:space="preserve"> </w:t>
+      </w:r>
+      <w:proofErr w:type="spellStart"/>
+      <w:r>
+        <w:rPr>
+          <w:rFonts w:ascii="Times New Roman" w:eastAsia="Calibri" w:hAnsi="Times New Roman" w:cs="Times New Roman"/>
+          <w:sz w:val="28"/>
+          <w:szCs w:val="28"/>
+        </w:rPr>
+        <w:t>Không</w:t>
+      </w:r>
+      <w:proofErr w:type="spellEnd"/>
+      <w:r>
+        <w:rPr>
+          <w:rFonts w:ascii="Times New Roman" w:eastAsia="Calibri" w:hAnsi="Times New Roman" w:cs="Times New Roman"/>
+          <w:sz w:val="28"/>
+          <w:szCs w:val="28"/>
+        </w:rPr>
+        <w:t xml:space="preserve"> </w:t>
+      </w:r>
+      <w:proofErr w:type="spellStart"/>
+      <w:r>
+        <w:rPr>
+          <w:rFonts w:ascii="Times New Roman" w:eastAsia="Calibri" w:hAnsi="Times New Roman" w:cs="Times New Roman"/>
+          <w:sz w:val="28"/>
+          <w:szCs w:val="28"/>
+        </w:rPr>
+        <w:t>có</w:t>
+      </w:r>
+      <w:proofErr w:type="spellEnd"/>
     </w:p>
-    <w:tbl>
-      <w:tblPr>
-        <w:tblStyle w:val="TableGrid1"/>
-        <w:tblW w:w="0" w:type="auto"/>
-        <w:jc w:val="center"/>
-        <w:tblLook w:val="04A0" w:firstRow="1" w:lastRow="0" w:firstColumn="1" w:lastColumn="0" w:noHBand="0" w:noVBand="1"/>
-      </w:tblPr>
-      <w:tblGrid>
-        <w:gridCol w:w="632"/>
-        <w:gridCol w:w="6309"/>
-        <w:gridCol w:w="990"/>
-        <w:gridCol w:w="1131"/>
-      </w:tblGrid>
-      <w:tr>
-        <w:trPr>
-          <w:jc w:val="center"/>
-        </w:trPr>
-        <w:tc>
-          <w:tcPr>
-            <w:tcW w:w="0" w:type="auto"/>
-            <w:shd w:val="clear" w:color="auto" w:fill="D9EAF7"/>
-            <w:vAlign w:val="center"/>
-          </w:tcPr>
-          <w:p>
-            <w:pPr>
-              <w:jc w:val="center"/>
-              <w:rPr>
-                <w:rFonts w:ascii="Times New Roman" w:eastAsia="Times New Roman" w:hAnsi="Times New Roman"/>
-              </w:rPr>
-            </w:pPr>
-            <w:r>
-              <w:rPr>
-                <w:rFonts w:ascii="Times New Roman" w:eastAsia="Times New Roman" w:hAnsi="Times New Roman"/>
-                <w:b/>
-              </w:rPr>
-              <w:t>STT</w:t>
-            </w:r>
-          </w:p>
-        </w:tc>
-        <w:tc>
-          <w:tcPr>
-            <w:tcW w:w="0" w:type="auto"/>
-            <w:shd w:val="clear" w:color="auto" w:fill="D9EAF7"/>
-            <w:vAlign w:val="center"/>
-          </w:tcPr>
-          <w:p>
-            <w:pPr>
-              <w:jc w:val="center"/>
-              <w:rPr>
-                <w:rFonts w:ascii="Times New Roman" w:eastAsia="Times New Roman" w:hAnsi="Times New Roman"/>
-              </w:rPr>
-            </w:pPr>
-            <w:proofErr w:type="spellStart"/>
-            <w:r>
-              <w:rPr>
-                <w:rFonts w:ascii="Times New Roman" w:eastAsia="Times New Roman" w:hAnsi="Times New Roman"/>
-                <w:b/>
-              </w:rPr>
-              <w:t>Tên</w:t>
-            </w:r>
-            <w:proofErr w:type="spellEnd"/>
-            <w:r>
-              <w:rPr>
-                <w:rFonts w:ascii="Times New Roman" w:eastAsia="Times New Roman" w:hAnsi="Times New Roman"/>
-                <w:b/>
-              </w:rPr>
-              <w:t xml:space="preserve"> </w:t>
-            </w:r>
-            <w:proofErr w:type="spellStart"/>
-            <w:r>
-              <w:rPr>
-                <w:rFonts w:ascii="Times New Roman" w:eastAsia="Times New Roman" w:hAnsi="Times New Roman"/>
-                <w:b/>
-              </w:rPr>
-              <w:t>ngành</w:t>
-            </w:r>
-            <w:proofErr w:type="spellEnd"/>
-          </w:p>
-        </w:tc>
-        <w:tc>
-          <w:tcPr>
-            <w:tcW w:w="0" w:type="auto"/>
-            <w:shd w:val="clear" w:color="auto" w:fill="D9EAF7"/>
-            <w:vAlign w:val="center"/>
-          </w:tcPr>
-          <w:p>
-            <w:pPr>
-              <w:jc w:val="center"/>
-              <w:rPr>
-                <w:rFonts w:ascii="Times New Roman" w:eastAsia="Times New Roman" w:hAnsi="Times New Roman"/>
-              </w:rPr>
-            </w:pPr>
-            <w:proofErr w:type="spellStart"/>
-            <w:r>
-              <w:rPr>
-                <w:rFonts w:ascii="Times New Roman" w:eastAsia="Times New Roman" w:hAnsi="Times New Roman"/>
-                <w:b/>
-              </w:rPr>
-              <w:t>Mã</w:t>
-            </w:r>
-            <w:proofErr w:type="spellEnd"/>
-            <w:r>
-              <w:rPr>
-                <w:rFonts w:ascii="Times New Roman" w:eastAsia="Times New Roman" w:hAnsi="Times New Roman"/>
-                <w:b/>
-              </w:rPr>
-              <w:t xml:space="preserve"> </w:t>
-            </w:r>
-            <w:proofErr w:type="spellStart"/>
-            <w:r>
-              <w:rPr>
-                <w:rFonts w:ascii="Times New Roman" w:eastAsia="Times New Roman" w:hAnsi="Times New Roman"/>
-                <w:b/>
-              </w:rPr>
-              <w:t>ngành</w:t>
-            </w:r>
-            <w:proofErr w:type="spellEnd"/>
-          </w:p>
-        </w:tc>
-        <w:tc>
-          <w:tcPr>
-            <w:tcW w:w="0" w:type="auto"/>
-            <w:shd w:val="clear" w:color="auto" w:fill="D9EAF7"/>
-            <w:vAlign w:val="center"/>
-          </w:tcPr>
-          <w:p>
-            <w:pPr>
-              <w:jc w:val="center"/>
-              <w:rPr>
-                <w:rFonts w:ascii="Times New Roman" w:eastAsia="Times New Roman" w:hAnsi="Times New Roman"/>
-              </w:rPr>
-            </w:pPr>
-            <w:proofErr w:type="spellStart"/>
-            <w:r>
-              <w:rPr>
-                <w:rFonts w:ascii="Times New Roman" w:eastAsia="Times New Roman" w:hAnsi="Times New Roman"/>
-                <w:b/>
-              </w:rPr>
-              <w:t>Ngành</w:t>
-            </w:r>
-            <w:proofErr w:type="spellEnd"/>
-            <w:r>
-              <w:rPr>
-                <w:rFonts w:ascii="Times New Roman" w:eastAsia="Times New Roman" w:hAnsi="Times New Roman"/>
-                <w:b/>
-              </w:rPr>
-              <w:t xml:space="preserve"> </w:t>
-            </w:r>
-            <w:proofErr w:type="spellStart"/>
-            <w:r>
-              <w:rPr>
-                <w:rFonts w:ascii="Times New Roman" w:eastAsia="Times New Roman" w:hAnsi="Times New Roman"/>
-                <w:b/>
-              </w:rPr>
-              <w:t>chính</w:t>
-            </w:r>
-            <w:proofErr w:type="spellEnd"/>
-          </w:p>
-        </w:tc>
-      </w:tr>
-      <w:tr>
-        <w:trPr>
-          <w:jc w:val="center"/>
-        </w:trPr>
-        <w:tc>
-          <w:tcPr>
-            <w:tcW w:w="0" w:type="auto"/>
-            <w:vAlign w:val="center"/>
-          </w:tcPr>
-          <w:p>
-            <w:pPr>
-              <w:jc w:val="center"/>
-              <w:rPr>
-                <w:rFonts w:ascii="Times New Roman" w:eastAsia="Times New Roman" w:hAnsi="Times New Roman"/>
-              </w:rPr>
-            </w:pPr>
-            <w:r>
-              <w:rPr>
-                <w:rFonts w:ascii="Times New Roman" w:eastAsia="Times New Roman" w:hAnsi="Times New Roman"/>
-                <w:sz w:val="21"/>
-              </w:rPr>
-              <w:t>1</w:t>
-            </w:r>
-          </w:p>
-        </w:tc>
-        <w:tc>
-          <w:tcPr>
-            <w:tcW w:w="0" w:type="auto"/>
-            <w:vAlign w:val="center"/>
-          </w:tcPr>
-          <w:p>
-            <w:pPr>
-              <w:rPr>
-                <w:rFonts w:ascii="Times New Roman" w:eastAsia="Times New Roman" w:hAnsi="Times New Roman"/>
-              </w:rPr>
-            </w:pPr>
-            <w:r>
-              <w:rPr>
-                <w:rFonts w:ascii="Times New Roman" w:eastAsia="Times New Roman" w:hAnsi="Times New Roman"/>
-                <w:sz w:val="21"/>
-              </w:rPr>
-              <w:t xml:space="preserve">Sửa </w:t>
-            </w:r>
-            <w:proofErr w:type="spellStart"/>
-            <w:r>
-              <w:rPr>
-                <w:rFonts w:ascii="Times New Roman" w:eastAsia="Times New Roman" w:hAnsi="Times New Roman"/>
-                <w:sz w:val="21"/>
-              </w:rPr>
-              <w:t>chữa</w:t>
-            </w:r>
-            <w:proofErr w:type="spellEnd"/>
-            <w:r>
-              <w:rPr>
-                <w:rFonts w:ascii="Times New Roman" w:eastAsia="Times New Roman" w:hAnsi="Times New Roman"/>
-                <w:sz w:val="21"/>
-              </w:rPr>
-              <w:t xml:space="preserve">, </w:t>
-            </w:r>
-            <w:proofErr w:type="spellStart"/>
-            <w:r>
-              <w:rPr>
-                <w:rFonts w:ascii="Times New Roman" w:eastAsia="Times New Roman" w:hAnsi="Times New Roman"/>
-                <w:sz w:val="21"/>
-              </w:rPr>
-              <w:t>bảo</w:t>
-            </w:r>
-            <w:proofErr w:type="spellEnd"/>
-            <w:r>
-              <w:rPr>
-                <w:rFonts w:ascii="Times New Roman" w:eastAsia="Times New Roman" w:hAnsi="Times New Roman"/>
-                <w:sz w:val="21"/>
-              </w:rPr>
-              <w:t xml:space="preserve"> </w:t>
-            </w:r>
-            <w:proofErr w:type="spellStart"/>
-            <w:r>
-              <w:rPr>
-                <w:rFonts w:ascii="Times New Roman" w:eastAsia="Times New Roman" w:hAnsi="Times New Roman"/>
-                <w:sz w:val="21"/>
-              </w:rPr>
-              <w:t>dưỡng</w:t>
-            </w:r>
-            <w:proofErr w:type="spellEnd"/>
-            <w:r>
-              <w:rPr>
-                <w:rFonts w:ascii="Times New Roman" w:eastAsia="Times New Roman" w:hAnsi="Times New Roman"/>
-                <w:sz w:val="21"/>
-              </w:rPr>
-              <w:t xml:space="preserve"> </w:t>
-            </w:r>
-            <w:proofErr w:type="spellStart"/>
-            <w:r>
-              <w:rPr>
-                <w:rFonts w:ascii="Times New Roman" w:eastAsia="Times New Roman" w:hAnsi="Times New Roman"/>
-                <w:sz w:val="21"/>
-              </w:rPr>
-              <w:t>máy</w:t>
-            </w:r>
-            <w:proofErr w:type="spellEnd"/>
-            <w:r>
-              <w:rPr>
-                <w:rFonts w:ascii="Times New Roman" w:eastAsia="Times New Roman" w:hAnsi="Times New Roman"/>
-                <w:sz w:val="21"/>
-              </w:rPr>
-              <w:t xml:space="preserve"> </w:t>
-            </w:r>
-            <w:proofErr w:type="spellStart"/>
-            <w:r>
-              <w:rPr>
-                <w:rFonts w:ascii="Times New Roman" w:eastAsia="Times New Roman" w:hAnsi="Times New Roman"/>
-                <w:sz w:val="21"/>
-              </w:rPr>
-              <w:t>móc</w:t>
-            </w:r>
-            <w:proofErr w:type="spellEnd"/>
-            <w:r>
-              <w:rPr>
-                <w:rFonts w:ascii="Times New Roman" w:eastAsia="Times New Roman" w:hAnsi="Times New Roman"/>
-                <w:sz w:val="21"/>
-              </w:rPr>
-              <w:t xml:space="preserve">, </w:t>
-            </w:r>
-            <w:proofErr w:type="spellStart"/>
-            <w:r>
-              <w:rPr>
-                <w:rFonts w:ascii="Times New Roman" w:eastAsia="Times New Roman" w:hAnsi="Times New Roman"/>
-                <w:sz w:val="21"/>
-              </w:rPr>
-              <w:t>thiết</w:t>
-            </w:r>
-            <w:proofErr w:type="spellEnd"/>
-            <w:r>
-              <w:rPr>
-                <w:rFonts w:ascii="Times New Roman" w:eastAsia="Times New Roman" w:hAnsi="Times New Roman"/>
-                <w:sz w:val="21"/>
-              </w:rPr>
-              <w:t xml:space="preserve"> </w:t>
-            </w:r>
-            <w:proofErr w:type="spellStart"/>
-            <w:r>
-              <w:rPr>
-                <w:rFonts w:ascii="Times New Roman" w:eastAsia="Times New Roman" w:hAnsi="Times New Roman"/>
-                <w:sz w:val="21"/>
-              </w:rPr>
-              <w:t>bị</w:t>
-            </w:r>
-            <w:proofErr w:type="spellEnd"/>
-          </w:p>
-        </w:tc>
-        <w:tc>
-          <w:tcPr>
-            <w:tcW w:w="0" w:type="auto"/>
-            <w:vAlign w:val="center"/>
-          </w:tcPr>
-          <w:p>
-            <w:pPr>
-              <w:jc w:val="center"/>
-              <w:rPr>
-                <w:rFonts w:ascii="Times New Roman" w:eastAsia="Times New Roman" w:hAnsi="Times New Roman"/>
-              </w:rPr>
-            </w:pPr>
-            <w:r>
-              <w:rPr>
-                <w:rFonts w:ascii="Times New Roman" w:eastAsia="Times New Roman" w:hAnsi="Times New Roman"/>
-                <w:sz w:val="21"/>
-              </w:rPr>
-              <w:t>3312</w:t>
-            </w:r>
-          </w:p>
-        </w:tc>
-        <w:tc>
-          <w:tcPr>
-            <w:tcW w:w="0" w:type="auto"/>
-            <w:vAlign w:val="center"/>
-          </w:tcPr>
-          <w:p>
-            <w:pPr>
-              <w:jc w:val="center"/>
-              <w:rPr>
-                <w:rFonts w:ascii="Times New Roman" w:eastAsia="Times New Roman" w:hAnsi="Times New Roman"/>
-              </w:rPr>
-            </w:pPr>
-          </w:p>
-        </w:tc>
-      </w:tr>
-      <w:tr>
-        <w:trPr>
-          <w:jc w:val="center"/>
-        </w:trPr>
-        <w:tc>
-          <w:tcPr>
-            <w:tcW w:w="0" w:type="auto"/>
-            <w:vAlign w:val="center"/>
-          </w:tcPr>
-          <w:p>
-            <w:pPr>
-              <w:jc w:val="center"/>
-              <w:rPr>
-                <w:rFonts w:ascii="Times New Roman" w:eastAsia="Times New Roman" w:hAnsi="Times New Roman"/>
-                <w:sz w:val="21"/>
-              </w:rPr>
-            </w:pPr>
-            <w:r>
-              <w:rPr>
-                <w:rFonts w:ascii="Times New Roman" w:eastAsia="Times New Roman" w:hAnsi="Times New Roman"/>
-                <w:sz w:val="21"/>
-              </w:rPr>
-              <w:t>2</w:t>
-            </w:r>
-          </w:p>
-        </w:tc>
-        <w:tc>
-          <w:tcPr>
-            <w:tcW w:w="0" w:type="auto"/>
-            <w:vAlign w:val="center"/>
-          </w:tcPr>
-          <w:p>
-            <w:pPr>
-              <w:rPr>
-                <w:rFonts w:ascii="Times New Roman" w:eastAsia="Times New Roman" w:hAnsi="Times New Roman"/>
-                <w:sz w:val="21"/>
-              </w:rPr>
-            </w:pPr>
-            <w:r>
-              <w:rPr>
-                <w:rFonts w:ascii="Times New Roman" w:eastAsia="Times New Roman" w:hAnsi="Times New Roman"/>
-                <w:sz w:val="21"/>
-              </w:rPr>
-              <w:t xml:space="preserve">Bán </w:t>
-            </w:r>
-            <w:proofErr w:type="spellStart"/>
-            <w:r>
-              <w:rPr>
-                <w:rFonts w:ascii="Times New Roman" w:eastAsia="Times New Roman" w:hAnsi="Times New Roman"/>
-                <w:sz w:val="21"/>
-              </w:rPr>
-              <w:t>lẻ</w:t>
-            </w:r>
-            <w:proofErr w:type="spellEnd"/>
-            <w:r>
-              <w:rPr>
-                <w:rFonts w:ascii="Times New Roman" w:eastAsia="Times New Roman" w:hAnsi="Times New Roman"/>
-                <w:sz w:val="21"/>
-              </w:rPr>
-              <w:t xml:space="preserve"> </w:t>
-            </w:r>
-            <w:proofErr w:type="spellStart"/>
-            <w:r>
-              <w:rPr>
-                <w:rFonts w:ascii="Times New Roman" w:eastAsia="Times New Roman" w:hAnsi="Times New Roman"/>
-                <w:sz w:val="21"/>
-              </w:rPr>
-              <w:t>đồ</w:t>
-            </w:r>
-            <w:proofErr w:type="spellEnd"/>
-            <w:r>
-              <w:rPr>
-                <w:rFonts w:ascii="Times New Roman" w:eastAsia="Times New Roman" w:hAnsi="Times New Roman"/>
-                <w:sz w:val="21"/>
-              </w:rPr>
-              <w:t xml:space="preserve"> </w:t>
-            </w:r>
-            <w:proofErr w:type="spellStart"/>
-            <w:r>
-              <w:rPr>
-                <w:rFonts w:ascii="Times New Roman" w:eastAsia="Times New Roman" w:hAnsi="Times New Roman"/>
-                <w:sz w:val="21"/>
-              </w:rPr>
-              <w:t>ngũ</w:t>
-            </w:r>
-            <w:proofErr w:type="spellEnd"/>
-            <w:r>
-              <w:rPr>
-                <w:rFonts w:ascii="Times New Roman" w:eastAsia="Times New Roman" w:hAnsi="Times New Roman"/>
-                <w:sz w:val="21"/>
-              </w:rPr>
-              <w:t xml:space="preserve"> </w:t>
-            </w:r>
-            <w:proofErr w:type="spellStart"/>
-            <w:r>
-              <w:rPr>
-                <w:rFonts w:ascii="Times New Roman" w:eastAsia="Times New Roman" w:hAnsi="Times New Roman"/>
-                <w:sz w:val="21"/>
-              </w:rPr>
-              <w:t>kim</w:t>
-            </w:r>
-            <w:proofErr w:type="spellEnd"/>
-            <w:r>
-              <w:rPr>
-                <w:rFonts w:ascii="Times New Roman" w:eastAsia="Times New Roman" w:hAnsi="Times New Roman"/>
-                <w:sz w:val="21"/>
-              </w:rPr>
-              <w:t xml:space="preserve">, </w:t>
-            </w:r>
-            <w:proofErr w:type="spellStart"/>
-            <w:r>
-              <w:rPr>
-                <w:rFonts w:ascii="Times New Roman" w:eastAsia="Times New Roman" w:hAnsi="Times New Roman"/>
-                <w:sz w:val="21"/>
-              </w:rPr>
-              <w:t>sơn</w:t>
-            </w:r>
-            <w:proofErr w:type="spellEnd"/>
-            <w:r>
-              <w:rPr>
-                <w:rFonts w:ascii="Times New Roman" w:eastAsia="Times New Roman" w:hAnsi="Times New Roman"/>
-                <w:sz w:val="21"/>
-              </w:rPr>
-              <w:t xml:space="preserve">, </w:t>
-            </w:r>
-            <w:proofErr w:type="spellStart"/>
-            <w:r>
-              <w:rPr>
-                <w:rFonts w:ascii="Times New Roman" w:eastAsia="Times New Roman" w:hAnsi="Times New Roman"/>
-                <w:sz w:val="21"/>
-              </w:rPr>
-              <w:t>kính</w:t>
-            </w:r>
-            <w:proofErr w:type="spellEnd"/>
-            <w:r>
-              <w:rPr>
-                <w:rFonts w:ascii="Times New Roman" w:eastAsia="Times New Roman" w:hAnsi="Times New Roman"/>
-                <w:sz w:val="21"/>
-              </w:rPr>
-              <w:t xml:space="preserve">, </w:t>
-            </w:r>
-            <w:proofErr w:type="spellStart"/>
-            <w:r>
-              <w:rPr>
-                <w:rFonts w:ascii="Times New Roman" w:eastAsia="Times New Roman" w:hAnsi="Times New Roman"/>
-                <w:sz w:val="21"/>
-              </w:rPr>
-              <w:t>vật</w:t>
-            </w:r>
-            <w:proofErr w:type="spellEnd"/>
-            <w:r>
-              <w:rPr>
-                <w:rFonts w:ascii="Times New Roman" w:eastAsia="Times New Roman" w:hAnsi="Times New Roman"/>
-                <w:sz w:val="21"/>
-              </w:rPr>
-              <w:t xml:space="preserve"> </w:t>
-            </w:r>
-            <w:proofErr w:type="spellStart"/>
-            <w:r>
-              <w:rPr>
-                <w:rFonts w:ascii="Times New Roman" w:eastAsia="Times New Roman" w:hAnsi="Times New Roman"/>
-                <w:sz w:val="21"/>
-              </w:rPr>
-              <w:t>liệu</w:t>
-            </w:r>
-            <w:proofErr w:type="spellEnd"/>
-            <w:r>
-              <w:rPr>
-                <w:rFonts w:ascii="Times New Roman" w:eastAsia="Times New Roman" w:hAnsi="Times New Roman"/>
-                <w:sz w:val="21"/>
-              </w:rPr>
-              <w:t xml:space="preserve"> </w:t>
-            </w:r>
-            <w:proofErr w:type="spellStart"/>
-            <w:r>
-              <w:rPr>
-                <w:rFonts w:ascii="Times New Roman" w:eastAsia="Times New Roman" w:hAnsi="Times New Roman"/>
-                <w:sz w:val="21"/>
-              </w:rPr>
-              <w:t>và</w:t>
-            </w:r>
-            <w:proofErr w:type="spellEnd"/>
-            <w:r>
-              <w:rPr>
-                <w:rFonts w:ascii="Times New Roman" w:eastAsia="Times New Roman" w:hAnsi="Times New Roman"/>
-                <w:sz w:val="21"/>
-              </w:rPr>
-              <w:t xml:space="preserve"> </w:t>
-            </w:r>
-            <w:proofErr w:type="spellStart"/>
-            <w:r>
-              <w:rPr>
-                <w:rFonts w:ascii="Times New Roman" w:eastAsia="Times New Roman" w:hAnsi="Times New Roman"/>
-                <w:sz w:val="21"/>
-              </w:rPr>
-              <w:t>thiết</w:t>
-            </w:r>
-            <w:proofErr w:type="spellEnd"/>
-            <w:r>
-              <w:rPr>
-                <w:rFonts w:ascii="Times New Roman" w:eastAsia="Times New Roman" w:hAnsi="Times New Roman"/>
-                <w:sz w:val="21"/>
-              </w:rPr>
-              <w:t xml:space="preserve"> </w:t>
-            </w:r>
-            <w:proofErr w:type="spellStart"/>
-            <w:r>
-              <w:rPr>
-                <w:rFonts w:ascii="Times New Roman" w:eastAsia="Times New Roman" w:hAnsi="Times New Roman"/>
-                <w:sz w:val="21"/>
-              </w:rPr>
-              <w:t>bị</w:t>
-            </w:r>
-            <w:proofErr w:type="spellEnd"/>
-            <w:r>
-              <w:rPr>
-                <w:rFonts w:ascii="Times New Roman" w:eastAsia="Times New Roman" w:hAnsi="Times New Roman"/>
-                <w:sz w:val="21"/>
-              </w:rPr>
-              <w:t xml:space="preserve"> </w:t>
-            </w:r>
-            <w:proofErr w:type="spellStart"/>
-            <w:r>
-              <w:rPr>
-                <w:rFonts w:ascii="Times New Roman" w:eastAsia="Times New Roman" w:hAnsi="Times New Roman"/>
-                <w:sz w:val="21"/>
-              </w:rPr>
-              <w:t>lắp</w:t>
-            </w:r>
-            <w:proofErr w:type="spellEnd"/>
-            <w:r>
-              <w:rPr>
-                <w:rFonts w:ascii="Times New Roman" w:eastAsia="Times New Roman" w:hAnsi="Times New Roman"/>
-                <w:sz w:val="21"/>
-              </w:rPr>
-              <w:t xml:space="preserve"> </w:t>
-            </w:r>
-            <w:proofErr w:type="spellStart"/>
-            <w:r>
-              <w:rPr>
-                <w:rFonts w:ascii="Times New Roman" w:eastAsia="Times New Roman" w:hAnsi="Times New Roman"/>
-                <w:sz w:val="21"/>
-              </w:rPr>
-              <w:t>đặt</w:t>
-            </w:r>
-            <w:proofErr w:type="spellEnd"/>
-            <w:r>
-              <w:rPr>
-                <w:rFonts w:ascii="Times New Roman" w:eastAsia="Times New Roman" w:hAnsi="Times New Roman"/>
-                <w:sz w:val="21"/>
-              </w:rPr>
-              <w:t xml:space="preserve"> </w:t>
-            </w:r>
-            <w:proofErr w:type="spellStart"/>
-            <w:r>
-              <w:rPr>
-                <w:rFonts w:ascii="Times New Roman" w:eastAsia="Times New Roman" w:hAnsi="Times New Roman"/>
-                <w:sz w:val="21"/>
-              </w:rPr>
-              <w:t>khác</w:t>
-            </w:r>
-            <w:proofErr w:type="spellEnd"/>
-            <w:r>
-              <w:rPr>
-                <w:rFonts w:ascii="Times New Roman" w:eastAsia="Times New Roman" w:hAnsi="Times New Roman"/>
-                <w:sz w:val="21"/>
-              </w:rPr>
-              <w:t xml:space="preserve"> </w:t>
-            </w:r>
-            <w:proofErr w:type="spellStart"/>
-            <w:r>
-              <w:rPr>
-                <w:rFonts w:ascii="Times New Roman" w:eastAsia="Times New Roman" w:hAnsi="Times New Roman"/>
-                <w:sz w:val="21"/>
-              </w:rPr>
-              <w:t>trong</w:t>
-            </w:r>
-            <w:proofErr w:type="spellEnd"/>
-            <w:r>
-              <w:rPr>
-                <w:rFonts w:ascii="Times New Roman" w:eastAsia="Times New Roman" w:hAnsi="Times New Roman"/>
-                <w:sz w:val="21"/>
-              </w:rPr>
-              <w:t xml:space="preserve"> </w:t>
-            </w:r>
-            <w:proofErr w:type="spellStart"/>
-            <w:r>
-              <w:rPr>
-                <w:rFonts w:ascii="Times New Roman" w:eastAsia="Times New Roman" w:hAnsi="Times New Roman"/>
-                <w:sz w:val="21"/>
-              </w:rPr>
-              <w:t>xây</w:t>
-            </w:r>
-            <w:proofErr w:type="spellEnd"/>
-            <w:r>
-              <w:rPr>
-                <w:rFonts w:ascii="Times New Roman" w:eastAsia="Times New Roman" w:hAnsi="Times New Roman"/>
-                <w:sz w:val="21"/>
-              </w:rPr>
-              <w:t xml:space="preserve"> </w:t>
-            </w:r>
-            <w:proofErr w:type="spellStart"/>
-            <w:r>
-              <w:rPr>
-                <w:rFonts w:ascii="Times New Roman" w:eastAsia="Times New Roman" w:hAnsi="Times New Roman"/>
-                <w:sz w:val="21"/>
-              </w:rPr>
-              <w:t>dựng</w:t>
-            </w:r>
-            <w:proofErr w:type="spellEnd"/>
-          </w:p>
-        </w:tc>
-        <w:tc>
-          <w:tcPr>
-            <w:tcW w:w="0" w:type="auto"/>
-            <w:vAlign w:val="center"/>
-          </w:tcPr>
-          <w:p>
-            <w:pPr>
-              <w:jc w:val="center"/>
-              <w:rPr>
-                <w:rFonts w:ascii="Times New Roman" w:eastAsia="Times New Roman" w:hAnsi="Times New Roman"/>
-                <w:sz w:val="21"/>
-              </w:rPr>
-            </w:pPr>
-            <w:r>
-              <w:rPr>
-                <w:rFonts w:ascii="Times New Roman" w:eastAsia="Times New Roman" w:hAnsi="Times New Roman"/>
-                <w:sz w:val="21"/>
-              </w:rPr>
-              <w:t>4752</w:t>
-            </w:r>
-          </w:p>
-        </w:tc>
-        <w:tc>
-          <w:tcPr>
-            <w:tcW w:w="0" w:type="auto"/>
-            <w:vAlign w:val="center"/>
-          </w:tcPr>
-          <w:p>
-            <w:pPr>
-              <w:jc w:val="center"/>
-              <w:rPr>
-                <w:rFonts w:ascii="Times New Roman" w:eastAsia="Times New Roman" w:hAnsi="Times New Roman"/>
-              </w:rPr>
-            </w:pPr>
-            <w:r>
-              <w:rPr>
-                <w:rFonts w:ascii="Times New Roman" w:eastAsia="Times New Roman" w:hAnsi="Times New Roman"/>
-              </w:rPr>
-              <w:t>X</w:t>
-            </w:r>
-          </w:p>
-        </w:tc>
-      </w:tr>
-      <w:tr>
-        <w:trPr>
-          <w:jc w:val="center"/>
-        </w:trPr>
-        <w:tc>
-          <w:tcPr>
-            <w:tcW w:w="0" w:type="auto"/>
-            <w:vAlign w:val="center"/>
-          </w:tcPr>
-          <w:p>
-            <w:pPr>
-              <w:jc w:val="center"/>
-              <w:rPr>
-                <w:rFonts w:ascii="Times New Roman" w:eastAsia="Times New Roman" w:hAnsi="Times New Roman"/>
-                <w:sz w:val="21"/>
-              </w:rPr>
-            </w:pPr>
-            <w:r>
-              <w:rPr>
-                <w:rFonts w:ascii="Times New Roman" w:eastAsia="Times New Roman" w:hAnsi="Times New Roman"/>
-                <w:sz w:val="21"/>
-              </w:rPr>
-              <w:t>3</w:t>
-            </w:r>
-          </w:p>
-        </w:tc>
-        <w:tc>
-          <w:tcPr>
-            <w:tcW w:w="0" w:type="auto"/>
-            <w:vAlign w:val="center"/>
-          </w:tcPr>
-          <w:p>
-            <w:pPr>
-              <w:rPr>
-                <w:rFonts w:ascii="Times New Roman" w:eastAsia="Times New Roman" w:hAnsi="Times New Roman"/>
-                <w:sz w:val="21"/>
-              </w:rPr>
-            </w:pPr>
-            <w:r>
-              <w:rPr>
-                <w:rFonts w:ascii="Times New Roman" w:eastAsia="Times New Roman" w:hAnsi="Times New Roman"/>
-                <w:sz w:val="21"/>
-              </w:rPr>
-              <w:t xml:space="preserve">Bán </w:t>
-            </w:r>
-            <w:proofErr w:type="spellStart"/>
-            <w:r>
-              <w:rPr>
-                <w:rFonts w:ascii="Times New Roman" w:eastAsia="Times New Roman" w:hAnsi="Times New Roman"/>
-                <w:sz w:val="21"/>
-              </w:rPr>
-              <w:t>lẻ</w:t>
-            </w:r>
-            <w:proofErr w:type="spellEnd"/>
-            <w:r>
-              <w:rPr>
-                <w:rFonts w:ascii="Times New Roman" w:eastAsia="Times New Roman" w:hAnsi="Times New Roman"/>
-                <w:sz w:val="21"/>
-              </w:rPr>
-              <w:t xml:space="preserve"> </w:t>
-            </w:r>
-            <w:proofErr w:type="spellStart"/>
-            <w:r>
-              <w:rPr>
-                <w:rFonts w:ascii="Times New Roman" w:eastAsia="Times New Roman" w:hAnsi="Times New Roman"/>
-                <w:sz w:val="21"/>
-              </w:rPr>
-              <w:t>đồ</w:t>
-            </w:r>
-            <w:proofErr w:type="spellEnd"/>
-            <w:r>
-              <w:rPr>
-                <w:rFonts w:ascii="Times New Roman" w:eastAsia="Times New Roman" w:hAnsi="Times New Roman"/>
-                <w:sz w:val="21"/>
-              </w:rPr>
-              <w:t xml:space="preserve"> </w:t>
-            </w:r>
-            <w:proofErr w:type="spellStart"/>
-            <w:r>
-              <w:rPr>
-                <w:rFonts w:ascii="Times New Roman" w:eastAsia="Times New Roman" w:hAnsi="Times New Roman"/>
-                <w:sz w:val="21"/>
-              </w:rPr>
-              <w:t>điện</w:t>
-            </w:r>
-            <w:proofErr w:type="spellEnd"/>
-            <w:r>
-              <w:rPr>
-                <w:rFonts w:ascii="Times New Roman" w:eastAsia="Times New Roman" w:hAnsi="Times New Roman"/>
-                <w:sz w:val="21"/>
-              </w:rPr>
-              <w:t xml:space="preserve"> </w:t>
-            </w:r>
-            <w:proofErr w:type="spellStart"/>
-            <w:r>
-              <w:rPr>
-                <w:rFonts w:ascii="Times New Roman" w:eastAsia="Times New Roman" w:hAnsi="Times New Roman"/>
-                <w:sz w:val="21"/>
-              </w:rPr>
-              <w:t>gia</w:t>
-            </w:r>
-            <w:proofErr w:type="spellEnd"/>
-            <w:r>
-              <w:rPr>
-                <w:rFonts w:ascii="Times New Roman" w:eastAsia="Times New Roman" w:hAnsi="Times New Roman"/>
-                <w:sz w:val="21"/>
-              </w:rPr>
-              <w:t xml:space="preserve"> </w:t>
-            </w:r>
-            <w:proofErr w:type="spellStart"/>
-            <w:r>
-              <w:rPr>
-                <w:rFonts w:ascii="Times New Roman" w:eastAsia="Times New Roman" w:hAnsi="Times New Roman"/>
-                <w:sz w:val="21"/>
-              </w:rPr>
-              <w:t>dụng</w:t>
-            </w:r>
-            <w:proofErr w:type="spellEnd"/>
-            <w:r>
-              <w:rPr>
-                <w:rFonts w:ascii="Times New Roman" w:eastAsia="Times New Roman" w:hAnsi="Times New Roman"/>
-                <w:sz w:val="21"/>
-              </w:rPr>
-              <w:t xml:space="preserve">, </w:t>
-            </w:r>
-            <w:proofErr w:type="spellStart"/>
-            <w:r>
-              <w:rPr>
-                <w:rFonts w:ascii="Times New Roman" w:eastAsia="Times New Roman" w:hAnsi="Times New Roman"/>
-                <w:sz w:val="21"/>
-              </w:rPr>
-              <w:t>giường</w:t>
-            </w:r>
-            <w:proofErr w:type="spellEnd"/>
-            <w:r>
-              <w:rPr>
-                <w:rFonts w:ascii="Times New Roman" w:eastAsia="Times New Roman" w:hAnsi="Times New Roman"/>
-                <w:sz w:val="21"/>
-              </w:rPr>
-              <w:t xml:space="preserve">, </w:t>
-            </w:r>
-            <w:proofErr w:type="spellStart"/>
-            <w:r>
-              <w:rPr>
-                <w:rFonts w:ascii="Times New Roman" w:eastAsia="Times New Roman" w:hAnsi="Times New Roman"/>
-                <w:sz w:val="21"/>
-              </w:rPr>
-              <w:t>tủ</w:t>
-            </w:r>
-            <w:proofErr w:type="spellEnd"/>
-            <w:r>
-              <w:rPr>
-                <w:rFonts w:ascii="Times New Roman" w:eastAsia="Times New Roman" w:hAnsi="Times New Roman"/>
-                <w:sz w:val="21"/>
-              </w:rPr>
-              <w:t xml:space="preserve">, </w:t>
-            </w:r>
-            <w:proofErr w:type="spellStart"/>
-            <w:r>
-              <w:rPr>
-                <w:rFonts w:ascii="Times New Roman" w:eastAsia="Times New Roman" w:hAnsi="Times New Roman"/>
-                <w:sz w:val="21"/>
-              </w:rPr>
-              <w:t>bàn</w:t>
-            </w:r>
-            <w:proofErr w:type="spellEnd"/>
-            <w:r>
-              <w:rPr>
-                <w:rFonts w:ascii="Times New Roman" w:eastAsia="Times New Roman" w:hAnsi="Times New Roman"/>
-                <w:sz w:val="21"/>
-              </w:rPr>
-              <w:t xml:space="preserve">, </w:t>
-            </w:r>
-            <w:proofErr w:type="spellStart"/>
-            <w:r>
-              <w:rPr>
-                <w:rFonts w:ascii="Times New Roman" w:eastAsia="Times New Roman" w:hAnsi="Times New Roman"/>
-                <w:sz w:val="21"/>
-              </w:rPr>
-              <w:t>ghế</w:t>
-            </w:r>
-            <w:proofErr w:type="spellEnd"/>
-            <w:r>
-              <w:rPr>
-                <w:rFonts w:ascii="Times New Roman" w:eastAsia="Times New Roman" w:hAnsi="Times New Roman"/>
-                <w:sz w:val="21"/>
-              </w:rPr>
-              <w:t xml:space="preserve"> </w:t>
-            </w:r>
-            <w:proofErr w:type="spellStart"/>
-            <w:r>
-              <w:rPr>
-                <w:rFonts w:ascii="Times New Roman" w:eastAsia="Times New Roman" w:hAnsi="Times New Roman"/>
-                <w:sz w:val="21"/>
-              </w:rPr>
-              <w:t>và</w:t>
-            </w:r>
-            <w:proofErr w:type="spellEnd"/>
-            <w:r>
-              <w:rPr>
-                <w:rFonts w:ascii="Times New Roman" w:eastAsia="Times New Roman" w:hAnsi="Times New Roman"/>
-                <w:sz w:val="21"/>
-              </w:rPr>
-              <w:t xml:space="preserve"> </w:t>
-            </w:r>
-            <w:proofErr w:type="spellStart"/>
-            <w:r>
-              <w:rPr>
-                <w:rFonts w:ascii="Times New Roman" w:eastAsia="Times New Roman" w:hAnsi="Times New Roman"/>
-                <w:sz w:val="21"/>
-              </w:rPr>
-              <w:t>đồ</w:t>
-            </w:r>
-            <w:proofErr w:type="spellEnd"/>
-            <w:r>
-              <w:rPr>
-                <w:rFonts w:ascii="Times New Roman" w:eastAsia="Times New Roman" w:hAnsi="Times New Roman"/>
-                <w:sz w:val="21"/>
-              </w:rPr>
-              <w:t xml:space="preserve"> </w:t>
-            </w:r>
-            <w:proofErr w:type="spellStart"/>
-            <w:r>
-              <w:rPr>
-                <w:rFonts w:ascii="Times New Roman" w:eastAsia="Times New Roman" w:hAnsi="Times New Roman"/>
-                <w:sz w:val="21"/>
-              </w:rPr>
-              <w:t>nội</w:t>
-            </w:r>
-            <w:proofErr w:type="spellEnd"/>
-            <w:r>
-              <w:rPr>
-                <w:rFonts w:ascii="Times New Roman" w:eastAsia="Times New Roman" w:hAnsi="Times New Roman"/>
-                <w:sz w:val="21"/>
-              </w:rPr>
-              <w:t xml:space="preserve"> </w:t>
-            </w:r>
-            <w:proofErr w:type="spellStart"/>
-            <w:r>
-              <w:rPr>
-                <w:rFonts w:ascii="Times New Roman" w:eastAsia="Times New Roman" w:hAnsi="Times New Roman"/>
-                <w:sz w:val="21"/>
-              </w:rPr>
-              <w:t>thất</w:t>
-            </w:r>
-            <w:proofErr w:type="spellEnd"/>
-            <w:r>
-              <w:rPr>
-                <w:rFonts w:ascii="Times New Roman" w:eastAsia="Times New Roman" w:hAnsi="Times New Roman"/>
-                <w:sz w:val="21"/>
-              </w:rPr>
-              <w:t xml:space="preserve"> </w:t>
-            </w:r>
-            <w:proofErr w:type="spellStart"/>
-            <w:r>
-              <w:rPr>
-                <w:rFonts w:ascii="Times New Roman" w:eastAsia="Times New Roman" w:hAnsi="Times New Roman"/>
-                <w:sz w:val="21"/>
-              </w:rPr>
-              <w:t>tương</w:t>
-            </w:r>
-            <w:proofErr w:type="spellEnd"/>
-            <w:r>
-              <w:rPr>
-                <w:rFonts w:ascii="Times New Roman" w:eastAsia="Times New Roman" w:hAnsi="Times New Roman"/>
-                <w:sz w:val="21"/>
-              </w:rPr>
-              <w:t xml:space="preserve"> </w:t>
-            </w:r>
-            <w:proofErr w:type="spellStart"/>
-            <w:r>
-              <w:rPr>
-                <w:rFonts w:ascii="Times New Roman" w:eastAsia="Times New Roman" w:hAnsi="Times New Roman"/>
-                <w:sz w:val="21"/>
-              </w:rPr>
-              <w:t>tự</w:t>
-            </w:r>
-            <w:proofErr w:type="spellEnd"/>
-            <w:r>
-              <w:rPr>
-                <w:rFonts w:ascii="Times New Roman" w:eastAsia="Times New Roman" w:hAnsi="Times New Roman"/>
-                <w:sz w:val="21"/>
-              </w:rPr>
-              <w:t xml:space="preserve">, </w:t>
-            </w:r>
-            <w:proofErr w:type="spellStart"/>
-            <w:r>
-              <w:rPr>
-                <w:rFonts w:ascii="Times New Roman" w:eastAsia="Times New Roman" w:hAnsi="Times New Roman"/>
-                <w:sz w:val="21"/>
-              </w:rPr>
-              <w:t>đèn</w:t>
-            </w:r>
-            <w:proofErr w:type="spellEnd"/>
-            <w:r>
-              <w:rPr>
-                <w:rFonts w:ascii="Times New Roman" w:eastAsia="Times New Roman" w:hAnsi="Times New Roman"/>
-                <w:sz w:val="21"/>
-              </w:rPr>
-              <w:t xml:space="preserve"> </w:t>
-            </w:r>
-            <w:proofErr w:type="spellStart"/>
-            <w:r>
-              <w:rPr>
-                <w:rFonts w:ascii="Times New Roman" w:eastAsia="Times New Roman" w:hAnsi="Times New Roman"/>
-                <w:sz w:val="21"/>
-              </w:rPr>
-              <w:t>và</w:t>
-            </w:r>
-            <w:proofErr w:type="spellEnd"/>
-            <w:r>
-              <w:rPr>
-                <w:rFonts w:ascii="Times New Roman" w:eastAsia="Times New Roman" w:hAnsi="Times New Roman"/>
-                <w:sz w:val="21"/>
-              </w:rPr>
-              <w:t xml:space="preserve"> </w:t>
-            </w:r>
-            <w:proofErr w:type="spellStart"/>
-            <w:r>
-              <w:rPr>
-                <w:rFonts w:ascii="Times New Roman" w:eastAsia="Times New Roman" w:hAnsi="Times New Roman"/>
-                <w:sz w:val="21"/>
-              </w:rPr>
-              <w:t>bộ</w:t>
-            </w:r>
-            <w:proofErr w:type="spellEnd"/>
-            <w:r>
-              <w:rPr>
-                <w:rFonts w:ascii="Times New Roman" w:eastAsia="Times New Roman" w:hAnsi="Times New Roman"/>
-                <w:sz w:val="21"/>
-              </w:rPr>
-              <w:t xml:space="preserve"> </w:t>
-            </w:r>
-            <w:proofErr w:type="spellStart"/>
-            <w:r>
-              <w:rPr>
-                <w:rFonts w:ascii="Times New Roman" w:eastAsia="Times New Roman" w:hAnsi="Times New Roman"/>
-                <w:sz w:val="21"/>
-              </w:rPr>
-              <w:t>đèn</w:t>
-            </w:r>
-            <w:proofErr w:type="spellEnd"/>
-            <w:r>
-              <w:rPr>
-                <w:rFonts w:ascii="Times New Roman" w:eastAsia="Times New Roman" w:hAnsi="Times New Roman"/>
-                <w:sz w:val="21"/>
-              </w:rPr>
-              <w:t xml:space="preserve"> </w:t>
-            </w:r>
-            <w:proofErr w:type="spellStart"/>
-            <w:r>
-              <w:rPr>
-                <w:rFonts w:ascii="Times New Roman" w:eastAsia="Times New Roman" w:hAnsi="Times New Roman"/>
-                <w:sz w:val="21"/>
-              </w:rPr>
-              <w:t>điện</w:t>
-            </w:r>
-            <w:proofErr w:type="spellEnd"/>
-            <w:r>
-              <w:rPr>
-                <w:rFonts w:ascii="Times New Roman" w:eastAsia="Times New Roman" w:hAnsi="Times New Roman"/>
-                <w:sz w:val="21"/>
-              </w:rPr>
-              <w:t xml:space="preserve">, </w:t>
-            </w:r>
-            <w:proofErr w:type="spellStart"/>
-            <w:r>
-              <w:rPr>
-                <w:rFonts w:ascii="Times New Roman" w:eastAsia="Times New Roman" w:hAnsi="Times New Roman"/>
-                <w:sz w:val="21"/>
-              </w:rPr>
-              <w:t>đồ</w:t>
-            </w:r>
-            <w:proofErr w:type="spellEnd"/>
-            <w:r>
-              <w:rPr>
-                <w:rFonts w:ascii="Times New Roman" w:eastAsia="Times New Roman" w:hAnsi="Times New Roman"/>
-                <w:sz w:val="21"/>
-              </w:rPr>
-              <w:t xml:space="preserve"> </w:t>
-            </w:r>
-            <w:proofErr w:type="spellStart"/>
-            <w:r>
-              <w:rPr>
-                <w:rFonts w:ascii="Times New Roman" w:eastAsia="Times New Roman" w:hAnsi="Times New Roman"/>
-                <w:sz w:val="21"/>
-              </w:rPr>
-              <w:t>dùng</w:t>
-            </w:r>
-            <w:proofErr w:type="spellEnd"/>
-            <w:r>
-              <w:rPr>
-                <w:rFonts w:ascii="Times New Roman" w:eastAsia="Times New Roman" w:hAnsi="Times New Roman"/>
-                <w:sz w:val="21"/>
-              </w:rPr>
-              <w:t xml:space="preserve"> </w:t>
-            </w:r>
-            <w:proofErr w:type="spellStart"/>
-            <w:r>
-              <w:rPr>
-                <w:rFonts w:ascii="Times New Roman" w:eastAsia="Times New Roman" w:hAnsi="Times New Roman"/>
-                <w:sz w:val="21"/>
-              </w:rPr>
-              <w:t>gia</w:t>
-            </w:r>
-            <w:proofErr w:type="spellEnd"/>
-            <w:r>
-              <w:rPr>
-                <w:rFonts w:ascii="Times New Roman" w:eastAsia="Times New Roman" w:hAnsi="Times New Roman"/>
-                <w:sz w:val="21"/>
-              </w:rPr>
-              <w:t xml:space="preserve"> </w:t>
-            </w:r>
-            <w:proofErr w:type="spellStart"/>
-            <w:r>
-              <w:rPr>
-                <w:rFonts w:ascii="Times New Roman" w:eastAsia="Times New Roman" w:hAnsi="Times New Roman"/>
-                <w:sz w:val="21"/>
-              </w:rPr>
-              <w:t>đình</w:t>
-            </w:r>
-            <w:proofErr w:type="spellEnd"/>
-            <w:r>
-              <w:rPr>
-                <w:rFonts w:ascii="Times New Roman" w:eastAsia="Times New Roman" w:hAnsi="Times New Roman"/>
-                <w:sz w:val="21"/>
-              </w:rPr>
-              <w:t xml:space="preserve"> </w:t>
-            </w:r>
-            <w:proofErr w:type="spellStart"/>
-            <w:r>
-              <w:rPr>
-                <w:rFonts w:ascii="Times New Roman" w:eastAsia="Times New Roman" w:hAnsi="Times New Roman"/>
-                <w:sz w:val="21"/>
-              </w:rPr>
-              <w:t>khác</w:t>
-            </w:r>
-            <w:proofErr w:type="spellEnd"/>
-            <w:r>
-              <w:rPr>
-                <w:rFonts w:ascii="Times New Roman" w:eastAsia="Times New Roman" w:hAnsi="Times New Roman"/>
-                <w:sz w:val="21"/>
-              </w:rPr>
-              <w:t xml:space="preserve"> </w:t>
-            </w:r>
-            <w:proofErr w:type="spellStart"/>
-            <w:r>
-              <w:rPr>
-                <w:rFonts w:ascii="Times New Roman" w:eastAsia="Times New Roman" w:hAnsi="Times New Roman"/>
-                <w:sz w:val="21"/>
-              </w:rPr>
-              <w:t>chưa</w:t>
-            </w:r>
-            <w:proofErr w:type="spellEnd"/>
-            <w:r>
-              <w:rPr>
-                <w:rFonts w:ascii="Times New Roman" w:eastAsia="Times New Roman" w:hAnsi="Times New Roman"/>
-                <w:sz w:val="21"/>
-              </w:rPr>
-              <w:t xml:space="preserve"> </w:t>
-            </w:r>
-            <w:proofErr w:type="spellStart"/>
-            <w:r>
-              <w:rPr>
-                <w:rFonts w:ascii="Times New Roman" w:eastAsia="Times New Roman" w:hAnsi="Times New Roman"/>
-                <w:sz w:val="21"/>
-              </w:rPr>
-              <w:t>được</w:t>
-            </w:r>
-            <w:proofErr w:type="spellEnd"/>
-            <w:r>
-              <w:rPr>
-                <w:rFonts w:ascii="Times New Roman" w:eastAsia="Times New Roman" w:hAnsi="Times New Roman"/>
-                <w:sz w:val="21"/>
-              </w:rPr>
-              <w:t xml:space="preserve"> </w:t>
-            </w:r>
-            <w:proofErr w:type="spellStart"/>
-            <w:r>
-              <w:rPr>
-                <w:rFonts w:ascii="Times New Roman" w:eastAsia="Times New Roman" w:hAnsi="Times New Roman"/>
-                <w:sz w:val="21"/>
-              </w:rPr>
-              <w:t>phân</w:t>
-            </w:r>
-            <w:proofErr w:type="spellEnd"/>
-            <w:r>
-              <w:rPr>
-                <w:rFonts w:ascii="Times New Roman" w:eastAsia="Times New Roman" w:hAnsi="Times New Roman"/>
-                <w:sz w:val="21"/>
-              </w:rPr>
-              <w:t xml:space="preserve"> </w:t>
-            </w:r>
-            <w:proofErr w:type="spellStart"/>
-            <w:r>
-              <w:rPr>
-                <w:rFonts w:ascii="Times New Roman" w:eastAsia="Times New Roman" w:hAnsi="Times New Roman"/>
-                <w:sz w:val="21"/>
-              </w:rPr>
-              <w:t>vào</w:t>
-            </w:r>
-            <w:proofErr w:type="spellEnd"/>
-            <w:r>
-              <w:rPr>
-                <w:rFonts w:ascii="Times New Roman" w:eastAsia="Times New Roman" w:hAnsi="Times New Roman"/>
-                <w:sz w:val="21"/>
-              </w:rPr>
-              <w:t xml:space="preserve"> </w:t>
-            </w:r>
-            <w:proofErr w:type="spellStart"/>
-            <w:r>
-              <w:rPr>
-                <w:rFonts w:ascii="Times New Roman" w:eastAsia="Times New Roman" w:hAnsi="Times New Roman"/>
-                <w:sz w:val="21"/>
-              </w:rPr>
-              <w:t>đâu</w:t>
-            </w:r>
-            <w:proofErr w:type="spellEnd"/>
-          </w:p>
-        </w:tc>
-        <w:tc>
-          <w:tcPr>
-            <w:tcW w:w="0" w:type="auto"/>
-            <w:vAlign w:val="center"/>
-          </w:tcPr>
-          <w:p>
-            <w:pPr>
-              <w:jc w:val="center"/>
-              <w:rPr>
-                <w:rFonts w:ascii="Times New Roman" w:eastAsia="Times New Roman" w:hAnsi="Times New Roman"/>
-                <w:sz w:val="21"/>
-              </w:rPr>
-            </w:pPr>
-            <w:r>
-              <w:rPr>
-                <w:rFonts w:ascii="Times New Roman" w:eastAsia="Times New Roman" w:hAnsi="Times New Roman"/>
-                <w:sz w:val="21"/>
-              </w:rPr>
-              <w:t>4759</w:t>
-            </w:r>
-          </w:p>
-        </w:tc>
-        <w:tc>
-          <w:tcPr>
-            <w:tcW w:w="0" w:type="auto"/>
-            <w:vAlign w:val="center"/>
-          </w:tcPr>
-          <w:p>
-            <w:pPr>
-              <w:jc w:val="center"/>
-              <w:rPr>
-                <w:rFonts w:ascii="Times New Roman" w:eastAsia="Times New Roman" w:hAnsi="Times New Roman"/>
-              </w:rPr>
-            </w:pPr>
-          </w:p>
-        </w:tc>
-      </w:tr>
-      <w:tr>
-        <w:trPr>
-          <w:jc w:val="center"/>
-        </w:trPr>
-        <w:tc>
-          <w:tcPr>
-            <w:tcW w:w="0" w:type="auto"/>
-            <w:vAlign w:val="center"/>
-          </w:tcPr>
-          <w:p>
-            <w:pPr>
-              <w:jc w:val="center"/>
-              <w:rPr>
-                <w:rFonts w:ascii="Times New Roman" w:eastAsia="Times New Roman" w:hAnsi="Times New Roman"/>
-                <w:sz w:val="21"/>
-              </w:rPr>
-            </w:pPr>
-            <w:r>
-              <w:rPr>
-                <w:rFonts w:ascii="Times New Roman" w:eastAsia="Times New Roman" w:hAnsi="Times New Roman"/>
-                <w:sz w:val="21"/>
-              </w:rPr>
-              <w:t>4</w:t>
-            </w:r>
-          </w:p>
-        </w:tc>
-        <w:tc>
-          <w:tcPr>
-            <w:tcW w:w="0" w:type="auto"/>
-            <w:vAlign w:val="center"/>
-          </w:tcPr>
-          <w:p>
-            <w:pPr>
-              <w:rPr>
-                <w:rFonts w:ascii="Times New Roman" w:eastAsia="Times New Roman" w:hAnsi="Times New Roman"/>
-                <w:sz w:val="21"/>
-              </w:rPr>
-            </w:pPr>
-            <w:r>
-              <w:rPr>
-                <w:rFonts w:ascii="Times New Roman" w:eastAsia="Times New Roman" w:hAnsi="Times New Roman"/>
-                <w:sz w:val="21"/>
-              </w:rPr>
-              <w:t xml:space="preserve">Sửa </w:t>
-            </w:r>
-            <w:proofErr w:type="spellStart"/>
-            <w:r>
-              <w:rPr>
-                <w:rFonts w:ascii="Times New Roman" w:eastAsia="Times New Roman" w:hAnsi="Times New Roman"/>
-                <w:sz w:val="21"/>
-              </w:rPr>
-              <w:t>chữa</w:t>
-            </w:r>
-            <w:proofErr w:type="spellEnd"/>
-            <w:r>
-              <w:rPr>
-                <w:rFonts w:ascii="Times New Roman" w:eastAsia="Times New Roman" w:hAnsi="Times New Roman"/>
-                <w:sz w:val="21"/>
-              </w:rPr>
-              <w:t xml:space="preserve">, </w:t>
-            </w:r>
-            <w:proofErr w:type="spellStart"/>
-            <w:r>
-              <w:rPr>
-                <w:rFonts w:ascii="Times New Roman" w:eastAsia="Times New Roman" w:hAnsi="Times New Roman"/>
-                <w:sz w:val="21"/>
-              </w:rPr>
-              <w:t>bảo</w:t>
-            </w:r>
-            <w:proofErr w:type="spellEnd"/>
-            <w:r>
-              <w:rPr>
-                <w:rFonts w:ascii="Times New Roman" w:eastAsia="Times New Roman" w:hAnsi="Times New Roman"/>
-                <w:sz w:val="21"/>
-              </w:rPr>
-              <w:t xml:space="preserve"> </w:t>
-            </w:r>
-            <w:proofErr w:type="spellStart"/>
-            <w:r>
-              <w:rPr>
-                <w:rFonts w:ascii="Times New Roman" w:eastAsia="Times New Roman" w:hAnsi="Times New Roman"/>
-                <w:sz w:val="21"/>
-              </w:rPr>
-              <w:t>dưỡng</w:t>
-            </w:r>
-            <w:proofErr w:type="spellEnd"/>
-            <w:r>
-              <w:rPr>
-                <w:rFonts w:ascii="Times New Roman" w:eastAsia="Times New Roman" w:hAnsi="Times New Roman"/>
-                <w:sz w:val="21"/>
-              </w:rPr>
-              <w:t xml:space="preserve"> </w:t>
-            </w:r>
-            <w:proofErr w:type="spellStart"/>
-            <w:r>
-              <w:rPr>
-                <w:rFonts w:ascii="Times New Roman" w:eastAsia="Times New Roman" w:hAnsi="Times New Roman"/>
-                <w:sz w:val="21"/>
-              </w:rPr>
-              <w:t>giường</w:t>
-            </w:r>
-            <w:proofErr w:type="spellEnd"/>
-            <w:r>
-              <w:rPr>
-                <w:rFonts w:ascii="Times New Roman" w:eastAsia="Times New Roman" w:hAnsi="Times New Roman"/>
-                <w:sz w:val="21"/>
-              </w:rPr>
-              <w:t xml:space="preserve">, </w:t>
-            </w:r>
-            <w:proofErr w:type="spellStart"/>
-            <w:r>
-              <w:rPr>
-                <w:rFonts w:ascii="Times New Roman" w:eastAsia="Times New Roman" w:hAnsi="Times New Roman"/>
-                <w:sz w:val="21"/>
-              </w:rPr>
-              <w:t>tủ</w:t>
-            </w:r>
-            <w:proofErr w:type="spellEnd"/>
-            <w:r>
-              <w:rPr>
-                <w:rFonts w:ascii="Times New Roman" w:eastAsia="Times New Roman" w:hAnsi="Times New Roman"/>
-                <w:sz w:val="21"/>
-              </w:rPr>
-              <w:t xml:space="preserve">, </w:t>
-            </w:r>
-            <w:proofErr w:type="spellStart"/>
-            <w:r>
-              <w:rPr>
-                <w:rFonts w:ascii="Times New Roman" w:eastAsia="Times New Roman" w:hAnsi="Times New Roman"/>
-                <w:sz w:val="21"/>
-              </w:rPr>
-              <w:t>bàn</w:t>
-            </w:r>
-            <w:proofErr w:type="spellEnd"/>
-            <w:r>
-              <w:rPr>
-                <w:rFonts w:ascii="Times New Roman" w:eastAsia="Times New Roman" w:hAnsi="Times New Roman"/>
-                <w:sz w:val="21"/>
-              </w:rPr>
-              <w:t xml:space="preserve">, </w:t>
-            </w:r>
-            <w:proofErr w:type="spellStart"/>
-            <w:r>
-              <w:rPr>
-                <w:rFonts w:ascii="Times New Roman" w:eastAsia="Times New Roman" w:hAnsi="Times New Roman"/>
-                <w:sz w:val="21"/>
-              </w:rPr>
-              <w:t>ghế</w:t>
-            </w:r>
-            <w:proofErr w:type="spellEnd"/>
-            <w:r>
-              <w:rPr>
-                <w:rFonts w:ascii="Times New Roman" w:eastAsia="Times New Roman" w:hAnsi="Times New Roman"/>
-                <w:sz w:val="21"/>
-              </w:rPr>
-              <w:t xml:space="preserve"> </w:t>
-            </w:r>
-            <w:proofErr w:type="spellStart"/>
-            <w:r>
-              <w:rPr>
-                <w:rFonts w:ascii="Times New Roman" w:eastAsia="Times New Roman" w:hAnsi="Times New Roman"/>
-                <w:sz w:val="21"/>
-              </w:rPr>
-              <w:t>và</w:t>
-            </w:r>
-            <w:proofErr w:type="spellEnd"/>
-            <w:r>
-              <w:rPr>
-                <w:rFonts w:ascii="Times New Roman" w:eastAsia="Times New Roman" w:hAnsi="Times New Roman"/>
-                <w:sz w:val="21"/>
-              </w:rPr>
-              <w:t xml:space="preserve"> </w:t>
-            </w:r>
-            <w:proofErr w:type="spellStart"/>
-            <w:r>
-              <w:rPr>
-                <w:rFonts w:ascii="Times New Roman" w:eastAsia="Times New Roman" w:hAnsi="Times New Roman"/>
-                <w:sz w:val="21"/>
-              </w:rPr>
-              <w:t>đồ</w:t>
-            </w:r>
-            <w:proofErr w:type="spellEnd"/>
-            <w:r>
-              <w:rPr>
-                <w:rFonts w:ascii="Times New Roman" w:eastAsia="Times New Roman" w:hAnsi="Times New Roman"/>
-                <w:sz w:val="21"/>
-              </w:rPr>
-              <w:t xml:space="preserve"> </w:t>
-            </w:r>
-            <w:proofErr w:type="spellStart"/>
-            <w:r>
-              <w:rPr>
-                <w:rFonts w:ascii="Times New Roman" w:eastAsia="Times New Roman" w:hAnsi="Times New Roman"/>
-                <w:sz w:val="21"/>
-              </w:rPr>
-              <w:t>nội</w:t>
-            </w:r>
-            <w:proofErr w:type="spellEnd"/>
-            <w:r>
-              <w:rPr>
-                <w:rFonts w:ascii="Times New Roman" w:eastAsia="Times New Roman" w:hAnsi="Times New Roman"/>
-                <w:sz w:val="21"/>
-              </w:rPr>
-              <w:t xml:space="preserve"> </w:t>
-            </w:r>
-            <w:proofErr w:type="spellStart"/>
-            <w:r>
-              <w:rPr>
-                <w:rFonts w:ascii="Times New Roman" w:eastAsia="Times New Roman" w:hAnsi="Times New Roman"/>
-                <w:sz w:val="21"/>
-              </w:rPr>
-              <w:t>thất</w:t>
-            </w:r>
-            <w:proofErr w:type="spellEnd"/>
-            <w:r>
-              <w:rPr>
-                <w:rFonts w:ascii="Times New Roman" w:eastAsia="Times New Roman" w:hAnsi="Times New Roman"/>
-                <w:sz w:val="21"/>
-              </w:rPr>
-              <w:t xml:space="preserve"> </w:t>
-            </w:r>
-            <w:proofErr w:type="spellStart"/>
-            <w:r>
-              <w:rPr>
-                <w:rFonts w:ascii="Times New Roman" w:eastAsia="Times New Roman" w:hAnsi="Times New Roman"/>
-                <w:sz w:val="21"/>
-              </w:rPr>
-              <w:t>tương</w:t>
-            </w:r>
-            <w:proofErr w:type="spellEnd"/>
-            <w:r>
-              <w:rPr>
-                <w:rFonts w:ascii="Times New Roman" w:eastAsia="Times New Roman" w:hAnsi="Times New Roman"/>
-                <w:sz w:val="21"/>
-              </w:rPr>
-              <w:t xml:space="preserve"> </w:t>
-            </w:r>
-            <w:proofErr w:type="spellStart"/>
-            <w:r>
-              <w:rPr>
-                <w:rFonts w:ascii="Times New Roman" w:eastAsia="Times New Roman" w:hAnsi="Times New Roman"/>
-                <w:sz w:val="21"/>
-              </w:rPr>
-              <w:t>tự</w:t>
-            </w:r>
-            <w:proofErr w:type="spellEnd"/>
-          </w:p>
-        </w:tc>
-        <w:tc>
-          <w:tcPr>
-            <w:tcW w:w="0" w:type="auto"/>
-            <w:vAlign w:val="center"/>
-          </w:tcPr>
-          <w:p>
-            <w:pPr>
-              <w:jc w:val="center"/>
-              <w:rPr>
-                <w:rFonts w:ascii="Times New Roman" w:eastAsia="Times New Roman" w:hAnsi="Times New Roman"/>
-                <w:sz w:val="21"/>
-              </w:rPr>
-            </w:pPr>
-            <w:r>
-              <w:rPr>
-                <w:rFonts w:ascii="Times New Roman" w:eastAsia="Times New Roman" w:hAnsi="Times New Roman"/>
-                <w:sz w:val="21"/>
-              </w:rPr>
-              <w:t>9524</w:t>
-            </w:r>
-          </w:p>
-        </w:tc>
-        <w:tc>
-          <w:tcPr>
-            <w:tcW w:w="0" w:type="auto"/>
-            <w:vAlign w:val="center"/>
-          </w:tcPr>
-          <w:p>
-            <w:pPr>
-              <w:jc w:val="center"/>
-              <w:rPr>
-                <w:rFonts w:ascii="Times New Roman" w:eastAsia="Times New Roman" w:hAnsi="Times New Roman"/>
-              </w:rPr>
-            </w:pPr>
-          </w:p>
-        </w:tc>
-      </w:tr>
-    </w:tbl>
     <w:p>
       <w:pPr>
         <w:spacing w:before="120" w:after="120" w:line="340" w:lineRule="exact"/>
@@ -14549,174 +16323,6 @@
         </w:rPr>
         <w:t xml:space="preserve"> 3.</w:t>
       </w:r>
-    </w:p>
-    <w:p>
-      <w:pPr>
-        <w:spacing w:before="120" w:after="240" w:line="276" w:lineRule="auto"/>
-        <w:ind w:firstLine="709"/>
-        <w:jc w:val="both"/>
-        <w:rPr>
-          <w:rFonts w:ascii="Times New Roman" w:eastAsia="Times New Roman" w:hAnsi="Times New Roman" w:cs="Times New Roman"/>
-          <w:sz w:val="28"/>
-          <w:szCs w:val="28"/>
-        </w:rPr>
-      </w:pPr>
-    </w:p>
-    <w:p>
-      <w:pPr>
-        <w:spacing w:before="120" w:after="240" w:line="276" w:lineRule="auto"/>
-        <w:ind w:firstLine="709"/>
-        <w:jc w:val="both"/>
-        <w:rPr>
-          <w:rFonts w:ascii="Times New Roman" w:eastAsia="Times New Roman" w:hAnsi="Times New Roman" w:cs="Times New Roman"/>
-          <w:sz w:val="28"/>
-          <w:szCs w:val="28"/>
-        </w:rPr>
-      </w:pPr>
-    </w:p>
-    <w:p>
-      <w:pPr>
-        <w:spacing w:before="120" w:after="240" w:line="276" w:lineRule="auto"/>
-        <w:ind w:firstLine="709"/>
-        <w:jc w:val="both"/>
-        <w:rPr>
-          <w:rFonts w:ascii="Times New Roman" w:eastAsia="Times New Roman" w:hAnsi="Times New Roman" w:cs="Times New Roman"/>
-          <w:sz w:val="28"/>
-          <w:szCs w:val="28"/>
-        </w:rPr>
-      </w:pPr>
-    </w:p>
-    <w:p>
-      <w:pPr>
-        <w:spacing w:before="120" w:after="240" w:line="276" w:lineRule="auto"/>
-        <w:ind w:firstLine="709"/>
-        <w:jc w:val="both"/>
-        <w:rPr>
-          <w:rFonts w:ascii="Times New Roman" w:eastAsia="Times New Roman" w:hAnsi="Times New Roman" w:cs="Times New Roman"/>
-          <w:sz w:val="28"/>
-          <w:szCs w:val="28"/>
-        </w:rPr>
-      </w:pPr>
-    </w:p>
-    <w:p>
-      <w:pPr>
-        <w:spacing w:before="120" w:after="240" w:line="276" w:lineRule="auto"/>
-        <w:ind w:firstLine="709"/>
-        <w:jc w:val="both"/>
-        <w:rPr>
-          <w:rFonts w:ascii="Times New Roman" w:eastAsia="Times New Roman" w:hAnsi="Times New Roman" w:cs="Times New Roman"/>
-          <w:sz w:val="28"/>
-          <w:szCs w:val="28"/>
-        </w:rPr>
-      </w:pPr>
-    </w:p>
-    <w:p>
-      <w:pPr>
-        <w:spacing w:before="120" w:after="240" w:line="276" w:lineRule="auto"/>
-        <w:ind w:firstLine="709"/>
-        <w:jc w:val="both"/>
-        <w:rPr>
-          <w:rFonts w:ascii="Times New Roman" w:eastAsia="Times New Roman" w:hAnsi="Times New Roman" w:cs="Times New Roman"/>
-          <w:sz w:val="28"/>
-          <w:szCs w:val="28"/>
-        </w:rPr>
-      </w:pPr>
-    </w:p>
-    <w:p>
-      <w:pPr>
-        <w:spacing w:before="120" w:after="240" w:line="276" w:lineRule="auto"/>
-        <w:ind w:firstLine="709"/>
-        <w:jc w:val="both"/>
-        <w:rPr>
-          <w:rFonts w:ascii="Times New Roman" w:eastAsia="Times New Roman" w:hAnsi="Times New Roman" w:cs="Times New Roman"/>
-          <w:sz w:val="28"/>
-          <w:szCs w:val="28"/>
-        </w:rPr>
-      </w:pPr>
-    </w:p>
-    <w:p>
-      <w:pPr>
-        <w:spacing w:before="120" w:after="240" w:line="276" w:lineRule="auto"/>
-        <w:ind w:firstLine="709"/>
-        <w:jc w:val="both"/>
-        <w:rPr>
-          <w:rFonts w:ascii="Times New Roman" w:eastAsia="Times New Roman" w:hAnsi="Times New Roman" w:cs="Times New Roman"/>
-          <w:sz w:val="28"/>
-          <w:szCs w:val="28"/>
-        </w:rPr>
-      </w:pPr>
-    </w:p>
-    <w:p>
-      <w:pPr>
-        <w:spacing w:before="120" w:after="240" w:line="276" w:lineRule="auto"/>
-        <w:ind w:firstLine="709"/>
-        <w:jc w:val="both"/>
-        <w:rPr>
-          <w:rFonts w:ascii="Times New Roman" w:eastAsia="Times New Roman" w:hAnsi="Times New Roman" w:cs="Times New Roman"/>
-          <w:sz w:val="28"/>
-          <w:szCs w:val="28"/>
-        </w:rPr>
-      </w:pPr>
-    </w:p>
-    <w:p>
-      <w:pPr>
-        <w:spacing w:before="120" w:after="240" w:line="276" w:lineRule="auto"/>
-        <w:ind w:firstLine="709"/>
-        <w:jc w:val="both"/>
-        <w:rPr>
-          <w:rFonts w:ascii="Times New Roman" w:eastAsia="Times New Roman" w:hAnsi="Times New Roman" w:cs="Times New Roman"/>
-          <w:sz w:val="28"/>
-          <w:szCs w:val="28"/>
-        </w:rPr>
-      </w:pPr>
-    </w:p>
-    <w:p>
-      <w:pPr>
-        <w:spacing w:before="120" w:after="240" w:line="276" w:lineRule="auto"/>
-        <w:ind w:firstLine="709"/>
-        <w:jc w:val="both"/>
-        <w:rPr>
-          <w:rFonts w:ascii="Times New Roman" w:eastAsia="Times New Roman" w:hAnsi="Times New Roman" w:cs="Times New Roman"/>
-          <w:sz w:val="28"/>
-          <w:szCs w:val="28"/>
-        </w:rPr>
-      </w:pPr>
-    </w:p>
-    <w:p>
-      <w:pPr>
-        <w:spacing w:before="120" w:after="240" w:line="276" w:lineRule="auto"/>
-        <w:ind w:firstLine="709"/>
-        <w:jc w:val="both"/>
-        <w:rPr>
-          <w:rFonts w:ascii="Times New Roman" w:eastAsia="Times New Roman" w:hAnsi="Times New Roman" w:cs="Times New Roman"/>
-          <w:sz w:val="28"/>
-          <w:szCs w:val="28"/>
-        </w:rPr>
-      </w:pPr>
-    </w:p>
-    <w:p>
-      <w:pPr>
-        <w:spacing w:before="120" w:after="240" w:line="276" w:lineRule="auto"/>
-        <w:ind w:firstLine="709"/>
-        <w:jc w:val="both"/>
-        <w:rPr>
-          <w:rFonts w:ascii="Times New Roman" w:eastAsia="Times New Roman" w:hAnsi="Times New Roman" w:cs="Times New Roman"/>
-          <w:sz w:val="28"/>
-          <w:szCs w:val="28"/>
-        </w:rPr>
-      </w:pPr>
-    </w:p>
-    <w:p>
-      <w:pPr>
-        <w:spacing w:before="120" w:after="240" w:line="276" w:lineRule="auto"/>
-        <w:ind w:firstLine="709"/>
-        <w:jc w:val="both"/>
-        <w:rPr>
-          <w:rFonts w:ascii="Times New Roman" w:eastAsia="Times New Roman" w:hAnsi="Times New Roman" w:cs="Times New Roman"/>
-          <w:sz w:val="28"/>
-          <w:szCs w:val="28"/>
-        </w:rPr>
-      </w:pPr>
     </w:p>
     <w:p>
       <w:pPr>
@@ -15302,17 +16908,7 @@
           <w:szCs w:val="28"/>
           <w:lang w:val="vi-VN"/>
         </w:rPr>
-        <w:t xml:space="preserve"> </w:t>
-      </w:r>
-      <w:r>
-        <w:rPr>
-          <w:rFonts w:ascii="Times New Roman" w:eastAsia="Calibri" w:hAnsi="Times New Roman" w:cs="Times New Roman"/>
-          <w:iCs/>
-          <w:sz w:val="28"/>
-          <w:szCs w:val="28"/>
-          <w:lang w:val="vi-VN"/>
-        </w:rPr>
-        <w:t>Không có</w:t>
+        <w:t xml:space="preserve"> Không có</w:t>
       </w:r>
       <w:r>
         <w:rPr>
@@ -15481,6 +17077,10 @@
         <w:pStyle w:val="ListParagraph"/>
         <w:keepNext/>
         <w:keepLines/>
+        <w:numPr>
+          <w:ilvl w:val="0"/>
+          <w:numId w:val="5"/>
+        </w:numPr>
         <w:spacing w:before="480" w:after="0" w:line="276" w:lineRule="auto"/>
         <w:outlineLvl w:val="0"/>
         <w:rPr>
@@ -15492,6 +17092,149 @@
           <w:lang w:val="vi-VN" w:eastAsia="x-none"/>
         </w:rPr>
       </w:pPr>
+      <w:r>
+        <w:rPr>
+          <w:rFonts w:ascii="Times New Roman" w:eastAsia="Times New Roman" w:hAnsi="Times New Roman" w:cs="Times New Roman"/>
+          <w:bCs/>
+          <w:noProof/>
+          <w:sz w:val="28"/>
+          <w:szCs w:val="28"/>
+          <w:lang w:val="vi-VN" w:eastAsia="x-none"/>
+        </w:rPr>
+        <w:t xml:space="preserve">Cập nhật địa chỉ </w:t>
+      </w:r>
+      <w:r>
+        <w:rPr>
+          <w:rFonts w:ascii="Times New Roman" w:eastAsia="Times New Roman" w:hAnsi="Times New Roman" w:cs="Times New Roman"/>
+          <w:bCs/>
+          <w:noProof/>
+          <w:sz w:val="28"/>
+          <w:szCs w:val="28"/>
+          <w:lang w:val="vi-VN" w:eastAsia="x-none"/>
+        </w:rPr>
+        <w:t xml:space="preserve">liên lạc </w:t>
+      </w:r>
+      <w:r>
+        <w:rPr>
+          <w:rFonts w:ascii="Times New Roman" w:eastAsia="Times New Roman" w:hAnsi="Times New Roman" w:cs="Times New Roman"/>
+          <w:bCs/>
+          <w:noProof/>
+          <w:sz w:val="28"/>
+          <w:szCs w:val="28"/>
+          <w:lang w:val="vi-VN" w:eastAsia="x-none"/>
+        </w:rPr>
+        <w:t xml:space="preserve">ông </w:t>
+      </w:r>
+      <w:r>
+        <w:rPr>
+          <w:rFonts w:ascii="Times New Roman" w:eastAsia="Times New Roman" w:hAnsi="Times New Roman" w:cs="Times New Roman"/>
+          <w:bCs/>
+          <w:noProof/>
+          <w:sz w:val="28"/>
+          <w:szCs w:val="28"/>
+          <w:lang w:val="vi-VN" w:eastAsia="x-none"/>
+        </w:rPr>
+        <w:t>LÊ DUY HẬU</w:t>
+      </w:r>
+      <w:r>
+        <w:rPr>
+          <w:rFonts w:ascii="Times New Roman" w:eastAsia="Times New Roman" w:hAnsi="Times New Roman" w:cs="Times New Roman"/>
+          <w:bCs/>
+          <w:noProof/>
+          <w:sz w:val="28"/>
+          <w:szCs w:val="28"/>
+          <w:lang w:val="vi-VN" w:eastAsia="x-none"/>
+        </w:rPr>
+        <w:t>:</w:t>
+      </w:r>
+      <w:r>
+        <w:rPr>
+          <w:lang w:val="vi-VN"/>
+        </w:rPr>
+        <w:t xml:space="preserve"> </w:t>
+      </w:r>
+      <w:r>
+        <w:rPr>
+          <w:rFonts w:ascii="Times New Roman" w:eastAsia="Times New Roman" w:hAnsi="Times New Roman" w:cs="Times New Roman"/>
+          <w:bCs/>
+          <w:noProof/>
+          <w:sz w:val="28"/>
+          <w:szCs w:val="28"/>
+          <w:lang w:val="vi-VN" w:eastAsia="x-none"/>
+        </w:rPr>
+        <w:t>9e/1l Khu Phố Đồng An 2, Phường Bình Hòa, Thành phố Hồ Chí Minh</w:t>
+      </w:r>
+    </w:p>
+    <w:p>
+      <w:pPr>
+        <w:pStyle w:val="ListParagraph"/>
+        <w:keepNext/>
+        <w:keepLines/>
+        <w:numPr>
+          <w:ilvl w:val="0"/>
+          <w:numId w:val="5"/>
+        </w:numPr>
+        <w:spacing w:before="480" w:after="0" w:line="276" w:lineRule="auto"/>
+        <w:outlineLvl w:val="0"/>
+        <w:rPr>
+          <w:rFonts w:ascii="Times New Roman" w:eastAsia="Times New Roman" w:hAnsi="Times New Roman" w:cs="Times New Roman"/>
+          <w:bCs/>
+          <w:noProof/>
+          <w:sz w:val="28"/>
+          <w:szCs w:val="28"/>
+          <w:lang w:val="vi-VN" w:eastAsia="x-none"/>
+        </w:rPr>
+      </w:pPr>
+      <w:r>
+        <w:rPr>
+          <w:rFonts w:ascii="Times New Roman" w:eastAsia="Times New Roman" w:hAnsi="Times New Roman" w:cs="Times New Roman"/>
+          <w:bCs/>
+          <w:noProof/>
+          <w:sz w:val="28"/>
+          <w:szCs w:val="28"/>
+          <w:lang w:val="vi-VN" w:eastAsia="x-none"/>
+        </w:rPr>
+        <w:t xml:space="preserve">Cập nhật địa chỉ liên lạc ông </w:t>
+      </w:r>
+      <w:r>
+        <w:rPr>
+          <w:rFonts w:ascii="Times New Roman" w:eastAsia="Times New Roman" w:hAnsi="Times New Roman" w:cs="Times New Roman"/>
+          <w:bCs/>
+          <w:noProof/>
+          <w:sz w:val="28"/>
+          <w:szCs w:val="28"/>
+          <w:lang w:val="vi-VN" w:eastAsia="x-none"/>
+        </w:rPr>
+        <w:t>LÊ VĂN GIANG</w:t>
+      </w:r>
+      <w:r>
+        <w:rPr>
+          <w:rFonts w:ascii="Times New Roman" w:eastAsia="Times New Roman" w:hAnsi="Times New Roman" w:cs="Times New Roman"/>
+          <w:bCs/>
+          <w:noProof/>
+          <w:sz w:val="28"/>
+          <w:szCs w:val="28"/>
+          <w:lang w:val="vi-VN" w:eastAsia="x-none"/>
+        </w:rPr>
+        <w:t>:</w:t>
+      </w:r>
+      <w:r>
+        <w:rPr>
+          <w:lang w:val="vi-VN"/>
+        </w:rPr>
+        <w:t xml:space="preserve"> </w:t>
+      </w:r>
+      <w:r>
+        <w:rPr>
+          <w:rFonts w:ascii="Times New Roman" w:eastAsia="Times New Roman" w:hAnsi="Times New Roman" w:cs="Times New Roman"/>
+          <w:bCs/>
+          <w:noProof/>
+          <w:sz w:val="28"/>
+          <w:szCs w:val="28"/>
+          <w:lang w:val="vi-VN" w:eastAsia="x-none"/>
+        </w:rPr>
+        <w:t>Căn hộ A.09.01, 6 đường D1, Dự án khu dân cư và công viên Phước Thiện, khu phố 8, Phường Long Bình, Thành phố Hồ Chí Minh, Việt Nam</w:t>
+      </w:r>
       <w:r>
         <w:rPr>
           <w:rFonts w:ascii="Times New Roman" w:eastAsia="Times New Roman" w:hAnsi="Times New Roman" w:cs="Times New Roman"/>
@@ -15835,7 +17578,7 @@
           </mc:Choice>
           <mc:Fallback>
             <w:pict>
-              <v:rect w14:anchorId="67AF3D69" id="Rectangle 577" o:spid="_x0000_s1030" style="position:absolute;left:0;text-align:left;margin-left:0;margin-top:-5.35pt;width:26.25pt;height:22.3pt;z-index:251662336;visibility:visible;mso-wrap-style:square;mso-width-percent:0;mso-height-percent:0;mso-wrap-distance-left:9pt;mso-wrap-distance-top:0;mso-wrap-distance-right:9pt;mso-wrap-distance-bottom:0;mso-position-horizontal:left;mso-position-horizontal-relative:margin;mso-position-vertical:absolute;mso-position-vertical-relative:text;mso-width-percent:0;mso-height-percent:0;mso-width-relative:page;mso-height-relative:page;v-text-anchor:top" o:gfxdata="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">
+              <v:rect w14:anchorId="67AF3D69" id="Rectangle 577" o:spid="_x0000_s1029" style="position:absolute;left:0;text-align:left;margin-left:0;margin-top:-5.35pt;width:26.25pt;height:22.3pt;z-index:251662336;visibility:visible;mso-wrap-style:square;mso-width-percent:0;mso-height-percent:0;mso-wrap-distance-left:9pt;mso-wrap-distance-top:0;mso-wrap-distance-right:9pt;mso-wrap-distance-bottom:0;mso-position-horizontal:left;mso-position-horizontal-relative:margin;mso-position-vertical:absolute;mso-position-vertical-relative:text;mso-width-percent:0;mso-height-percent:0;mso-width-relative:page;mso-height-relative:page;v-text-anchor:top" o:gfxdata="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">
                 <v:textbox>
                   <w:txbxContent>
                     <w:p>
@@ -20560,6 +22303,119 @@
       </w:pPr>
     </w:lvl>
   </w:abstractNum>
+  <w:abstractNum w:abstractNumId="4" w15:restartNumberingAfterBreak="0">
+    <w:nsid w:val="64E747D1"/>
+    <w:multiLevelType w:val="hybridMultilevel"/>
+    <w:tmpl w:val="9E140B0C"/>
+    <w:lvl w:ilvl="0" w:tplc="04090001">
+      <w:start w:val="1"/>
+      <w:numFmt w:val="bullet"/>
+      <w:lvlText w:val=""/>
+      <w:lvlJc w:val="left"/>
+      <w:pPr>
+        <w:ind w:left="1440" w:hanging="360"/>
+      </w:pPr>
+      <w:rPr>
+        <w:rFonts w:ascii="Symbol" w:hAnsi="Symbol" w:hint="default"/>
+      </w:rPr>
+    </w:lvl>
+    <w:lvl w:ilvl="1" w:tplc="04090003" w:tentative="1">
+      <w:start w:val="1"/>
+      <w:numFmt w:val="bullet"/>
+      <w:lvlText w:val="o"/>
+      <w:lvlJc w:val="left"/>
+      <w:pPr>
+        <w:ind w:left="2160" w:hanging="360"/>
+      </w:pPr>
+      <w:rPr>
+        <w:rFonts w:ascii="Courier New" w:hAnsi="Courier New" w:cs="Courier New" w:hint="default"/>
+      </w:rPr>
+    </w:lvl>
+    <w:lvl w:ilvl="2" w:tplc="04090005" w:tentative="1">
+      <w:start w:val="1"/>
+      <w:numFmt w:val="bullet"/>
+      <w:lvlText w:val=""/>
+      <w:lvlJc w:val="left"/>
+      <w:pPr>
+        <w:ind w:left="2880" w:hanging="360"/>
+      </w:pPr>
+      <w:rPr>
+        <w:rFonts w:ascii="Wingdings" w:hAnsi="Wingdings" w:hint="default"/>
+      </w:rPr>
+    </w:lvl>
+    <w:lvl w:ilvl="3" w:tplc="04090001" w:tentative="1">
+      <w:start w:val="1"/>
+      <w:numFmt w:val="bullet"/>
+      <w:lvlText w:val=""/>
+      <w:lvlJc w:val="left"/>
+      <w:pPr>
+        <w:ind w:left="3600" w:hanging="360"/>
+      </w:pPr>
+      <w:rPr>
+        <w:rFonts w:ascii="Symbol" w:hAnsi="Symbol" w:hint="default"/>
+      </w:rPr>
+    </w:lvl>
+    <w:lvl w:ilvl="4" w:tplc="04090003" w:tentative="1">
+      <w:start w:val="1"/>
+      <w:numFmt w:val="bullet"/>
+      <w:lvlText w:val="o"/>
+      <w:lvlJc w:val="left"/>
+      <w:pPr>
+        <w:ind w:left="4320" w:hanging="360"/>
+      </w:pPr>
+      <w:rPr>
+        <w:rFonts w:ascii="Courier New" w:hAnsi="Courier New" w:cs="Courier New" w:hint="default"/>
+      </w:rPr>
+    </w:lvl>
+    <w:lvl w:ilvl="5" w:tplc="04090005" w:tentative="1">
+      <w:start w:val="1"/>
+      <w:numFmt w:val="bullet"/>
+      <w:lvlText w:val=""/>
+      <w:lvlJc w:val="left"/>
+      <w:pPr>
+        <w:ind w:left="5040" w:hanging="360"/>
+      </w:pPr>
+      <w:rPr>
+        <w:rFonts w:ascii="Wingdings" w:hAnsi="Wingdings" w:hint="default"/>
+      </w:rPr>
+    </w:lvl>
+    <w:lvl w:ilvl="6" w:tplc="04090001" w:tentative="1">
+      <w:start w:val="1"/>
+      <w:numFmt w:val="bullet"/>
+      <w:lvlText w:val=""/>
+      <w:lvlJc w:val="left"/>
+      <w:pPr>
+        <w:ind w:left="5760" w:hanging="360"/>
+      </w:pPr>
+      <w:rPr>
+        <w:rFonts w:ascii="Symbol" w:hAnsi="Symbol" w:hint="default"/>
+      </w:rPr>
+    </w:lvl>
+    <w:lvl w:ilvl="7" w:tplc="04090003" w:tentative="1">
+      <w:start w:val="1"/>
+      <w:numFmt w:val="bullet"/>
+      <w:lvlText w:val="o"/>
+      <w:lvlJc w:val="left"/>
+      <w:pPr>
+        <w:ind w:left="6480" w:hanging="360"/>
+      </w:pPr>
+      <w:rPr>
+        <w:rFonts w:ascii="Courier New" w:hAnsi="Courier New" w:cs="Courier New" w:hint="default"/>
+      </w:rPr>
+    </w:lvl>
+    <w:lvl w:ilvl="8" w:tplc="04090005" w:tentative="1">
+      <w:start w:val="1"/>
+      <w:numFmt w:val="bullet"/>
+      <w:lvlText w:val=""/>
+      <w:lvlJc w:val="left"/>
+      <w:pPr>
+        <w:ind w:left="7200" w:hanging="360"/>
+      </w:pPr>
+      <w:rPr>
+        <w:rFonts w:ascii="Wingdings" w:hAnsi="Wingdings" w:hint="default"/>
+      </w:rPr>
+    </w:lvl>
+  </w:abstractNum>
   <w:num w:numId="1" w16cid:durableId="1413313482">
     <w:abstractNumId w:val="3"/>
   </w:num>
@@ -20571,6 +22427,9 @@
   </w:num>
   <w:num w:numId="4" w16cid:durableId="1900439257">
     <w:abstractNumId w:val="0"/>
+  </w:num>
+  <w:num w:numId="5" w16cid:durableId="468862048">
+    <w:abstractNumId w:val="4"/>
   </w:num>
 </w:numbering>
 </file>
@@ -20747,7 +22606,7 @@
     <w:lsdException w:name="Table Web 2" w:semiHidden="1" w:unhideWhenUsed="1"/>
     <w:lsdException w:name="Table Web 3" w:semiHidden="1" w:unhideWhenUsed="1"/>
     <w:lsdException w:name="Balloon Text" w:semiHidden="1" w:unhideWhenUsed="1"/>
-    <w:lsdException w:name="Table Grid" w:uiPriority="39"/>
+    <w:lsdException w:name="Table Grid" w:uiPriority="59"/>
     <w:lsdException w:name="Table Theme" w:semiHidden="1" w:unhideWhenUsed="1"/>
     <w:lsdException w:name="Placeholder Text" w:semiHidden="1"/>
     <w:lsdException w:name="No Spacing" w:uiPriority="1" w:qFormat="1"/>
@@ -21105,7 +22964,7 @@
   <w:style w:type="table" w:styleId="TableGrid">
     <w:name w:val="Table Grid"/>
     <w:basedOn w:val="TableNormal"/>
-    <w:uiPriority w:val="39"/>
+    <w:uiPriority w:val="59"/>
     <w:rsid w:val="00B10B71"/>
     <w:pPr>
       <w:spacing w:after="0" w:line="240" w:lineRule="auto"/>

--- a/CÔNG TY TNHH XNK THỰC PHẨM SONG DƯƠNG/SongDuong_ThayDoiThanhVien/SongDuong_GiayDeNghi_Mau12.docx
+++ b/CÔNG TY TNHH XNK THỰC PHẨM SONG DƯƠNG/SongDuong_ThayDoiThanhVien/SongDuong_GiayDeNghi_Mau12.docx
@@ -430,7 +430,7 @@
                 <w:sz w:val="26"/>
                 <w:szCs w:val="26"/>
               </w:rPr>
-              <w:t>1</w:t>
+              <w:t>3</w:t>
             </w:r>
             <w:r>
               <w:rPr>
@@ -17160,9 +17160,20 @@
           <w:noProof/>
           <w:sz w:val="28"/>
           <w:szCs w:val="28"/>
+          <w:lang w:eastAsia="x-none"/>
+        </w:rPr>
+        <w:t>9E/1L Khu Phố Đồng An 2</w:t>
+      </w:r>
+      <w:r>
+        <w:rPr>
+          <w:rFonts w:ascii="Times New Roman" w:eastAsia="Times New Roman" w:hAnsi="Times New Roman" w:cs="Times New Roman"/>
+          <w:bCs/>
+          <w:noProof/>
+          <w:sz w:val="28"/>
+          <w:szCs w:val="28"/>
           <w:lang w:val="vi-VN" w:eastAsia="x-none"/>
         </w:rPr>
-        <w:t>9e/1l Khu Phố Đồng An 2, Phường Bình Hòa, Thành phố Hồ Chí Minh</w:t>
+        <w:t>, Phường Bình Hòa, Thành phố Hồ Chí Minh</w:t>
       </w:r>
     </w:p>
     <w:p>
@@ -22836,7 +22847,6 @@
   <w:style w:type="character" w:default="1" w:styleId="DefaultParagraphFont">
     <w:name w:val="Default Paragraph Font"/>
     <w:uiPriority w:val="1"/>
-    <w:semiHidden/>
     <w:unhideWhenUsed/>
   </w:style>
   <w:style w:type="table" w:default="1" w:styleId="TableNormal">
